--- a/docs/au-bank-insurance-platform/rule-packs/approval/1-Decision-Pack.docx
+++ b/docs/au-bank-insurance-platform/rule-packs/approval/1-Decision-Pack.docx
@@ -365,6 +365,32 @@
               <w:t xml:space="preserve">The three volumes are one submission and should be read together.</w:t>
             </w:r>
           </w:p>
+          <w:p>
+            <w:r>
+              <w:t xml:space="preserve">Open companion files: </w:t>
+            </w:r>
+            <w:hyperlink r:id="rId10">
+              <w:r>
+                <w:rPr>
+                  <w:color w:val="0563C1"/>
+                  <w:u w:val="single"/>
+                </w:rPr>
+                <w:t>Volume 2 — Consent Rule Pack</w:t>
+              </w:r>
+            </w:hyperlink>
+            <w:r>
+              <w:t xml:space="preserve">  |  </w:t>
+            </w:r>
+            <w:hyperlink r:id="rId11">
+              <w:r>
+                <w:rPr>
+                  <w:color w:val="0563C1"/>
+                  <w:u w:val="single"/>
+                </w:rPr>
+                <w:t>Volume 3 — Suitability Rule Pack</w:t>
+              </w:r>
+            </w:hyperlink>
+          </w:p>
         </w:tc>
       </w:tr>
       <w:tr>
@@ -1095,7 +1121,7 @@
                 <w:sz w:val="18"/>
                 <w:szCs w:val="18"/>
               </w:rPr>
-              <w:t xml:space="preserve">The first release — Life products (Term, Savings/Endowment and unit-linked), sold to existing bank customers, assisted by a relationship manager, through the approved insurer panel</w:t>
+              <w:t>R0 execution — one Term Life sale to an existing bank customer, assisted by a relationship manager, through one Group A insurer on the approved panel. The suitability model also covers Savings/Endowment and unit-linked classes for later governed releases; approving the model does not move those classes into R0.</w:t>
             </w:r>
           </w:p>
         </w:tc>
@@ -1160,19 +1186,18 @@
                 <w:sz w:val="18"/>
                 <w:szCs w:val="18"/>
               </w:rPr>
-              <w:t xml:space="preserve">Yes, as a set of three. </w:t>
-            </w:r>
-            <w:r>
-              <w:rPr>
-                <w:b w:val="false"/>
-                <w:bCs w:val="false"/>
-                <w:i w:val="false"/>
-                <w:iCs w:val="false"/>
-                <w:color w:val="222629"/>
-                <w:sz w:val="18"/>
-                <w:szCs w:val="18"/>
-              </w:rPr>
-              <w:t xml:space="preserve">Every rule submitted for approval is reproduced in full in Volumes 2 and 3. Nothing outside these three documents needs to be obtained.</w:t>
+              <w:t>Yes for review of the proposed business behaviour, as a set of three. Every submitted rule is reproduced in Volumes 2 and 3. A conclusion on regulatory permissibility additionally requires Compliance to complete §6 with authoritative sources and applicability determinations; unresolved rows route to Shailja S with Legal support.</w:t>
+            </w:r>
+            <w:r>
+              <w:rPr>
+                <w:b w:val="false"/>
+                <w:bCs w:val="false"/>
+                <w:i w:val="false"/>
+                <w:iCs w:val="false"/>
+                <w:color w:val="222629"/>
+                <w:sz w:val="18"/>
+                <w:szCs w:val="18"/>
+              </w:rPr>
             </w:r>
           </w:p>
         </w:tc>
@@ -1311,6 +1336,7 @@
       </w:tr>
     </w:tbl>
     <w:p>
+      <w:bookmarkStart w:id="1" w:name="toc"/>
       <w:pPr>
         <w:pStyle w:val="Heading1"/>
         <w:keepNext/>
@@ -1331,456 +1357,547 @@
         </w:rPr>
         <w:t xml:space="preserve">Contents</w:t>
       </w:r>
+      <w:bookmarkEnd w:id="1"/>
     </w:p>
     <w:p>
       <w:pPr>
         <w:spacing w:after="70" w:before="0" w:line="276"/>
         <w:jc w:val="left"/>
       </w:pPr>
-      <w:r>
-        <w:rPr>
-          <w:b/>
-          <w:bCs/>
-          <w:i w:val="false"/>
-          <w:iCs w:val="false"/>
-          <w:color w:val="0F6E6E"/>
-          <w:sz w:val="20"/>
-          <w:szCs w:val="20"/>
-        </w:rPr>
-        <w:t xml:space="preserve">1.  </w:t>
-      </w:r>
-      <w:r>
-        <w:rPr>
-          <w:b w:val="false"/>
-          <w:bCs w:val="false"/>
-          <w:i w:val="false"/>
-          <w:iCs w:val="false"/>
-          <w:color w:val="222629"/>
-          <w:sz w:val="20"/>
-          <w:szCs w:val="20"/>
-        </w:rPr>
-        <w:t xml:space="preserve">What Compliance is being asked to approve</w:t>
-      </w:r>
+      <w:hyperlink w:anchor="sec_003" w:history="1">
+        <w:r>
+          <w:rPr>
+            <w:b/>
+            <w:bCs/>
+            <w:i w:val="false"/>
+            <w:iCs w:val="false"/>
+            <w:color w:val="0F6E6E"/>
+            <w:sz w:val="20"/>
+            <w:szCs w:val="20"/>
+            <w:color w:val="0563C1"/>
+            <w:u w:val="single"/>
+          </w:rPr>
+          <w:t xml:space="preserve">1.  </w:t>
+        </w:r>
+        <w:r>
+          <w:rPr>
+            <w:b w:val="false"/>
+            <w:bCs w:val="false"/>
+            <w:i w:val="false"/>
+            <w:iCs w:val="false"/>
+            <w:color w:val="222629"/>
+            <w:sz w:val="20"/>
+            <w:szCs w:val="20"/>
+            <w:color w:val="0563C1"/>
+            <w:u w:val="single"/>
+          </w:rPr>
+          <w:t xml:space="preserve">What Compliance is being asked to approve</w:t>
+        </w:r>
+      </w:hyperlink>
     </w:p>
     <w:p>
       <w:pPr>
         <w:spacing w:after="70" w:before="0" w:line="276"/>
         <w:jc w:val="left"/>
       </w:pPr>
-      <w:r>
-        <w:rPr>
-          <w:b/>
-          <w:bCs/>
-          <w:i w:val="false"/>
-          <w:iCs w:val="false"/>
-          <w:color w:val="0F6E6E"/>
-          <w:sz w:val="20"/>
-          <w:szCs w:val="20"/>
-        </w:rPr>
-        <w:t xml:space="preserve">2.  </w:t>
-      </w:r>
-      <w:r>
-        <w:rPr>
-          <w:b w:val="false"/>
-          <w:bCs w:val="false"/>
-          <w:i w:val="false"/>
-          <w:iCs w:val="false"/>
-          <w:color w:val="222629"/>
-          <w:sz w:val="20"/>
-          <w:szCs w:val="20"/>
-        </w:rPr>
-        <w:t xml:space="preserve">Executive summary</w:t>
-      </w:r>
+      <w:hyperlink w:anchor="sec_004" w:history="1">
+        <w:r>
+          <w:rPr>
+            <w:b/>
+            <w:bCs/>
+            <w:i w:val="false"/>
+            <w:iCs w:val="false"/>
+            <w:color w:val="0F6E6E"/>
+            <w:sz w:val="20"/>
+            <w:szCs w:val="20"/>
+            <w:color w:val="0563C1"/>
+            <w:u w:val="single"/>
+          </w:rPr>
+          <w:t xml:space="preserve">2.  </w:t>
+        </w:r>
+        <w:r>
+          <w:rPr>
+            <w:b w:val="false"/>
+            <w:bCs w:val="false"/>
+            <w:i w:val="false"/>
+            <w:iCs w:val="false"/>
+            <w:color w:val="222629"/>
+            <w:sz w:val="20"/>
+            <w:szCs w:val="20"/>
+            <w:color w:val="0563C1"/>
+            <w:u w:val="single"/>
+          </w:rPr>
+          <w:t xml:space="preserve">Executive summary</w:t>
+        </w:r>
+      </w:hyperlink>
     </w:p>
     <w:p>
       <w:pPr>
         <w:spacing w:after="70" w:before="0" w:line="276"/>
         <w:jc w:val="left"/>
       </w:pPr>
-      <w:r>
-        <w:rPr>
-          <w:b/>
-          <w:bCs/>
-          <w:i w:val="false"/>
-          <w:iCs w:val="false"/>
-          <w:color w:val="0F6E6E"/>
-          <w:sz w:val="20"/>
-          <w:szCs w:val="20"/>
-        </w:rPr>
-        <w:t xml:space="preserve">3.  </w:t>
-      </w:r>
-      <w:r>
-        <w:rPr>
-          <w:b w:val="false"/>
-          <w:bCs w:val="false"/>
-          <w:i w:val="false"/>
-          <w:iCs w:val="false"/>
-          <w:color w:val="222629"/>
-          <w:sz w:val="20"/>
-          <w:szCs w:val="20"/>
-        </w:rPr>
-        <w:t xml:space="preserve">Where this sits — scope, position and authority</w:t>
-      </w:r>
+      <w:hyperlink w:anchor="sec_007" w:history="1">
+        <w:r>
+          <w:rPr>
+            <w:b/>
+            <w:bCs/>
+            <w:i w:val="false"/>
+            <w:iCs w:val="false"/>
+            <w:color w:val="0F6E6E"/>
+            <w:sz w:val="20"/>
+            <w:szCs w:val="20"/>
+            <w:color w:val="0563C1"/>
+            <w:u w:val="single"/>
+          </w:rPr>
+          <w:t xml:space="preserve">3.  </w:t>
+        </w:r>
+        <w:r>
+          <w:rPr>
+            <w:b w:val="false"/>
+            <w:bCs w:val="false"/>
+            <w:i w:val="false"/>
+            <w:iCs w:val="false"/>
+            <w:color w:val="222629"/>
+            <w:sz w:val="20"/>
+            <w:szCs w:val="20"/>
+            <w:color w:val="0563C1"/>
+            <w:u w:val="single"/>
+          </w:rPr>
+          <w:t xml:space="preserve">Where this sits — scope, position and authority</w:t>
+        </w:r>
+      </w:hyperlink>
     </w:p>
     <w:p>
       <w:pPr>
         <w:spacing w:after="70" w:before="0" w:line="276"/>
         <w:jc w:val="left"/>
       </w:pPr>
-      <w:r>
-        <w:rPr>
-          <w:b/>
-          <w:bCs/>
-          <w:i w:val="false"/>
-          <w:iCs w:val="false"/>
-          <w:color w:val="0F6E6E"/>
-          <w:sz w:val="20"/>
-          <w:szCs w:val="20"/>
-        </w:rPr>
-        <w:t xml:space="preserve">4.  </w:t>
-      </w:r>
-      <w:r>
-        <w:rPr>
-          <w:b w:val="false"/>
-          <w:bCs w:val="false"/>
-          <w:i w:val="false"/>
-          <w:iCs w:val="false"/>
-          <w:color w:val="222629"/>
-          <w:sz w:val="20"/>
-          <w:szCs w:val="20"/>
-        </w:rPr>
-        <w:t xml:space="preserve">What is submitted</w:t>
-      </w:r>
+      <w:hyperlink w:anchor="sec_012" w:history="1">
+        <w:r>
+          <w:rPr>
+            <w:b/>
+            <w:bCs/>
+            <w:i w:val="false"/>
+            <w:iCs w:val="false"/>
+            <w:color w:val="0F6E6E"/>
+            <w:sz w:val="20"/>
+            <w:szCs w:val="20"/>
+            <w:color w:val="0563C1"/>
+            <w:u w:val="single"/>
+          </w:rPr>
+          <w:t xml:space="preserve">4.  </w:t>
+        </w:r>
+        <w:r>
+          <w:rPr>
+            <w:b w:val="false"/>
+            <w:bCs w:val="false"/>
+            <w:i w:val="false"/>
+            <w:iCs w:val="false"/>
+            <w:color w:val="222629"/>
+            <w:sz w:val="20"/>
+            <w:szCs w:val="20"/>
+            <w:color w:val="0563C1"/>
+            <w:u w:val="single"/>
+          </w:rPr>
+          <w:t xml:space="preserve">What is submitted</w:t>
+        </w:r>
+      </w:hyperlink>
     </w:p>
     <w:p>
       <w:pPr>
         <w:spacing w:after="70" w:before="0" w:line="276"/>
         <w:jc w:val="left"/>
       </w:pPr>
-      <w:r>
-        <w:rPr>
-          <w:b/>
-          <w:bCs/>
-          <w:i w:val="false"/>
-          <w:iCs w:val="false"/>
-          <w:color w:val="0F6E6E"/>
-          <w:sz w:val="20"/>
-          <w:szCs w:val="20"/>
-        </w:rPr>
-        <w:t xml:space="preserve">5.  </w:t>
-      </w:r>
-      <w:r>
-        <w:rPr>
-          <w:b w:val="false"/>
-          <w:bCs w:val="false"/>
-          <w:i w:val="false"/>
-          <w:iCs w:val="false"/>
-          <w:color w:val="222629"/>
-          <w:sz w:val="20"/>
-          <w:szCs w:val="20"/>
-        </w:rPr>
-        <w:t xml:space="preserve">Why a signature, and what it certifies</w:t>
-      </w:r>
+      <w:hyperlink w:anchor="sec_014" w:history="1">
+        <w:r>
+          <w:rPr>
+            <w:b/>
+            <w:bCs/>
+            <w:i w:val="false"/>
+            <w:iCs w:val="false"/>
+            <w:color w:val="0F6E6E"/>
+            <w:sz w:val="20"/>
+            <w:szCs w:val="20"/>
+            <w:color w:val="0563C1"/>
+            <w:u w:val="single"/>
+          </w:rPr>
+          <w:t xml:space="preserve">5.  </w:t>
+        </w:r>
+        <w:r>
+          <w:rPr>
+            <w:b w:val="false"/>
+            <w:bCs w:val="false"/>
+            <w:i w:val="false"/>
+            <w:iCs w:val="false"/>
+            <w:color w:val="222629"/>
+            <w:sz w:val="20"/>
+            <w:szCs w:val="20"/>
+            <w:color w:val="0563C1"/>
+            <w:u w:val="single"/>
+          </w:rPr>
+          <w:t xml:space="preserve">Why a signature, and what it certifies</w:t>
+        </w:r>
+      </w:hyperlink>
     </w:p>
     <w:p>
       <w:pPr>
         <w:spacing w:after="70" w:before="0" w:line="276"/>
         <w:jc w:val="left"/>
       </w:pPr>
-      <w:r>
-        <w:rPr>
-          <w:b/>
-          <w:bCs/>
-          <w:i w:val="false"/>
-          <w:iCs w:val="false"/>
-          <w:color w:val="0F6E6E"/>
-          <w:sz w:val="20"/>
-          <w:szCs w:val="20"/>
-        </w:rPr>
-        <w:t xml:space="preserve">6.  </w:t>
-      </w:r>
-      <w:r>
-        <w:rPr>
-          <w:b w:val="false"/>
-          <w:bCs w:val="false"/>
-          <w:i w:val="false"/>
-          <w:iCs w:val="false"/>
-          <w:color w:val="222629"/>
-          <w:sz w:val="20"/>
-          <w:szCs w:val="20"/>
-        </w:rPr>
-        <w:t xml:space="preserve">Regulatory basis and applicability</w:t>
-      </w:r>
+      <w:hyperlink w:anchor="sec_015" w:history="1">
+        <w:r>
+          <w:rPr>
+            <w:b/>
+            <w:bCs/>
+            <w:i w:val="false"/>
+            <w:iCs w:val="false"/>
+            <w:color w:val="0F6E6E"/>
+            <w:sz w:val="20"/>
+            <w:szCs w:val="20"/>
+            <w:color w:val="0563C1"/>
+            <w:u w:val="single"/>
+          </w:rPr>
+          <w:t xml:space="preserve">6.  </w:t>
+        </w:r>
+        <w:r>
+          <w:rPr>
+            <w:b w:val="false"/>
+            <w:bCs w:val="false"/>
+            <w:i w:val="false"/>
+            <w:iCs w:val="false"/>
+            <w:color w:val="222629"/>
+            <w:sz w:val="20"/>
+            <w:szCs w:val="20"/>
+            <w:color w:val="0563C1"/>
+            <w:u w:val="single"/>
+          </w:rPr>
+          <w:t xml:space="preserve">Regulatory basis and applicability</w:t>
+        </w:r>
+      </w:hyperlink>
     </w:p>
     <w:p>
       <w:pPr>
         <w:spacing w:after="70" w:before="0" w:line="276"/>
         <w:jc w:val="left"/>
       </w:pPr>
-      <w:r>
-        <w:rPr>
-          <w:b/>
-          <w:bCs/>
-          <w:i w:val="false"/>
-          <w:iCs w:val="false"/>
-          <w:color w:val="0F6E6E"/>
-          <w:sz w:val="20"/>
-          <w:szCs w:val="20"/>
-        </w:rPr>
-        <w:t xml:space="preserve">7.  </w:t>
-      </w:r>
-      <w:r>
-        <w:rPr>
-          <w:b w:val="false"/>
-          <w:bCs w:val="false"/>
-          <w:i w:val="false"/>
-          <w:iCs w:val="false"/>
-          <w:color w:val="222629"/>
-          <w:sz w:val="20"/>
-          <w:szCs w:val="20"/>
-        </w:rPr>
-        <w:t xml:space="preserve">How to read this document</w:t>
-      </w:r>
+      <w:hyperlink w:anchor="sec_020" w:history="1">
+        <w:r>
+          <w:rPr>
+            <w:b/>
+            <w:bCs/>
+            <w:i w:val="false"/>
+            <w:iCs w:val="false"/>
+            <w:color w:val="0F6E6E"/>
+            <w:sz w:val="20"/>
+            <w:szCs w:val="20"/>
+            <w:color w:val="0563C1"/>
+            <w:u w:val="single"/>
+          </w:rPr>
+          <w:t xml:space="preserve">7.  </w:t>
+        </w:r>
+        <w:r>
+          <w:rPr>
+            <w:b w:val="false"/>
+            <w:bCs w:val="false"/>
+            <w:i w:val="false"/>
+            <w:iCs w:val="false"/>
+            <w:color w:val="222629"/>
+            <w:sz w:val="20"/>
+            <w:szCs w:val="20"/>
+            <w:color w:val="0563C1"/>
+            <w:u w:val="single"/>
+          </w:rPr>
+          <w:t xml:space="preserve">How to read this document</w:t>
+        </w:r>
+      </w:hyperlink>
     </w:p>
     <w:p>
       <w:pPr>
         <w:spacing w:after="70" w:before="0" w:line="276"/>
         <w:jc w:val="left"/>
       </w:pPr>
-      <w:r>
-        <w:rPr>
-          <w:b/>
-          <w:bCs/>
-          <w:i w:val="false"/>
-          <w:iCs w:val="false"/>
-          <w:color w:val="0F6E6E"/>
-          <w:sz w:val="20"/>
-          <w:szCs w:val="20"/>
-        </w:rPr>
-        <w:t xml:space="preserve">8.  </w:t>
-      </w:r>
-      <w:r>
-        <w:rPr>
-          <w:b w:val="false"/>
-          <w:bCs w:val="false"/>
-          <w:i w:val="false"/>
-          <w:iCs w:val="false"/>
-          <w:color w:val="222629"/>
-          <w:sz w:val="20"/>
-          <w:szCs w:val="20"/>
-        </w:rPr>
-        <w:t xml:space="preserve">Decision Schedule A — Consent Rule Pack</w:t>
-      </w:r>
+      <w:hyperlink w:anchor="sec_023" w:history="1">
+        <w:r>
+          <w:rPr>
+            <w:b/>
+            <w:bCs/>
+            <w:i w:val="false"/>
+            <w:iCs w:val="false"/>
+            <w:color w:val="0F6E6E"/>
+            <w:sz w:val="20"/>
+            <w:szCs w:val="20"/>
+            <w:color w:val="0563C1"/>
+            <w:u w:val="single"/>
+          </w:rPr>
+          <w:t xml:space="preserve">8.  </w:t>
+        </w:r>
+        <w:r>
+          <w:rPr>
+            <w:b w:val="false"/>
+            <w:bCs w:val="false"/>
+            <w:i w:val="false"/>
+            <w:iCs w:val="false"/>
+            <w:color w:val="222629"/>
+            <w:sz w:val="20"/>
+            <w:szCs w:val="20"/>
+            <w:color w:val="0563C1"/>
+            <w:u w:val="single"/>
+          </w:rPr>
+          <w:t xml:space="preserve">Decision Schedule A — Consent Rule Pack</w:t>
+        </w:r>
+      </w:hyperlink>
     </w:p>
     <w:p>
       <w:pPr>
         <w:spacing w:after="70" w:before="0" w:line="276"/>
         <w:jc w:val="left"/>
       </w:pPr>
-      <w:r>
-        <w:rPr>
-          <w:b/>
-          <w:bCs/>
-          <w:i w:val="false"/>
-          <w:iCs w:val="false"/>
-          <w:color w:val="0F6E6E"/>
-          <w:sz w:val="20"/>
-          <w:szCs w:val="20"/>
-        </w:rPr>
-        <w:t xml:space="preserve">9.  </w:t>
-      </w:r>
-      <w:r>
-        <w:rPr>
-          <w:b w:val="false"/>
-          <w:bCs w:val="false"/>
-          <w:i w:val="false"/>
-          <w:iCs w:val="false"/>
-          <w:color w:val="222629"/>
-          <w:sz w:val="20"/>
-          <w:szCs w:val="20"/>
-        </w:rPr>
-        <w:t xml:space="preserve">Decision Schedule B — Suitability Rule Pack</w:t>
-      </w:r>
+      <w:hyperlink w:anchor="sec_024" w:history="1">
+        <w:r>
+          <w:rPr>
+            <w:b/>
+            <w:bCs/>
+            <w:i w:val="false"/>
+            <w:iCs w:val="false"/>
+            <w:color w:val="0F6E6E"/>
+            <w:sz w:val="20"/>
+            <w:szCs w:val="20"/>
+            <w:color w:val="0563C1"/>
+            <w:u w:val="single"/>
+          </w:rPr>
+          <w:t xml:space="preserve">9.  </w:t>
+        </w:r>
+        <w:r>
+          <w:rPr>
+            <w:b w:val="false"/>
+            <w:bCs w:val="false"/>
+            <w:i w:val="false"/>
+            <w:iCs w:val="false"/>
+            <w:color w:val="222629"/>
+            <w:sz w:val="20"/>
+            <w:szCs w:val="20"/>
+            <w:color w:val="0563C1"/>
+            <w:u w:val="single"/>
+          </w:rPr>
+          <w:t xml:space="preserve">Decision Schedule B — Suitability Rule Pack</w:t>
+        </w:r>
+      </w:hyperlink>
     </w:p>
     <w:p>
       <w:pPr>
         <w:spacing w:after="70" w:before="0" w:line="276"/>
         <w:jc w:val="left"/>
       </w:pPr>
-      <w:r>
-        <w:rPr>
-          <w:b/>
-          <w:bCs/>
-          <w:i w:val="false"/>
-          <w:iCs w:val="false"/>
-          <w:color w:val="0F6E6E"/>
-          <w:sz w:val="20"/>
-          <w:szCs w:val="20"/>
-        </w:rPr>
-        <w:t xml:space="preserve">10.  </w:t>
-      </w:r>
-      <w:r>
-        <w:rPr>
-          <w:b w:val="false"/>
-          <w:bCs w:val="false"/>
-          <w:i w:val="false"/>
-          <w:iCs w:val="false"/>
-          <w:color w:val="222629"/>
-          <w:sz w:val="20"/>
-          <w:szCs w:val="20"/>
-        </w:rPr>
-        <w:t xml:space="preserve">Open items requiring a Compliance determination</w:t>
-      </w:r>
+      <w:hyperlink w:anchor="sec_025" w:history="1">
+        <w:r>
+          <w:rPr>
+            <w:b/>
+            <w:bCs/>
+            <w:i w:val="false"/>
+            <w:iCs w:val="false"/>
+            <w:color w:val="0F6E6E"/>
+            <w:sz w:val="20"/>
+            <w:szCs w:val="20"/>
+            <w:color w:val="0563C1"/>
+            <w:u w:val="single"/>
+          </w:rPr>
+          <w:t xml:space="preserve">10.  </w:t>
+        </w:r>
+        <w:r>
+          <w:rPr>
+            <w:b w:val="false"/>
+            <w:bCs w:val="false"/>
+            <w:i w:val="false"/>
+            <w:iCs w:val="false"/>
+            <w:color w:val="222629"/>
+            <w:sz w:val="20"/>
+            <w:szCs w:val="20"/>
+            <w:color w:val="0563C1"/>
+            <w:u w:val="single"/>
+          </w:rPr>
+          <w:t xml:space="preserve">Open items requiring a Compliance determination</w:t>
+        </w:r>
+      </w:hyperlink>
     </w:p>
     <w:p>
       <w:pPr>
         <w:spacing w:after="70" w:before="0" w:line="276"/>
         <w:jc w:val="left"/>
       </w:pPr>
-      <w:r>
-        <w:rPr>
-          <w:b/>
-          <w:bCs/>
-          <w:i w:val="false"/>
-          <w:iCs w:val="false"/>
-          <w:color w:val="0F6E6E"/>
-          <w:sz w:val="20"/>
-          <w:szCs w:val="20"/>
-        </w:rPr>
-        <w:t xml:space="preserve">11.  </w:t>
-      </w:r>
-      <w:r>
-        <w:rPr>
-          <w:b w:val="false"/>
-          <w:bCs w:val="false"/>
-          <w:i w:val="false"/>
-          <w:iCs w:val="false"/>
-          <w:color w:val="222629"/>
-          <w:sz w:val="20"/>
-          <w:szCs w:val="20"/>
-        </w:rPr>
-        <w:t xml:space="preserve">Product proposal — consolidating consent into a single up-front ceremony</w:t>
-      </w:r>
+      <w:hyperlink w:anchor="sec_026" w:history="1">
+        <w:r>
+          <w:rPr>
+            <w:b/>
+            <w:bCs/>
+            <w:i w:val="false"/>
+            <w:iCs w:val="false"/>
+            <w:color w:val="0F6E6E"/>
+            <w:sz w:val="20"/>
+            <w:szCs w:val="20"/>
+            <w:color w:val="0563C1"/>
+            <w:u w:val="single"/>
+          </w:rPr>
+          <w:t xml:space="preserve">11.  </w:t>
+        </w:r>
+        <w:r>
+          <w:rPr>
+            <w:b w:val="false"/>
+            <w:bCs w:val="false"/>
+            <w:i w:val="false"/>
+            <w:iCs w:val="false"/>
+            <w:color w:val="222629"/>
+            <w:sz w:val="20"/>
+            <w:szCs w:val="20"/>
+            <w:color w:val="0563C1"/>
+            <w:u w:val="single"/>
+          </w:rPr>
+          <w:t xml:space="preserve">Product proposal — consolidating consent into a single up-front ceremony</w:t>
+        </w:r>
+      </w:hyperlink>
     </w:p>
     <w:p>
       <w:pPr>
         <w:spacing w:after="70" w:before="0" w:line="276"/>
         <w:jc w:val="left"/>
       </w:pPr>
-      <w:r>
-        <w:rPr>
-          <w:b/>
-          <w:bCs/>
-          <w:i w:val="false"/>
-          <w:iCs w:val="false"/>
-          <w:color w:val="0F6E6E"/>
-          <w:sz w:val="20"/>
-          <w:szCs w:val="20"/>
-        </w:rPr>
-        <w:t xml:space="preserve">12.  </w:t>
-      </w:r>
-      <w:r>
-        <w:rPr>
-          <w:b w:val="false"/>
-          <w:bCs w:val="false"/>
-          <w:i w:val="false"/>
-          <w:iCs w:val="false"/>
-          <w:color w:val="222629"/>
-          <w:sz w:val="20"/>
-          <w:szCs w:val="20"/>
-        </w:rPr>
-        <w:t xml:space="preserve">Conditions that carry forward into build and run</w:t>
-      </w:r>
+      <w:hyperlink w:anchor="sec_035" w:history="1">
+        <w:r>
+          <w:rPr>
+            <w:b/>
+            <w:bCs/>
+            <w:i w:val="false"/>
+            <w:iCs w:val="false"/>
+            <w:color w:val="0F6E6E"/>
+            <w:sz w:val="20"/>
+            <w:szCs w:val="20"/>
+            <w:color w:val="0563C1"/>
+            <w:u w:val="single"/>
+          </w:rPr>
+          <w:t xml:space="preserve">12.  </w:t>
+        </w:r>
+        <w:r>
+          <w:rPr>
+            <w:b w:val="false"/>
+            <w:bCs w:val="false"/>
+            <w:i w:val="false"/>
+            <w:iCs w:val="false"/>
+            <w:color w:val="222629"/>
+            <w:sz w:val="20"/>
+            <w:szCs w:val="20"/>
+            <w:color w:val="0563C1"/>
+            <w:u w:val="single"/>
+          </w:rPr>
+          <w:t xml:space="preserve">Conditions that carry forward into build and run</w:t>
+        </w:r>
+      </w:hyperlink>
     </w:p>
     <w:p>
       <w:pPr>
         <w:spacing w:after="70" w:before="0" w:line="276"/>
         <w:jc w:val="left"/>
       </w:pPr>
-      <w:r>
-        <w:rPr>
-          <w:b/>
-          <w:bCs/>
-          <w:i w:val="false"/>
-          <w:iCs w:val="false"/>
-          <w:color w:val="0F6E6E"/>
-          <w:sz w:val="20"/>
-          <w:szCs w:val="20"/>
-        </w:rPr>
-        <w:t xml:space="preserve">13.  </w:t>
-      </w:r>
-      <w:r>
-        <w:rPr>
-          <w:b w:val="false"/>
-          <w:bCs w:val="false"/>
-          <w:i w:val="false"/>
-          <w:iCs w:val="false"/>
-          <w:color w:val="222629"/>
-          <w:sz w:val="20"/>
-          <w:szCs w:val="20"/>
-        </w:rPr>
-        <w:t xml:space="preserve">What happens after approval</w:t>
-      </w:r>
+      <w:hyperlink w:anchor="sec_037" w:history="1">
+        <w:r>
+          <w:rPr>
+            <w:b/>
+            <w:bCs/>
+            <w:i w:val="false"/>
+            <w:iCs w:val="false"/>
+            <w:color w:val="0F6E6E"/>
+            <w:sz w:val="20"/>
+            <w:szCs w:val="20"/>
+            <w:color w:val="0563C1"/>
+            <w:u w:val="single"/>
+          </w:rPr>
+          <w:t xml:space="preserve">13.  </w:t>
+        </w:r>
+        <w:r>
+          <w:rPr>
+            <w:b w:val="false"/>
+            <w:bCs w:val="false"/>
+            <w:i w:val="false"/>
+            <w:iCs w:val="false"/>
+            <w:color w:val="222629"/>
+            <w:sz w:val="20"/>
+            <w:szCs w:val="20"/>
+            <w:color w:val="0563C1"/>
+            <w:u w:val="single"/>
+          </w:rPr>
+          <w:t xml:space="preserve">What happens after approval</w:t>
+        </w:r>
+      </w:hyperlink>
     </w:p>
     <w:p>
       <w:pPr>
         <w:spacing w:after="70" w:before="0" w:line="276"/>
         <w:jc w:val="left"/>
       </w:pPr>
-      <w:r>
-        <w:rPr>
-          <w:b/>
-          <w:bCs/>
-          <w:i w:val="false"/>
-          <w:iCs w:val="false"/>
-          <w:color w:val="0F6E6E"/>
-          <w:sz w:val="20"/>
-          <w:szCs w:val="20"/>
-        </w:rPr>
-        <w:t xml:space="preserve">14.  </w:t>
-      </w:r>
-      <w:r>
-        <w:rPr>
-          <w:b w:val="false"/>
-          <w:bCs w:val="false"/>
-          <w:i w:val="false"/>
-          <w:iCs w:val="false"/>
-          <w:color w:val="222629"/>
-          <w:sz w:val="20"/>
-          <w:szCs w:val="20"/>
-        </w:rPr>
-        <w:t xml:space="preserve">Sign-off sheet</w:t>
-      </w:r>
+      <w:hyperlink w:anchor="sec_038" w:history="1">
+        <w:r>
+          <w:rPr>
+            <w:b/>
+            <w:bCs/>
+            <w:i w:val="false"/>
+            <w:iCs w:val="false"/>
+            <w:color w:val="0F6E6E"/>
+            <w:sz w:val="20"/>
+            <w:szCs w:val="20"/>
+            <w:color w:val="0563C1"/>
+            <w:u w:val="single"/>
+          </w:rPr>
+          <w:t xml:space="preserve">14.  </w:t>
+        </w:r>
+        <w:r>
+          <w:rPr>
+            <w:b w:val="false"/>
+            <w:bCs w:val="false"/>
+            <w:i w:val="false"/>
+            <w:iCs w:val="false"/>
+            <w:color w:val="222629"/>
+            <w:sz w:val="20"/>
+            <w:szCs w:val="20"/>
+            <w:color w:val="0563C1"/>
+            <w:u w:val="single"/>
+          </w:rPr>
+          <w:t xml:space="preserve">Sign-off sheet</w:t>
+        </w:r>
+      </w:hyperlink>
     </w:p>
     <w:p>
       <w:pPr>
         <w:spacing w:after="70" w:before="0" w:line="276"/>
         <w:jc w:val="left"/>
       </w:pPr>
-      <w:r>
-        <w:rPr>
-          <w:b/>
-          <w:bCs/>
-          <w:i w:val="false"/>
-          <w:iCs w:val="false"/>
-          <w:color w:val="0F6E6E"/>
-          <w:sz w:val="20"/>
-          <w:szCs w:val="20"/>
-        </w:rPr>
-        <w:t xml:space="preserve">—.  </w:t>
-      </w:r>
-      <w:r>
-        <w:rPr>
-          <w:b w:val="false"/>
-          <w:bCs w:val="false"/>
-          <w:i w:val="false"/>
-          <w:iCs w:val="false"/>
-          <w:color w:val="222629"/>
-          <w:sz w:val="20"/>
-          <w:szCs w:val="20"/>
-        </w:rPr>
-        <w:t xml:space="preserve">Appendix — Terms and internal references</w:t>
-      </w:r>
+      <w:hyperlink w:anchor="sec_042" w:history="1">
+        <w:r>
+          <w:rPr>
+            <w:b/>
+            <w:bCs/>
+            <w:i w:val="false"/>
+            <w:iCs w:val="false"/>
+            <w:color w:val="0F6E6E"/>
+            <w:sz w:val="20"/>
+            <w:szCs w:val="20"/>
+            <w:color w:val="0563C1"/>
+            <w:u w:val="single"/>
+          </w:rPr>
+          <w:t xml:space="preserve">—.  </w:t>
+        </w:r>
+        <w:r>
+          <w:rPr>
+            <w:b w:val="false"/>
+            <w:bCs w:val="false"/>
+            <w:i w:val="false"/>
+            <w:iCs w:val="false"/>
+            <w:color w:val="222629"/>
+            <w:sz w:val="20"/>
+            <w:szCs w:val="20"/>
+            <w:color w:val="0563C1"/>
+            <w:u w:val="single"/>
+          </w:rPr>
+          <w:t xml:space="preserve">Appendix — Terms and internal references</w:t>
+        </w:r>
+      </w:hyperlink>
     </w:p>
     <w:p>
       <w:pPr>
@@ -1791,6 +1908,7 @@
       </w:r>
     </w:p>
     <w:p>
+      <w:bookmarkStart w:id="2" w:name="sec_002"/>
       <w:pPr>
         <w:pStyle w:val="Heading2"/>
         <w:keepNext/>
@@ -1807,6 +1925,7 @@
         </w:rPr>
         <w:t xml:space="preserve">The three volumes, and what each is for</w:t>
       </w:r>
+      <w:bookmarkEnd w:id="2"/>
     </w:p>
     <w:tbl>
       <w:tblPr>
@@ -2022,7 +2141,7 @@
                 <w:sz w:val="18"/>
                 <w:szCs w:val="18"/>
               </w:rPr>
-              <w:t xml:space="preserve">Why the approval is needed, what a signature certifies, the two decision schedules, the ten open regulatory questions, a Product proposal on consent sequencing, the conditions that carry into build, and the sign-off sheet.</w:t>
+              <w:t>Why the approval is needed, what a signature certifies, the two decision schedules, the twelve open regulatory determinations, a Product proposal on consent sequencing, the conditions that carry into build, and the sign-off sheet.</w:t>
             </w:r>
           </w:p>
         </w:tc>
@@ -2144,7 +2263,7 @@
                 <w:sz w:val="18"/>
                 <w:szCs w:val="18"/>
               </w:rPr>
-              <w:t xml:space="preserve">All 38 consent rules in full, with the consent events, the evidence record, and the failure behaviour they govern.</w:t>
+              <w:t>All 42 consent rules in full, with the consent events, the evidence record, and the failure behaviour they govern.</w:t>
             </w:r>
           </w:p>
         </w:tc>
@@ -2265,7 +2384,7 @@
                 <w:sz w:val="18"/>
                 <w:szCs w:val="18"/>
               </w:rPr>
-              <w:t xml:space="preserve">All 48 suitability rules in full, with the question set, the computation, the outcome tables and the override policy.</w:t>
+              <w:t>All 62 suitability rules in full, with the question set, the computation, the outcome tables and the override policy.</w:t>
             </w:r>
           </w:p>
         </w:tc>
@@ -2358,10 +2477,11 @@
           <w:sz w:val="20"/>
           <w:szCs w:val="20"/>
         </w:rPr>
-        <w:t xml:space="preserve">Between them, the three volumes contain everything needed to complete this approval. No further document needs to be requested and no system access is required. Volume 1 is the decision; Volumes 2 and 3 are the substance being decided on.</w:t>
+        <w:t>Between them, the three volumes contain everything needed to review the proposed business behaviour and record the decisions. Regulatory permissibility remains open until Compliance completes §6 with authoritative sources and applicability determinations. Volume 1 records the decision; Volumes 2 and 3 contain the rules being decided on.</w:t>
       </w:r>
     </w:p>
     <w:p>
+      <w:bookmarkStart w:id="3" w:name="sec_003"/>
       <w:pPr>
         <w:pStyle w:val="Heading1"/>
         <w:keepNext/>
@@ -2382,6 +2502,7 @@
         </w:rPr>
         <w:t xml:space="preserve">1.  What Compliance is being asked to approve</w:t>
       </w:r>
+      <w:bookmarkEnd w:id="3"/>
     </w:p>
     <w:p>
       <w:pPr>
@@ -3201,10 +3322,11 @@
           <w:sz w:val="20"/>
           <w:szCs w:val="20"/>
         </w:rPr>
-        <w:t xml:space="preserve">Nothing here claims that Product has settled a regulatory question. Where the answer is Compliance’s, the question is written down, the position Product would take is stated, and the consequence of deciding otherwise is named. Ten such items are listed in §10 and §11. None of them blocks approval of D1 and D2, because all ten are wording, window or sequencing questions over a rule set and a record structure that do not change with the answer. That is the reason for specifying structure before text.</w:t>
+        <w:t>Nothing here claims that Product has settled a regulatory question. Where the answer is Compliance’s, the question is written down, the position Product would take is stated, and the consequence of deciding otherwise is named. Twelve determinations are listed in §10; OPEN-SUIT-01 and OPEN-CNS-06 block the decisions identified there, while the others constrain wording, windows or sequencing. Section 11 contains a separate Product proposal.</w:t>
       </w:r>
     </w:p>
     <w:p>
+      <w:bookmarkStart w:id="4" w:name="sec_004"/>
       <w:pPr>
         <w:pStyle w:val="Heading1"/>
         <w:keepNext/>
@@ -3224,6 +3346,7 @@
         </w:rPr>
         <w:t xml:space="preserve">2.  Executive summary</w:t>
       </w:r>
+      <w:bookmarkEnd w:id="4"/>
     </w:p>
     <w:p>
       <w:pPr>
@@ -3431,7 +3554,7 @@
                 <w:sz w:val="18"/>
                 <w:szCs w:val="18"/>
               </w:rPr>
-              <w:t xml:space="preserve">A fully specified suitability model: 12 inputs, 8 income bands, 5 age factors, a stated formula and a worked reference case, producing an outcome per product class rather than one overall verdict.</w:t>
+              <w:t>A fully specified suitability model: 16 inputs, 8 income bands, 5 age factors, a stated formula and a worked reference case, producing an outcome per product class rather than one overall verdict.</w:t>
             </w:r>
           </w:p>
         </w:tc>
@@ -3563,7 +3686,7 @@
                 <w:sz w:val="18"/>
                 <w:szCs w:val="18"/>
               </w:rPr>
-              <w:t xml:space="preserve">A 24-field consent evidence record and an 18-field suitability evaluation record, both append-only, both retained for seven years under write-once storage in an India region.</w:t>
+              <w:t>A 24-field consent evidence record and a 20-field suitability evaluation record, both append-only, both retained for seven years under write-once storage in an India region.</w:t>
             </w:r>
           </w:p>
         </w:tc>
@@ -3674,6 +3797,7 @@
       </w:r>
     </w:p>
     <w:p>
+      <w:bookmarkStart w:id="5" w:name="sec_005"/>
       <w:pPr>
         <w:pStyle w:val="Heading2"/>
         <w:keepNext/>
@@ -3690,6 +3814,7 @@
         </w:rPr>
         <w:t xml:space="preserve">Why the timing matters</w:t>
       </w:r>
+      <w:bookmarkEnd w:id="5"/>
     </w:p>
     <w:p>
       <w:pPr>
@@ -3743,6 +3868,7 @@
       </w:r>
     </w:p>
     <w:p>
+      <w:bookmarkStart w:id="6" w:name="sec_006"/>
       <w:pPr>
         <w:pStyle w:val="Heading2"/>
         <w:keepNext/>
@@ -3760,6 +3886,7 @@
         </w:rPr>
         <w:t xml:space="preserve">2.1  What changed at v1.1, and why</w:t>
       </w:r>
+      <w:bookmarkEnd w:id="6"/>
     </w:p>
     <w:p>
       <w:pPr>
@@ -5063,6 +5190,7 @@
       </w:tr>
     </w:tbl>
     <w:p>
+      <w:bookmarkStart w:id="7" w:name="sec_007"/>
       <w:pPr>
         <w:pStyle w:val="Heading1"/>
         <w:keepNext/>
@@ -5083,6 +5211,7 @@
         </w:rPr>
         <w:t xml:space="preserve">3.  Where this sits — scope, position and authority</w:t>
       </w:r>
+      <w:bookmarkEnd w:id="7"/>
     </w:p>
     <w:p>
       <w:pPr>
@@ -5103,6 +5232,7 @@
       </w:r>
     </w:p>
     <w:p>
+      <w:bookmarkStart w:id="8" w:name="sec_008"/>
       <w:pPr>
         <w:pStyle w:val="Heading2"/>
         <w:keepNext/>
@@ -5119,6 +5249,7 @@
         </w:rPr>
         <w:t xml:space="preserve">3.1  What the first release covers, and on whose authority</w:t>
       </w:r>
+      <w:bookmarkEnd w:id="8"/>
     </w:p>
     <w:p>
       <w:pPr>
@@ -5135,7 +5266,7 @@
           <w:sz w:val="20"/>
           <w:szCs w:val="20"/>
         </w:rPr>
-        <w:t xml:space="preserve">Throughout these documents the first release means one relationship manager selling one Term Life policy to one existing bank customer, from one insurer on the approved panel, end to end. Self-service and hybrid journeys are not in it. That is narrower than the original Day-1 framing, and the narrowing is a governed Product decision rather than a drafting convenience.</w:t>
+        <w:t>Throughout these documents the first release means one relationship manager selling one Term Life policy to one existing bank customer, from one Group A insurer on the approved panel, end to end. Self-service and hybrid journeys are not in it. This is the governed Product decision DEC-20260816-03 in docs/governance/registers/DECISION-REGISTER.md; the canonical release boundary is docs/governance/workstreams/WS-3-PLATFORM-CHARTER.md. The pending R0-SCOPE.md v0.4 republication does not expand R0.</w:t>
       </w:r>
     </w:p>
     <w:p>
@@ -5352,7 +5483,7 @@
                 <w:sz w:val="18"/>
                 <w:szCs w:val="18"/>
               </w:rPr>
-              <w:t xml:space="preserve">Assisted only. Self-service revisits at the second release, hybrid at the third, both with named revisit triggers. Superseded for the first release only by a recorded Product decision of 16 August 2026; the original decision text is preserved, not overwritten. Product’s stated reason: three journeys across sixteen missing capabilities, with no engineering foundation, is not a deliverable release. It is a sequencing change, not a scope reduction.</w:t>
+              <w:t>Assisted only. Self-service revisits at the second release, hybrid at the third, both with named revisit triggers. Superseded for the first release only by Product decision DEC-20260816-03 of 16 August 2026, recorded in docs/governance/registers/DECISION-REGISTER.md; the original decision text is preserved, not overwritten. Product’s stated reason: three journeys across sixteen missing capabilities, with no engineering foundation, is not a deliverable release. It is a sequencing change, not a scope reduction.</w:t>
             </w:r>
           </w:p>
         </w:tc>
@@ -5624,6 +5755,7 @@
       </w:r>
     </w:p>
     <w:p>
+      <w:bookmarkStart w:id="9" w:name="sec_009"/>
       <w:pPr>
         <w:pStyle w:val="Heading2"/>
         <w:keepNext/>
@@ -5641,6 +5773,7 @@
         </w:rPr>
         <w:t xml:space="preserve">3.2  What has actually been built — the uncomfortable part</w:t>
       </w:r>
+      <w:bookmarkEnd w:id="9"/>
     </w:p>
     <w:p>
       <w:pPr>
@@ -6352,6 +6485,7 @@
       </w:r>
     </w:p>
     <w:p>
+      <w:bookmarkStart w:id="10" w:name="sec_010"/>
       <w:pPr>
         <w:pStyle w:val="Heading2"/>
         <w:keepNext/>
@@ -6369,6 +6503,7 @@
         </w:rPr>
         <w:t xml:space="preserve">3.3  What binds, what is proposed, and where the decision goes</w:t>
       </w:r>
+      <w:bookmarkEnd w:id="10"/>
     </w:p>
     <w:p>
       <w:pPr>
@@ -6834,6 +6969,7 @@
       </w:r>
     </w:p>
     <w:p>
+      <w:bookmarkStart w:id="11" w:name="sec_011"/>
       <w:pPr>
         <w:pStyle w:val="Heading2"/>
         <w:keepNext/>
@@ -6850,6 +6986,7 @@
         </w:rPr>
         <w:t xml:space="preserve">Where each decision goes once it is made</w:t>
       </w:r>
+      <w:bookmarkEnd w:id="11"/>
     </w:p>
     <w:tbl>
       <w:tblPr>
@@ -7763,6 +7900,7 @@
       </w:tr>
     </w:tbl>
     <w:p>
+      <w:bookmarkStart w:id="12" w:name="sec_012"/>
       <w:pPr>
         <w:pStyle w:val="Heading1"/>
         <w:keepNext/>
@@ -7783,6 +7921,7 @@
         </w:rPr>
         <w:t xml:space="preserve">4.  What is submitted</w:t>
       </w:r>
+      <w:bookmarkEnd w:id="12"/>
     </w:p>
     <w:p>
       <w:pPr>
@@ -7799,7 +7938,7 @@
           <w:sz w:val="20"/>
           <w:szCs w:val="20"/>
         </w:rPr>
-        <w:t xml:space="preserve">Two rule packs, reproduced in full in the appendices to this document.</w:t>
+        <w:t>Two rule packs, issued as separate companion files: Volume 2 — Consent Rule Pack and Volume 3 — Suitability Rule Pack.</w:t>
       </w:r>
     </w:p>
     <w:p>
@@ -8827,6 +8966,7 @@
       </w:r>
     </w:p>
     <w:p>
+      <w:bookmarkStart w:id="13" w:name="sec_013"/>
       <w:pPr>
         <w:pStyle w:val="Heading2"/>
         <w:keepNext/>
@@ -8843,6 +8983,7 @@
         </w:rPr>
         <w:t xml:space="preserve">The two commitments the packs exist to make enforceable</w:t>
       </w:r>
+      <w:bookmarkEnd w:id="13"/>
     </w:p>
     <w:p>
       <w:pPr>
@@ -8957,6 +9098,7 @@
       </w:r>
     </w:p>
     <w:p>
+      <w:bookmarkStart w:id="14" w:name="sec_014"/>
       <w:pPr>
         <w:pStyle w:val="Heading1"/>
         <w:keepNext/>
@@ -8976,6 +9118,7 @@
         </w:rPr>
         <w:t xml:space="preserve">5.  Why a signature, and what it certifies</w:t>
       </w:r>
+      <w:bookmarkEnd w:id="14"/>
     </w:p>
     <w:p>
       <w:pPr>
@@ -9545,6 +9688,7 @@
       </w:r>
     </w:p>
     <w:p>
+      <w:bookmarkStart w:id="15" w:name="sec_015"/>
       <w:pPr>
         <w:pStyle w:val="Heading1"/>
         <w:keepNext/>
@@ -9565,6 +9709,7 @@
         </w:rPr>
         <w:t xml:space="preserve">6.  Regulatory basis and applicability</w:t>
       </w:r>
+      <w:bookmarkEnd w:id="15"/>
     </w:p>
     <w:p>
       <w:pPr>
@@ -9645,6 +9790,7 @@
       </w:r>
     </w:p>
     <w:p>
+      <w:bookmarkStart w:id="16" w:name="sec_016"/>
       <w:pPr>
         <w:pStyle w:val="Heading2"/>
         <w:keepNext/>
@@ -9661,6 +9807,7 @@
         </w:rPr>
         <w:t xml:space="preserve">6.1  The prior question: which entity, in which capacity</w:t>
       </w:r>
+      <w:bookmarkEnd w:id="16"/>
     </w:p>
     <w:p>
       <w:pPr>
@@ -10385,6 +10532,7 @@
       </w:tr>
     </w:tbl>
     <w:p>
+      <w:bookmarkStart w:id="17" w:name="sec_017"/>
       <w:pPr>
         <w:pStyle w:val="Heading2"/>
         <w:keepNext/>
@@ -10402,6 +10550,7 @@
         </w:rPr>
         <w:t xml:space="preserve">6.2  How each assertion is classified</w:t>
       </w:r>
+      <w:bookmarkEnd w:id="17"/>
     </w:p>
     <w:tbl>
       <w:tblPr>
@@ -11028,6 +11177,7 @@
       </w:r>
     </w:p>
     <w:p>
+      <w:bookmarkStart w:id="18" w:name="sec_018"/>
       <w:pPr>
         <w:pStyle w:val="Heading2"/>
         <w:keepNext/>
@@ -11045,6 +11195,7 @@
         </w:rPr>
         <w:t xml:space="preserve">6.3  The applicability schedule</w:t>
       </w:r>
+      <w:bookmarkEnd w:id="18"/>
     </w:p>
     <w:p>
       <w:pPr>
@@ -13161,6 +13312,7 @@
       </w:tr>
     </w:tbl>
     <w:p>
+      <w:bookmarkStart w:id="19" w:name="sec_019"/>
       <w:pPr>
         <w:pStyle w:val="Heading2"/>
         <w:keepNext/>
@@ -13178,6 +13330,7 @@
         </w:rPr>
         <w:t xml:space="preserve">6.4  Assertions Product has withdrawn or downgraded</w:t>
       </w:r>
+      <w:bookmarkEnd w:id="19"/>
     </w:p>
     <w:p>
       <w:pPr>
@@ -13540,6 +13693,7 @@
       </w:r>
     </w:p>
     <w:p>
+      <w:bookmarkStart w:id="20" w:name="sec_020"/>
       <w:pPr>
         <w:pStyle w:val="Heading1"/>
         <w:keepNext/>
@@ -13560,6 +13714,7 @@
         </w:rPr>
         <w:t xml:space="preserve">7.  How to read this document</w:t>
       </w:r>
+      <w:bookmarkEnd w:id="20"/>
     </w:p>
     <w:p>
       <w:pPr>
@@ -13576,10 +13731,11 @@
           <w:sz w:val="20"/>
           <w:szCs w:val="20"/>
         </w:rPr>
-        <w:t xml:space="preserve">Sections 6 and 7 are the decision schedules — one row per section of each pack, with a box to accept, amend or reject. Each row names the rules it covers and the section of Volume 2 or Volume 3 in which those rules are written out in full, in the same order.</w:t>
+        <w:t>Sections 8 and 9 are the decision schedules — one row per section of each pack, with a box to accept, amend or reject. Each row names the rules it covers and the section of Volume 2 or Volume 3 in which those rules are written out in full, in the same order.</w:t>
       </w:r>
     </w:p>
     <w:p>
+      <w:bookmarkStart w:id="21" w:name="sec_021"/>
       <w:pPr>
         <w:pStyle w:val="Heading2"/>
         <w:keepNext/>
@@ -13596,6 +13752,7 @@
         </w:rPr>
         <w:t xml:space="preserve">Conventions used in the rules</w:t>
       </w:r>
+      <w:bookmarkEnd w:id="21"/>
     </w:p>
     <w:tbl>
       <w:tblPr>
@@ -14080,6 +14237,7 @@
       </w:r>
     </w:p>
     <w:p>
+      <w:bookmarkStart w:id="22" w:name="sec_022"/>
       <w:pPr>
         <w:pStyle w:val="Heading3"/>
         <w:keepNext/>
@@ -14096,6 +14254,7 @@
         </w:rPr>
         <w:t xml:space="preserve">Design commitments Compliance can hold the build to</w:t>
       </w:r>
+      <w:bookmarkEnd w:id="22"/>
     </w:p>
     <w:p>
       <w:pPr>
@@ -14252,6 +14411,7 @@
       </w:r>
     </w:p>
     <w:p>
+      <w:bookmarkStart w:id="23" w:name="sec_023"/>
       <w:pPr>
         <w:pStyle w:val="Heading1"/>
         <w:keepNext/>
@@ -14272,6 +14432,7 @@
         </w:rPr>
         <w:t xml:space="preserve">8.  Decision Schedule A — Consent Rule Pack</w:t>
       </w:r>
+      <w:bookmarkEnd w:id="23"/>
     </w:p>
     <w:p>
       <w:pPr>
@@ -16295,7 +16456,7 @@
                 <w:sz w:val="18"/>
                 <w:szCs w:val="18"/>
               </w:rPr>
-              <w:t xml:space="preserve">Seven years from the journey’s terminal state, write-once storage in an India region, one record retrievable within 4 business hours and a full journey bundle within 1 business day, and retention that cannot be shortened by a configuration change.</w:t>
+              <w:t>Seven years from the terminal state of the latest journey that relied on the consent; expiry never means deletion; legal hold pauses deletion. Records use write-once storage in an India region, with one record retrievable within 4 business hours and a full journey bundle within 1 business day.</w:t>
             </w:r>
           </w:p>
         </w:tc>
@@ -16608,6 +16769,7 @@
       </w:r>
     </w:p>
     <w:p>
+      <w:bookmarkStart w:id="24" w:name="sec_024"/>
       <w:pPr>
         <w:pStyle w:val="Heading1"/>
         <w:keepNext/>
@@ -16628,6 +16790,7 @@
         </w:rPr>
         <w:t xml:space="preserve">9.  Decision Schedule B — Suitability Rule Pack</w:t>
       </w:r>
+      <w:bookmarkEnd w:id="24"/>
     </w:p>
     <w:p>
       <w:pPr>
@@ -16956,7 +17119,11 @@
                 <w:sz w:val="18"/>
                 <w:szCs w:val="18"/>
               </w:rPr>
-              <w:t xml:space="preserve">The question set</w:t>
+              <w:t>The question set</w:t>
+              <w:br/>
+              <w:t>16 inputs, SUIT-R01 – SUIT-R04</w:t>
+              <w:br/>
+              <w:t>Volume 3, §2</w:t>
             </w:r>
             <w:r>
               <w:rPr>
@@ -16968,33 +17135,28 @@
                 <w:sz w:val="18"/>
                 <w:szCs w:val="18"/>
               </w:rPr>
-              <w:br/>
-              <w:t xml:space="preserve"/>
-            </w:r>
-            <w:r>
-              <w:rPr>
-                <w:b w:val="false"/>
-                <w:bCs w:val="false"/>
-                <w:i w:val="false"/>
-                <w:iCs w:val="false"/>
-                <w:color w:val="222629"/>
-                <w:sz w:val="18"/>
-                <w:szCs w:val="18"/>
-              </w:rPr>
-              <w:t xml:space="preserve">12 inputs, SUIT-R01 – SUIT-R04</w:t>
-            </w:r>
-            <w:r>
-              <w:rPr>
-                <w:b w:val="false"/>
-                <w:bCs w:val="false"/>
-                <w:i w:val="false"/>
-                <w:iCs w:val="false"/>
-                <w:color w:val="222629"/>
-                <w:sz w:val="18"/>
-                <w:szCs w:val="18"/>
-              </w:rPr>
-              <w:br/>
-              <w:t xml:space="preserve">Volume 3, §2</w:t>
+            </w:r>
+            <w:r>
+              <w:rPr>
+                <w:b w:val="false"/>
+                <w:bCs w:val="false"/>
+                <w:i w:val="false"/>
+                <w:iCs w:val="false"/>
+                <w:color w:val="222629"/>
+                <w:sz w:val="18"/>
+                <w:szCs w:val="18"/>
+              </w:rPr>
+            </w:r>
+            <w:r>
+              <w:rPr>
+                <w:b w:val="false"/>
+                <w:bCs w:val="false"/>
+                <w:i w:val="false"/>
+                <w:iCs w:val="false"/>
+                <w:color w:val="222629"/>
+                <w:sz w:val="18"/>
+                <w:szCs w:val="18"/>
+              </w:rPr>
             </w:r>
           </w:p>
         </w:tc>
@@ -17024,7 +17186,7 @@
                 <w:sz w:val="18"/>
                 <w:szCs w:val="18"/>
               </w:rPr>
-              <w:t xml:space="preserve">That four inputs taken from bank records and eight asked of the customer constitute a documented need analysis; that a partial questionnaire produces no assessment at all; and that where a customer’s self-declared figure is lower than the figure the bank already holds, the higher figure is used and the discrepancy recorded.</w:t>
+              <w:t>That four inputs taken from bank records and twelve asked of the customer constitute a documented need analysis; that a partial questionnaire produces no assessment at all; and that where a customer’s self-declared figure is lower than the figure the bank already holds, the higher figure is used and the discrepancy recorded.</w:t>
             </w:r>
           </w:p>
         </w:tc>
@@ -17338,7 +17500,11 @@
                 <w:sz w:val="18"/>
                 <w:szCs w:val="18"/>
               </w:rPr>
-              <w:t xml:space="preserve">Product-class outcomes</w:t>
+              <w:t>Product-class outcomes</w:t>
+              <w:br/>
+              <w:t>SUIT-R09 – SUIT-R19c</w:t>
+              <w:br/>
+              <w:t>Volume 3, §4</w:t>
             </w:r>
             <w:r>
               <w:rPr>
@@ -17350,33 +17516,28 @@
                 <w:sz w:val="18"/>
                 <w:szCs w:val="18"/>
               </w:rPr>
-              <w:br/>
-              <w:t xml:space="preserve"/>
-            </w:r>
-            <w:r>
-              <w:rPr>
-                <w:b w:val="false"/>
-                <w:bCs w:val="false"/>
-                <w:i w:val="false"/>
-                <w:iCs w:val="false"/>
-                <w:color w:val="222629"/>
-                <w:sz w:val="18"/>
-                <w:szCs w:val="18"/>
-              </w:rPr>
-              <w:t xml:space="preserve">SUIT-R09 – SUIT-R19a</w:t>
-            </w:r>
-            <w:r>
-              <w:rPr>
-                <w:b w:val="false"/>
-                <w:bCs w:val="false"/>
-                <w:i w:val="false"/>
-                <w:iCs w:val="false"/>
-                <w:color w:val="222629"/>
-                <w:sz w:val="18"/>
-                <w:szCs w:val="18"/>
-              </w:rPr>
-              <w:br/>
-              <w:t xml:space="preserve">Volume 3, §4</w:t>
+            </w:r>
+            <w:r>
+              <w:rPr>
+                <w:b w:val="false"/>
+                <w:bCs w:val="false"/>
+                <w:i w:val="false"/>
+                <w:iCs w:val="false"/>
+                <w:color w:val="222629"/>
+                <w:sz w:val="18"/>
+                <w:szCs w:val="18"/>
+              </w:rPr>
+            </w:r>
+            <w:r>
+              <w:rPr>
+                <w:b w:val="false"/>
+                <w:bCs w:val="false"/>
+                <w:i w:val="false"/>
+                <w:iCs w:val="false"/>
+                <w:color w:val="222629"/>
+                <w:sz w:val="18"/>
+                <w:szCs w:val="18"/>
+              </w:rPr>
             </w:r>
           </w:p>
         </w:tc>
@@ -17529,7 +17690,11 @@
                 <w:sz w:val="18"/>
                 <w:szCs w:val="18"/>
               </w:rPr>
-              <w:t xml:space="preserve">The assessment record</w:t>
+              <w:t>The assessment record</w:t>
+              <w:br/>
+              <w:t>20 fields, SUIT-R21 – SUIT-R24a</w:t>
+              <w:br/>
+              <w:t>Volume 3, §5</w:t>
             </w:r>
             <w:r>
               <w:rPr>
@@ -17541,33 +17706,28 @@
                 <w:sz w:val="18"/>
                 <w:szCs w:val="18"/>
               </w:rPr>
-              <w:br/>
-              <w:t xml:space="preserve"/>
-            </w:r>
-            <w:r>
-              <w:rPr>
-                <w:b w:val="false"/>
-                <w:bCs w:val="false"/>
-                <w:i w:val="false"/>
-                <w:iCs w:val="false"/>
-                <w:color w:val="222629"/>
-                <w:sz w:val="18"/>
-                <w:szCs w:val="18"/>
-              </w:rPr>
-              <w:t xml:space="preserve">18 fields, SUIT-R21 – SUIT-R24</w:t>
-            </w:r>
-            <w:r>
-              <w:rPr>
-                <w:b w:val="false"/>
-                <w:bCs w:val="false"/>
-                <w:i w:val="false"/>
-                <w:iCs w:val="false"/>
-                <w:color w:val="222629"/>
-                <w:sz w:val="18"/>
-                <w:szCs w:val="18"/>
-              </w:rPr>
-              <w:br/>
-              <w:t xml:space="preserve">Volume 3, §5</w:t>
+            </w:r>
+            <w:r>
+              <w:rPr>
+                <w:b w:val="false"/>
+                <w:bCs w:val="false"/>
+                <w:i w:val="false"/>
+                <w:iCs w:val="false"/>
+                <w:color w:val="222629"/>
+                <w:sz w:val="18"/>
+                <w:szCs w:val="18"/>
+              </w:rPr>
+            </w:r>
+            <w:r>
+              <w:rPr>
+                <w:b w:val="false"/>
+                <w:bCs w:val="false"/>
+                <w:i w:val="false"/>
+                <w:iCs w:val="false"/>
+                <w:color w:val="222629"/>
+                <w:sz w:val="18"/>
+                <w:szCs w:val="18"/>
+              </w:rPr>
             </w:r>
           </w:p>
         </w:tc>
@@ -18744,7 +18904,7 @@
                 <w:sz w:val="18"/>
                 <w:szCs w:val="18"/>
               </w:rPr>
-              <w:t xml:space="preserve">That a customer may choose any product whose class outcome permits it, including one the model did not rank first, recorded as a divergence with a stated reason — and that this is a customer choice, not an override of the assessment.</w:t>
+              <w:t>That a customer may choose any product whose class outcome permits it, including a caution-eligible class when another class is suitable, recorded as a divergence with a customer-stated reason — and that this is a customer choice, not an override of the assessment.</w:t>
             </w:r>
           </w:p>
         </w:tc>
@@ -19250,6 +19410,7 @@
       </w:r>
     </w:p>
     <w:p>
+      <w:bookmarkStart w:id="25" w:name="sec_025"/>
       <w:pPr>
         <w:pStyle w:val="Heading1"/>
         <w:keepNext/>
@@ -19270,6 +19431,7 @@
         </w:rPr>
         <w:t xml:space="preserve">10.  Open items requiring a Compliance determination</w:t>
       </w:r>
+      <w:bookmarkEnd w:id="25"/>
     </w:p>
     <w:p>
       <w:pPr>
@@ -20863,6 +21025,7 @@
       </w:r>
     </w:p>
     <w:p>
+      <w:bookmarkStart w:id="26" w:name="sec_026"/>
       <w:pPr>
         <w:pStyle w:val="Heading1"/>
         <w:keepNext/>
@@ -20883,6 +21046,7 @@
         </w:rPr>
         <w:t xml:space="preserve">11.  Product proposal — consolidating consent into a single up-front ceremony</w:t>
       </w:r>
+      <w:bookmarkEnd w:id="26"/>
     </w:p>
     <w:p>
       <w:pPr>
@@ -20903,6 +21067,7 @@
       </w:r>
     </w:p>
     <w:p>
+      <w:bookmarkStart w:id="27" w:name="sec_027"/>
       <w:pPr>
         <w:pStyle w:val="Heading2"/>
         <w:keepNext/>
@@ -20919,6 +21084,7 @@
         </w:rPr>
         <w:t xml:space="preserve">11.1  The problem, stated plainly</w:t>
       </w:r>
+      <w:bookmarkEnd w:id="27"/>
     </w:p>
     <w:p>
       <w:pPr>
@@ -21951,6 +22117,7 @@
       </w:r>
     </w:p>
     <w:p>
+      <w:bookmarkStart w:id="28" w:name="sec_028"/>
       <w:pPr>
         <w:pStyle w:val="Heading2"/>
         <w:keepNext/>
@@ -21967,6 +22134,7 @@
         </w:rPr>
         <w:t xml:space="preserve">11.2  What was asked for, and what is actually available</w:t>
       </w:r>
+      <w:bookmarkEnd w:id="28"/>
     </w:p>
     <w:p>
       <w:pPr>
@@ -22546,6 +22714,7 @@
       </w:tr>
     </w:tbl>
     <w:p>
+      <w:bookmarkStart w:id="29" w:name="sec_029"/>
       <w:pPr>
         <w:pStyle w:val="Heading2"/>
         <w:keepNext/>
@@ -22562,6 +22731,7 @@
         </w:rPr>
         <w:t xml:space="preserve">11.3  The recommended design</w:t>
       </w:r>
+      <w:bookmarkEnd w:id="29"/>
     </w:p>
     <w:p>
       <w:pPr>
@@ -23318,6 +23488,7 @@
       </w:r>
     </w:p>
     <w:p>
+      <w:bookmarkStart w:id="30" w:name="sec_030"/>
       <w:pPr>
         <w:pStyle w:val="Heading3"/>
         <w:keepNext/>
@@ -23334,6 +23505,7 @@
         </w:rPr>
         <w:t xml:space="preserve">What this changes for the customer</w:t>
       </w:r>
+      <w:bookmarkEnd w:id="30"/>
     </w:p>
     <w:tbl>
       <w:tblPr>
@@ -23960,6 +24132,7 @@
       </w:r>
     </w:p>
     <w:p>
+      <w:bookmarkStart w:id="31" w:name="sec_031"/>
       <w:pPr>
         <w:pStyle w:val="Heading2"/>
         <w:keepNext/>
@@ -23977,6 +24150,7 @@
         </w:rPr>
         <w:t xml:space="preserve">11.4  Why this is a compliance improvement and not only an experience improvement</w:t>
       </w:r>
+      <w:bookmarkEnd w:id="31"/>
     </w:p>
     <w:p>
       <w:pPr>
@@ -24175,6 +24349,7 @@
       </w:r>
     </w:p>
     <w:p>
+      <w:bookmarkStart w:id="32" w:name="sec_032"/>
       <w:pPr>
         <w:pStyle w:val="Heading2"/>
         <w:keepNext/>
@@ -24191,6 +24366,7 @@
         </w:rPr>
         <w:t xml:space="preserve">11.5  Rule changes required, if approved</w:t>
       </w:r>
+      <w:bookmarkEnd w:id="32"/>
     </w:p>
     <w:p>
       <w:pPr>
@@ -25496,6 +25672,7 @@
       </w:r>
     </w:p>
     <w:p>
+      <w:bookmarkStart w:id="33" w:name="sec_033"/>
       <w:pPr>
         <w:pStyle w:val="Heading2"/>
         <w:keepNext/>
@@ -25512,6 +25689,7 @@
         </w:rPr>
         <w:t xml:space="preserve">11.6  If Compliance declines the panel-scoped consent</w:t>
       </w:r>
+      <w:bookmarkEnd w:id="33"/>
     </w:p>
     <w:p>
       <w:pPr>
@@ -25621,6 +25799,7 @@
       </w:r>
     </w:p>
     <w:p>
+      <w:bookmarkStart w:id="34" w:name="sec_034"/>
       <w:pPr>
         <w:pStyle w:val="Heading2"/>
         <w:keepNext/>
@@ -25637,6 +25816,7 @@
         </w:rPr>
         <w:t xml:space="preserve">11.7  What this changes in the work ahead</w:t>
       </w:r>
+      <w:bookmarkEnd w:id="34"/>
     </w:p>
     <w:tbl>
       <w:tblPr>
@@ -26120,6 +26300,7 @@
       </w:tr>
     </w:tbl>
     <w:p>
+      <w:bookmarkStart w:id="35" w:name="sec_035"/>
       <w:pPr>
         <w:pStyle w:val="Heading1"/>
         <w:keepNext/>
@@ -26140,6 +26321,7 @@
         </w:rPr>
         <w:t xml:space="preserve">12.  Conditions that carry forward into build and run</w:t>
       </w:r>
+      <w:bookmarkEnd w:id="35"/>
     </w:p>
     <w:p>
       <w:pPr>
@@ -26704,6 +26886,7 @@
       </w:r>
     </w:p>
     <w:p>
+      <w:bookmarkStart w:id="36" w:name="sec_036"/>
       <w:pPr>
         <w:pStyle w:val="Heading2"/>
         <w:keepNext/>
@@ -26720,6 +26903,7 @@
         </w:rPr>
         <w:t xml:space="preserve">Other approvals still required</w:t>
       </w:r>
+      <w:bookmarkEnd w:id="36"/>
     </w:p>
     <w:p>
       <w:pPr>
@@ -27350,6 +27534,7 @@
       </w:tr>
     </w:tbl>
     <w:p>
+      <w:bookmarkStart w:id="37" w:name="sec_037"/>
       <w:pPr>
         <w:pStyle w:val="Heading1"/>
         <w:keepNext/>
@@ -27369,6 +27554,7 @@
         </w:rPr>
         <w:t xml:space="preserve">13.  What happens after approval</w:t>
       </w:r>
+      <w:bookmarkEnd w:id="37"/>
     </w:p>
     <w:tbl>
       <w:tblPr>
@@ -28467,6 +28653,7 @@
       </w:r>
     </w:p>
     <w:p>
+      <w:bookmarkStart w:id="38" w:name="sec_038"/>
       <w:pPr>
         <w:pStyle w:val="Heading1"/>
         <w:keepNext/>
@@ -28487,6 +28674,7 @@
         </w:rPr>
         <w:t xml:space="preserve">14.  Sign-off sheet</w:t>
       </w:r>
+      <w:bookmarkEnd w:id="38"/>
     </w:p>
     <w:p>
       <w:pPr>
@@ -28515,6 +28703,7 @@
       </w:r>
     </w:p>
     <w:p>
+      <w:bookmarkStart w:id="39" w:name="sec_039"/>
       <w:pPr>
         <w:pStyle w:val="Heading2"/>
         <w:keepNext/>
@@ -28531,6 +28720,7 @@
         </w:rPr>
         <w:t xml:space="preserve">Primary approval — human signature mandatory</w:t>
       </w:r>
+      <w:bookmarkEnd w:id="39"/>
     </w:p>
     <w:tbl>
       <w:tblPr>
@@ -28676,7 +28866,7 @@
                 <w:sz w:val="18"/>
                 <w:szCs w:val="18"/>
               </w:rPr>
-              <w:t xml:space="preserve">Regulatory permissibility of both rule packs; the basis for statement and disclosure wording; the sequencing of consent within the journey; the retention basis; the ten open determinations in §10; and the consent-consolidation proposal in §11, including OPEN-CNS-06 and OPEN-CNS-07.</w:t>
+              <w:t>Regulatory permissibility of both rule packs; the basis for statement and disclosure wording; the sequencing of consent within the journey; the retention basis; the twelve open determinations in §10; and the consent-consolidation proposal in §11, including OPEN-CNS-06 and OPEN-CNS-07.</w:t>
             </w:r>
           </w:p>
         </w:tc>
@@ -29025,6 +29215,7 @@
       </w:r>
     </w:p>
     <w:p>
+      <w:bookmarkStart w:id="40" w:name="sec_040"/>
       <w:pPr>
         <w:pStyle w:val="Heading2"/>
         <w:keepNext/>
@@ -29041,6 +29232,7 @@
         </w:rPr>
         <w:t xml:space="preserve">Product decision — required, and not satisfied by the drafting of this pack</w:t>
       </w:r>
+      <w:bookmarkEnd w:id="40"/>
     </w:p>
     <w:p>
       <w:pPr>
@@ -29553,6 +29745,7 @@
       </w:r>
     </w:p>
     <w:p>
+      <w:bookmarkStart w:id="41" w:name="sec_041"/>
       <w:pPr>
         <w:pStyle w:val="Heading2"/>
         <w:keepNext/>
@@ -29569,6 +29762,7 @@
         </w:rPr>
         <w:t xml:space="preserve">Supporting conclusions</w:t>
       </w:r>
+      <w:bookmarkEnd w:id="41"/>
     </w:p>
     <w:tbl>
       <w:tblPr>
@@ -32148,6 +32342,7 @@
       </w:r>
     </w:p>
     <w:p>
+      <w:bookmarkStart w:id="42" w:name="sec_042"/>
       <w:pPr>
         <w:pStyle w:val="Heading1"/>
         <w:keepNext/>
@@ -32168,6 +32363,7 @@
         </w:rPr>
         <w:t xml:space="preserve">Appendix — Terms and internal references</w:t>
       </w:r>
+      <w:bookmarkEnd w:id="42"/>
     </w:p>
     <w:p>
       <w:pPr>
@@ -32188,6 +32384,7 @@
       </w:r>
     </w:p>
     <w:p>
+      <w:bookmarkStart w:id="43" w:name="sec_043"/>
       <w:pPr>
         <w:pStyle w:val="Heading2"/>
         <w:keepNext/>
@@ -32204,6 +32401,7 @@
         </w:rPr>
         <w:t xml:space="preserve">Part 1 — Terms used in the rules</w:t>
       </w:r>
+      <w:bookmarkEnd w:id="43"/>
     </w:p>
     <w:tbl>
       <w:tblPr>
@@ -32944,7 +33142,7 @@
                 <w:sz w:val="18"/>
                 <w:szCs w:val="18"/>
               </w:rPr>
-              <w:t xml:space="preserve">A sharing consent that names every insurer on the panel at the point of capture, later narrowed to one by the customer’s product selection. Proposed in §9; not part of the packs as drafted.</w:t>
+              <w:t>A sharing consent that names every insurer on the panel at the point of capture, later narrowed to one by the customer’s product selection. Proposed in Volume 1, §11; not part of the packs as drafted.</w:t>
             </w:r>
           </w:p>
         </w:tc>
@@ -33215,6 +33413,7 @@
       </w:tr>
     </w:tbl>
     <w:p>
+      <w:bookmarkStart w:id="44" w:name="sec_044"/>
       <w:pPr>
         <w:pStyle w:val="Heading2"/>
         <w:keepNext/>
@@ -33232,6 +33431,7 @@
         </w:rPr>
         <w:t xml:space="preserve">Part 2 — Internal programme references</w:t>
       </w:r>
+      <w:bookmarkEnd w:id="44"/>
     </w:p>
     <w:p>
       <w:pPr>
@@ -34358,7 +34558,7 @@
           <w:sz w:val="17"/>
           <w:szCs w:val="17"/>
         </w:rPr>
-        <w:t xml:space="preserve">Volume 1 of 3 — Decision Pack · Prepared by Rajal, Principal Insurance Platform Product Owner · AU Bank Insurance Distribution Platform · 17 August 2026 · Approval reference COMP-APPROVE-CNS-SUIT-v1.1</w:t>
+        <w:t>Volume 1 of 3 — Decision Pack · AI-drafted for Rajal and Shailja review — unsigned · AU Bank Insurance Distribution Platform · 17 August 2026 · Approval reference COMP-APPROVE-CNS-SUIT-v1.1</w:t>
       </w:r>
     </w:p>
     <w:sectPr>

--- a/docs/au-bank-insurance-platform/rule-packs/approval/1-Decision-Pack.docx
+++ b/docs/au-bank-insurance-platform/rule-packs/approval/1-Decision-Pack.docx
@@ -451,7 +451,7 @@
                 <w:sz w:val="18"/>
                 <w:szCs w:val="18"/>
               </w:rPr>
-              <w:t xml:space="preserve">Rajal — Principal Insurance Platform Product Owner — is the accountable role, and has not yet signed. See the provenance note below and the Product decision block in §14.</w:t>
+              <w:t xml:space="preserve">The Principal Insurance Platform Product Owner is the accountable role, and has not yet signed. See the provenance note below and the Product decision block in §14.</w:t>
             </w:r>
           </w:p>
         </w:tc>
@@ -543,7 +543,7 @@
                 <w:szCs w:val="18"/>
               </w:rPr>
               <w:br/>
-              <w:t xml:space="preserve">Where this document states a Product position, that position is drafted on Product’s behalf and is awaiting Rajal’s signature. It is not evidence of a Product decision and must not be relied on as one.</w:t>
+              <w:t xml:space="preserve">Where this document states a Product position, that position is drafted on Product’s behalf and is awaiting the Product Owner’s signature. It is not evidence of a Product decision and must not be relied on as one.</w:t>
             </w:r>
           </w:p>
         </w:tc>
@@ -608,19 +608,19 @@
                 <w:sz w:val="18"/>
                 <w:szCs w:val="18"/>
               </w:rPr>
-              <w:t xml:space="preserve">Shailja S</w:t>
-            </w:r>
-            <w:r>
-              <w:rPr>
-                <w:b w:val="false"/>
-                <w:bCs w:val="false"/>
-                <w:i w:val="false"/>
-                <w:iCs w:val="false"/>
-                <w:color w:val="222629"/>
-                <w:sz w:val="18"/>
-                <w:szCs w:val="18"/>
-              </w:rPr>
-              <w:t xml:space="preserve"> — Compliance &amp; Risk Head. A human signature is mandatory; this approval cannot be delegated to an automated reviewer.</w:t>
+              <w:t xml:space="preserve">The Compliance &amp; Risk Head</w:t>
+            </w:r>
+            <w:r>
+              <w:rPr>
+                <w:b w:val="false"/>
+                <w:bCs w:val="false"/>
+                <w:i w:val="false"/>
+                <w:iCs w:val="false"/>
+                <w:color w:val="222629"/>
+                <w:sz w:val="18"/>
+                <w:szCs w:val="18"/>
+              </w:rPr>
+              <w:t xml:space="preserve">. A human signature is mandatory; this approval cannot be delegated to an automated reviewer.</w:t>
             </w:r>
           </w:p>
         </w:tc>
@@ -687,7 +687,7 @@
                 <w:sz w:val="18"/>
                 <w:szCs w:val="18"/>
               </w:rPr>
-              <w:t xml:space="preserve">Deepali (Information Security) · Aarti (Data and Database) · Swapnali (Quality Assurance) · Mahesh (Solution Architecture) · Shivanshi (Operations)</w:t>
+              <w:t xml:space="preserve">Information Security · Data and Database · Quality Assurance · Solution Architecture · Operations</w:t>
             </w:r>
           </w:p>
         </w:tc>
@@ -1767,7 +1767,7 @@
           <w:sz w:val="20"/>
           <w:szCs w:val="20"/>
         </w:rPr>
-        <w:t xml:space="preserve">—.  </w:t>
+        <w:t xml:space="preserve">A.  </w:t>
       </w:r>
       <w:r>
         <w:rPr>
@@ -1779,7 +1779,37 @@
           <w:sz w:val="20"/>
           <w:szCs w:val="20"/>
         </w:rPr>
-        <w:t xml:space="preserve">Appendix — Terms and internal references</w:t>
+        <w:t xml:space="preserve">Appendix A — Regulatory register: every obligation these rules serve</w:t>
+      </w:r>
+    </w:p>
+    <w:p>
+      <w:pPr>
+        <w:spacing w:after="70" w:before="0" w:line="276"/>
+        <w:jc w:val="left"/>
+      </w:pPr>
+      <w:r>
+        <w:rPr>
+          <w:b/>
+          <w:bCs/>
+          <w:i w:val="false"/>
+          <w:iCs w:val="false"/>
+          <w:color w:val="0F6E6E"/>
+          <w:sz w:val="20"/>
+          <w:szCs w:val="20"/>
+        </w:rPr>
+        <w:t xml:space="preserve">B.  </w:t>
+      </w:r>
+      <w:r>
+        <w:rPr>
+          <w:b w:val="false"/>
+          <w:bCs w:val="false"/>
+          <w:i w:val="false"/>
+          <w:iCs w:val="false"/>
+          <w:color w:val="222629"/>
+          <w:sz w:val="20"/>
+          <w:szCs w:val="20"/>
+        </w:rPr>
+        <w:t xml:space="preserve">Appendix B — Terms and internal references</w:t>
       </w:r>
     </w:p>
     <w:p>
@@ -4898,7 +4928,7 @@
                 <w:sz w:val="18"/>
                 <w:szCs w:val="18"/>
               </w:rPr>
-              <w:t xml:space="preserve">"Prepared by Rajal", with Product recorded as having approved both packs.</w:t>
+              <w:t xml:space="preserve">The pack was attributed to a named individual, with Product recorded as having approved both packs.</w:t>
             </w:r>
           </w:p>
         </w:tc>
@@ -7089,7 +7119,7 @@
                 <w:sz w:val="18"/>
                 <w:szCs w:val="18"/>
               </w:rPr>
-              <w:t xml:space="preserve">Rajal, then Delivery</w:t>
+              <w:t xml:space="preserve">Product Owner, then Delivery</w:t>
             </w:r>
           </w:p>
         </w:tc>
@@ -7217,7 +7247,7 @@
                 <w:sz w:val="18"/>
                 <w:szCs w:val="18"/>
               </w:rPr>
-              <w:t xml:space="preserve">Rajal, then Delivery</w:t>
+              <w:t xml:space="preserve">Product Owner, then Delivery</w:t>
             </w:r>
           </w:p>
         </w:tc>
@@ -7343,7 +7373,7 @@
                 <w:sz w:val="18"/>
                 <w:szCs w:val="18"/>
               </w:rPr>
-              <w:t xml:space="preserve">Rajal, with Compliance</w:t>
+              <w:t xml:space="preserve">Product Owner, with Compliance</w:t>
             </w:r>
           </w:p>
         </w:tc>
@@ -7471,7 +7501,7 @@
                 <w:sz w:val="18"/>
                 <w:szCs w:val="18"/>
               </w:rPr>
-              <w:t xml:space="preserve">Rajal</w:t>
+              <w:t xml:space="preserve">Product Owner</w:t>
             </w:r>
           </w:p>
         </w:tc>
@@ -7597,7 +7627,7 @@
                 <w:sz w:val="18"/>
                 <w:szCs w:val="18"/>
               </w:rPr>
-              <w:t xml:space="preserve">Rajal, with Bancassurance</w:t>
+              <w:t xml:space="preserve">Product Owner, with Bancassurance</w:t>
             </w:r>
           </w:p>
         </w:tc>
@@ -7725,7 +7755,7 @@
                 <w:sz w:val="18"/>
                 <w:szCs w:val="18"/>
               </w:rPr>
-              <w:t xml:space="preserve">Mahesh and Rajal</w:t>
+              <w:t xml:space="preserve">the Architect and the Product Owner</w:t>
             </w:r>
           </w:p>
         </w:tc>
@@ -8577,7 +8607,7 @@
                 <w:sz w:val="18"/>
                 <w:szCs w:val="18"/>
               </w:rPr>
-              <w:t xml:space="preserve"> Awaiting Rajal’s decision — §14.</w:t>
+              <w:t xml:space="preserve"> Awaiting the Product Owner’s decision — §14.</w:t>
             </w:r>
           </w:p>
         </w:tc>
@@ -8619,7 +8649,7 @@
                 <w:sz w:val="18"/>
                 <w:szCs w:val="18"/>
               </w:rPr>
-              <w:t xml:space="preserve"> Awaiting Rajal’s decision — §14.</w:t>
+              <w:t xml:space="preserve"> Awaiting the Product Owner’s decision — §14.</w:t>
             </w:r>
           </w:p>
         </w:tc>
@@ -9598,6 +9628,66 @@
         <w:keepLines/>
         <w:pBdr>
           <w:top w:val="single" w:color="F1F5F8" w:sz="2" w:space="8"/>
+          <w:left w:val="single" w:color="0F6E6E" w:sz="18" w:space="10"/>
+          <w:right w:val="single" w:color="F1F5F8" w:sz="2" w:space="10"/>
+        </w:pBdr>
+        <w:shd w:fill="F1F5F8" w:color="auto" w:val="clear"/>
+        <w:spacing w:after="100" w:before="140" w:line="276"/>
+        <w:ind w:left="200" w:right="200"/>
+      </w:pPr>
+      <w:r>
+        <w:rPr>
+          <w:b/>
+          <w:bCs/>
+          <w:i w:val="false"/>
+          <w:iCs w:val="false"/>
+          <w:color w:val="0F6E6E"/>
+          <w:sz w:val="20"/>
+          <w:szCs w:val="20"/>
+        </w:rPr>
+        <w:t xml:space="preserve">Where to find the detail</w:t>
+      </w:r>
+    </w:p>
+    <w:p>
+      <w:pPr>
+        <w:keepNext w:val="false"/>
+        <w:keepLines/>
+        <w:pBdr>
+          <w:bottom w:val="single" w:color="F1F5F8" w:sz="2" w:space="8"/>
+          <w:left w:val="single" w:color="0F6E6E" w:sz="18" w:space="10"/>
+          <w:right w:val="single" w:color="F1F5F8" w:sz="2" w:space="10"/>
+        </w:pBdr>
+        <w:shd w:fill="F1F5F8" w:color="auto" w:val="clear"/>
+        <w:spacing w:after="140" w:before="0" w:line="276"/>
+        <w:ind w:left="200" w:right="200"/>
+      </w:pPr>
+      <w:r>
+        <w:rPr>
+          <w:b w:val="false"/>
+          <w:bCs w:val="false"/>
+          <w:i w:val="false"/>
+          <w:iCs w:val="false"/>
+          <w:color w:val="222629"/>
+          <w:sz w:val="20"/>
+          <w:szCs w:val="20"/>
+        </w:rPr>
+        <w:t xml:space="preserve">Appendix A to this volume is the regulatory register: 28 obligations, each with the instrument Product believes is its source, what the obligation requires, and a status column for Compliance to complete. Every rule in Volumes 2 and 3 prints the codes of the obligations it serves directly beneath its rule identifier, so a reader can see at a glance what each rule is for — and can see, equally plainly, the rules for which Product claims no external obligation at all.</w:t>
+      </w:r>
+    </w:p>
+    <w:p>
+      <w:pPr>
+        <w:spacing w:after="140"/>
+      </w:pPr>
+      <w:r>
+        <w:t xml:space="preserve"/>
+      </w:r>
+    </w:p>
+    <w:p>
+      <w:pPr>
+        <w:keepNext/>
+        <w:keepLines/>
+        <w:pBdr>
+          <w:top w:val="single" w:color="F1F5F8" w:sz="2" w:space="8"/>
           <w:left w:val="single" w:color="9B2226" w:sz="18" w:space="10"/>
           <w:right w:val="single" w:color="F1F5F8" w:sz="2" w:space="10"/>
         </w:pBdr>
@@ -13975,6 +14065,72 @@
                 <w:sz w:val="18"/>
                 <w:szCs w:val="18"/>
               </w:rPr>
+              <w:t xml:space="preserve">Obligation codes</w:t>
+            </w:r>
+          </w:p>
+        </w:tc>
+        <w:tc>
+          <w:tcPr>
+            <w:tcW w:type="dxa" w:w="7518"/>
+            <w:tcMar>
+              <w:top w:type="dxa" w:w="90"/>
+              <w:left w:type="dxa" w:w="130"/>
+              <w:bottom w:type="dxa" w:w="90"/>
+              <w:right w:type="dxa" w:w="130"/>
+            </w:tcMar>
+            <w:vAlign w:val="top"/>
+          </w:tcPr>
+          <w:p>
+            <w:pPr>
+              <w:spacing w:after="40" w:before="40" w:line="252"/>
+              <w:jc w:val="left"/>
+            </w:pPr>
+            <w:r>
+              <w:rPr>
+                <w:b w:val="false"/>
+                <w:bCs w:val="false"/>
+                <w:i w:val="false"/>
+                <w:iCs w:val="false"/>
+                <w:color w:val="222629"/>
+                <w:sz w:val="18"/>
+                <w:szCs w:val="18"/>
+              </w:rPr>
+              <w:t xml:space="preserve">Printed in small type beneath each rule identifier, for example OBL-DP-02 or OBL-INS-02. They name the obligation the rule exists to serve, and they are defined in Appendix A. A rule that carries no code is Product design with no external obligation claimed for it — that is deliberate signalling, not an omission.</w:t>
+            </w:r>
+          </w:p>
+        </w:tc>
+      </w:tr>
+      <w:tr>
+        <w:trPr>
+          <w:cantSplit/>
+        </w:trPr>
+        <w:tc>
+          <w:tcPr>
+            <w:tcW w:type="dxa" w:w="2120"/>
+            <w:shd w:fill="F1F5F8" w:color="auto" w:val="clear"/>
+            <w:tcMar>
+              <w:top w:type="dxa" w:w="90"/>
+              <w:left w:type="dxa" w:w="130"/>
+              <w:bottom w:type="dxa" w:w="90"/>
+              <w:right w:type="dxa" w:w="130"/>
+            </w:tcMar>
+            <w:vAlign w:val="top"/>
+          </w:tcPr>
+          <w:p>
+            <w:pPr>
+              <w:spacing w:after="40" w:before="40" w:line="252"/>
+              <w:jc w:val="left"/>
+            </w:pPr>
+            <w:r>
+              <w:rPr>
+                <w:b/>
+                <w:bCs/>
+                <w:i w:val="false"/>
+                <w:iCs w:val="false"/>
+                <w:color w:val="222629"/>
+                <w:sz w:val="18"/>
+                <w:szCs w:val="18"/>
+              </w:rPr>
               <w:t xml:space="preserve">Error codes</w:t>
             </w:r>
           </w:p>
@@ -13982,6 +14138,7 @@
         <w:tc>
           <w:tcPr>
             <w:tcW w:type="dxa" w:w="7518"/>
+            <w:shd w:fill="F1F5F8" w:color="auto" w:val="clear"/>
             <w:tcMar>
               <w:top w:type="dxa" w:w="90"/>
               <w:left w:type="dxa" w:w="130"/>
@@ -24423,6 +24580,44 @@
               </w:rPr>
               <w:t xml:space="preserve">new</w:t>
             </w:r>
+            <w:r>
+              <w:rPr>
+                <w:b w:val="false"/>
+                <w:bCs w:val="false"/>
+                <w:i w:val="false"/>
+                <w:iCs w:val="false"/>
+                <w:color w:val="0F6E6E"/>
+                <w:sz w:val="15"/>
+                <w:szCs w:val="15"/>
+              </w:rPr>
+              <w:t xml:space="preserve"/>
+            </w:r>
+            <w:r>
+              <w:rPr>
+                <w:b w:val="false"/>
+                <w:bCs w:val="false"/>
+                <w:i w:val="false"/>
+                <w:iCs w:val="false"/>
+                <w:color w:val="0F6E6E"/>
+                <w:sz w:val="15"/>
+                <w:szCs w:val="15"/>
+              </w:rPr>
+              <w:br/>
+              <w:t xml:space="preserve">OBL-DP-02</w:t>
+            </w:r>
+            <w:r>
+              <w:rPr>
+                <w:b w:val="false"/>
+                <w:bCs w:val="false"/>
+                <w:i w:val="false"/>
+                <w:iCs w:val="false"/>
+                <w:color w:val="0F6E6E"/>
+                <w:sz w:val="15"/>
+                <w:szCs w:val="15"/>
+              </w:rPr>
+              <w:br/>
+              <w:t xml:space="preserve">OBL-INS-05</w:t>
+            </w:r>
           </w:p>
         </w:tc>
         <w:tc>
@@ -24600,6 +24795,44 @@
               </w:rPr>
               <w:t xml:space="preserve">new</w:t>
             </w:r>
+            <w:r>
+              <w:rPr>
+                <w:b w:val="false"/>
+                <w:bCs w:val="false"/>
+                <w:i w:val="false"/>
+                <w:iCs w:val="false"/>
+                <w:color w:val="0F6E6E"/>
+                <w:sz w:val="15"/>
+                <w:szCs w:val="15"/>
+              </w:rPr>
+              <w:t xml:space="preserve"/>
+            </w:r>
+            <w:r>
+              <w:rPr>
+                <w:b w:val="false"/>
+                <w:bCs w:val="false"/>
+                <w:i w:val="false"/>
+                <w:iCs w:val="false"/>
+                <w:color w:val="0F6E6E"/>
+                <w:sz w:val="15"/>
+                <w:szCs w:val="15"/>
+              </w:rPr>
+              <w:br/>
+              <w:t xml:space="preserve">OBL-DP-02</w:t>
+            </w:r>
+            <w:r>
+              <w:rPr>
+                <w:b w:val="false"/>
+                <w:bCs w:val="false"/>
+                <w:i w:val="false"/>
+                <w:iCs w:val="false"/>
+                <w:color w:val="0F6E6E"/>
+                <w:sz w:val="15"/>
+                <w:szCs w:val="15"/>
+              </w:rPr>
+              <w:br/>
+              <w:t xml:space="preserve">OBL-INS-05</w:t>
+            </w:r>
           </w:p>
         </w:tc>
         <w:tc>
@@ -24779,6 +25012,44 @@
               </w:rPr>
               <w:t xml:space="preserve">amended</w:t>
             </w:r>
+            <w:r>
+              <w:rPr>
+                <w:b w:val="false"/>
+                <w:bCs w:val="false"/>
+                <w:i w:val="false"/>
+                <w:iCs w:val="false"/>
+                <w:color w:val="0F6E6E"/>
+                <w:sz w:val="15"/>
+                <w:szCs w:val="15"/>
+              </w:rPr>
+              <w:t xml:space="preserve"/>
+            </w:r>
+            <w:r>
+              <w:rPr>
+                <w:b w:val="false"/>
+                <w:bCs w:val="false"/>
+                <w:i w:val="false"/>
+                <w:iCs w:val="false"/>
+                <w:color w:val="0F6E6E"/>
+                <w:sz w:val="15"/>
+                <w:szCs w:val="15"/>
+              </w:rPr>
+              <w:br/>
+              <w:t xml:space="preserve">OBL-DP-02</w:t>
+            </w:r>
+            <w:r>
+              <w:rPr>
+                <w:b w:val="false"/>
+                <w:bCs w:val="false"/>
+                <w:i w:val="false"/>
+                <w:iCs w:val="false"/>
+                <w:color w:val="0F6E6E"/>
+                <w:sz w:val="15"/>
+                <w:szCs w:val="15"/>
+              </w:rPr>
+              <w:br/>
+              <w:t xml:space="preserve">OBL-DP-09</w:t>
+            </w:r>
           </w:p>
         </w:tc>
         <w:tc>
@@ -24956,6 +25227,44 @@
               </w:rPr>
               <w:t xml:space="preserve">new</w:t>
             </w:r>
+            <w:r>
+              <w:rPr>
+                <w:b w:val="false"/>
+                <w:bCs w:val="false"/>
+                <w:i w:val="false"/>
+                <w:iCs w:val="false"/>
+                <w:color w:val="0F6E6E"/>
+                <w:sz w:val="15"/>
+                <w:szCs w:val="15"/>
+              </w:rPr>
+              <w:t xml:space="preserve"/>
+            </w:r>
+            <w:r>
+              <w:rPr>
+                <w:b w:val="false"/>
+                <w:bCs w:val="false"/>
+                <w:i w:val="false"/>
+                <w:iCs w:val="false"/>
+                <w:color w:val="0F6E6E"/>
+                <w:sz w:val="15"/>
+                <w:szCs w:val="15"/>
+              </w:rPr>
+              <w:br/>
+              <w:t xml:space="preserve">OBL-DP-02</w:t>
+            </w:r>
+            <w:r>
+              <w:rPr>
+                <w:b w:val="false"/>
+                <w:bCs w:val="false"/>
+                <w:i w:val="false"/>
+                <w:iCs w:val="false"/>
+                <w:color w:val="0F6E6E"/>
+                <w:sz w:val="15"/>
+                <w:szCs w:val="15"/>
+              </w:rPr>
+              <w:br/>
+              <w:t xml:space="preserve">OBL-DP-09</w:t>
+            </w:r>
           </w:p>
         </w:tc>
         <w:tc>
@@ -25135,6 +25444,44 @@
               </w:rPr>
               <w:t xml:space="preserve">new</w:t>
             </w:r>
+            <w:r>
+              <w:rPr>
+                <w:b w:val="false"/>
+                <w:bCs w:val="false"/>
+                <w:i w:val="false"/>
+                <w:iCs w:val="false"/>
+                <w:color w:val="0F6E6E"/>
+                <w:sz w:val="15"/>
+                <w:szCs w:val="15"/>
+              </w:rPr>
+              <w:t xml:space="preserve"/>
+            </w:r>
+            <w:r>
+              <w:rPr>
+                <w:b w:val="false"/>
+                <w:bCs w:val="false"/>
+                <w:i w:val="false"/>
+                <w:iCs w:val="false"/>
+                <w:color w:val="0F6E6E"/>
+                <w:sz w:val="15"/>
+                <w:szCs w:val="15"/>
+              </w:rPr>
+              <w:br/>
+              <w:t xml:space="preserve">OBL-DP-02</w:t>
+            </w:r>
+            <w:r>
+              <w:rPr>
+                <w:b w:val="false"/>
+                <w:bCs w:val="false"/>
+                <w:i w:val="false"/>
+                <w:iCs w:val="false"/>
+                <w:color w:val="0F6E6E"/>
+                <w:sz w:val="15"/>
+                <w:szCs w:val="15"/>
+              </w:rPr>
+              <w:br/>
+              <w:t xml:space="preserve">OBL-DP-09</w:t>
+            </w:r>
           </w:p>
         </w:tc>
         <w:tc>
@@ -25311,6 +25658,44 @@
                 <w:szCs w:val="18"/>
               </w:rPr>
               <w:t xml:space="preserve">new</w:t>
+            </w:r>
+            <w:r>
+              <w:rPr>
+                <w:b w:val="false"/>
+                <w:bCs w:val="false"/>
+                <w:i w:val="false"/>
+                <w:iCs w:val="false"/>
+                <w:color w:val="0F6E6E"/>
+                <w:sz w:val="15"/>
+                <w:szCs w:val="15"/>
+              </w:rPr>
+              <w:t xml:space="preserve"/>
+            </w:r>
+            <w:r>
+              <w:rPr>
+                <w:b w:val="false"/>
+                <w:bCs w:val="false"/>
+                <w:i w:val="false"/>
+                <w:iCs w:val="false"/>
+                <w:color w:val="0F6E6E"/>
+                <w:sz w:val="15"/>
+                <w:szCs w:val="15"/>
+              </w:rPr>
+              <w:br/>
+              <w:t xml:space="preserve">OBL-DP-01</w:t>
+            </w:r>
+            <w:r>
+              <w:rPr>
+                <w:b w:val="false"/>
+                <w:bCs w:val="false"/>
+                <w:i w:val="false"/>
+                <w:iCs w:val="false"/>
+                <w:color w:val="0F6E6E"/>
+                <w:sz w:val="15"/>
+                <w:szCs w:val="15"/>
+              </w:rPr>
+              <w:br/>
+              <w:t xml:space="preserve">OBL-DP-02</w:t>
             </w:r>
           </w:p>
         </w:tc>
@@ -26405,7 +26790,7 @@
                 <w:sz w:val="18"/>
                 <w:szCs w:val="18"/>
               </w:rPr>
-              <w:t xml:space="preserve">Aarti (Database)</w:t>
+              <w:t xml:space="preserve">Data and Database</w:t>
             </w:r>
           </w:p>
         </w:tc>
@@ -26533,7 +26918,7 @@
                 <w:sz w:val="18"/>
                 <w:szCs w:val="18"/>
               </w:rPr>
-              <w:t xml:space="preserve">Deepali, with Infrastructure</w:t>
+              <w:t xml:space="preserve">Information Security, with Infrastructure</w:t>
             </w:r>
           </w:p>
         </w:tc>
@@ -26659,7 +27044,7 @@
                 <w:sz w:val="18"/>
                 <w:szCs w:val="18"/>
               </w:rPr>
-              <w:t xml:space="preserve">Swapnali (QA)</w:t>
+              <w:t xml:space="preserve">Quality Assurance</w:t>
             </w:r>
           </w:p>
         </w:tc>
@@ -26885,7 +27270,7 @@
                 <w:sz w:val="18"/>
                 <w:szCs w:val="18"/>
               </w:rPr>
-              <w:t xml:space="preserve">Deepali — Information Security</w:t>
+              <w:t xml:space="preserve">Information Security</w:t>
             </w:r>
           </w:p>
         </w:tc>
@@ -26981,7 +27366,7 @@
                 <w:sz w:val="18"/>
                 <w:szCs w:val="18"/>
               </w:rPr>
-              <w:t xml:space="preserve">Aarti — Database</w:t>
+              <w:t xml:space="preserve">Data and Database</w:t>
             </w:r>
           </w:p>
         </w:tc>
@@ -27078,7 +27463,7 @@
                 <w:sz w:val="18"/>
                 <w:szCs w:val="18"/>
               </w:rPr>
-              <w:t xml:space="preserve">Swapnali — Quality Assurance</w:t>
+              <w:t xml:space="preserve">Quality Assurance</w:t>
             </w:r>
           </w:p>
         </w:tc>
@@ -27174,7 +27559,7 @@
                 <w:sz w:val="18"/>
                 <w:szCs w:val="18"/>
               </w:rPr>
-              <w:t xml:space="preserve">Mahesh — Solution Architecture</w:t>
+              <w:t xml:space="preserve">Solution Architecture</w:t>
             </w:r>
           </w:p>
         </w:tc>
@@ -27271,7 +27656,7 @@
                 <w:sz w:val="18"/>
                 <w:szCs w:val="18"/>
               </w:rPr>
-              <w:t xml:space="preserve">Shivanshi — Operations</w:t>
+              <w:t xml:space="preserve">Operations</w:t>
             </w:r>
           </w:p>
         </w:tc>
@@ -27608,7 +27993,7 @@
                 <w:sz w:val="18"/>
                 <w:szCs w:val="18"/>
               </w:rPr>
-              <w:t xml:space="preserve">Shailja</w:t>
+              <w:t xml:space="preserve">Compliance</w:t>
             </w:r>
           </w:p>
         </w:tc>
@@ -27736,7 +28121,7 @@
                 <w:sz w:val="18"/>
                 <w:szCs w:val="18"/>
               </w:rPr>
-              <w:t xml:space="preserve">Rajal</w:t>
+              <w:t xml:space="preserve">Product Owner</w:t>
             </w:r>
           </w:p>
         </w:tc>
@@ -27862,7 +28247,7 @@
                 <w:sz w:val="18"/>
                 <w:szCs w:val="18"/>
               </w:rPr>
-              <w:t xml:space="preserve">Rajal</w:t>
+              <w:t xml:space="preserve">Product Owner</w:t>
             </w:r>
           </w:p>
         </w:tc>
@@ -27990,7 +28375,7 @@
                 <w:sz w:val="18"/>
                 <w:szCs w:val="18"/>
               </w:rPr>
-              <w:t xml:space="preserve">Kalpana (Delivery)</w:t>
+              <w:t xml:space="preserve">Delivery</w:t>
             </w:r>
           </w:p>
         </w:tc>
@@ -28116,7 +28501,7 @@
                 <w:sz w:val="18"/>
                 <w:szCs w:val="18"/>
               </w:rPr>
-              <w:t xml:space="preserve">Mahesh, with Delivery</w:t>
+              <w:t xml:space="preserve">Solution Architecture, with Delivery</w:t>
             </w:r>
           </w:p>
         </w:tc>
@@ -28244,7 +28629,7 @@
                 <w:sz w:val="18"/>
                 <w:szCs w:val="18"/>
               </w:rPr>
-              <w:t xml:space="preserve">Shailja and Legal, with Product</w:t>
+              <w:t xml:space="preserve">Compliance and Legal, with Product</w:t>
             </w:r>
           </w:p>
         </w:tc>
@@ -28370,7 +28755,7 @@
                 <w:sz w:val="18"/>
                 <w:szCs w:val="18"/>
               </w:rPr>
-              <w:t xml:space="preserve">Swapnali</w:t>
+              <w:t xml:space="preserve">Quality Assurance function</w:t>
             </w:r>
           </w:p>
         </w:tc>
@@ -28611,7 +28996,7 @@
                 <w:sz w:val="19"/>
                 <w:szCs w:val="19"/>
               </w:rPr>
-              <w:t xml:space="preserve">Shailja S — Compliance &amp; Risk Head</w:t>
+              <w:t xml:space="preserve">Compliance &amp; Risk Head</w:t>
             </w:r>
           </w:p>
         </w:tc>
@@ -29139,7 +29524,7 @@
                 <w:sz w:val="19"/>
                 <w:szCs w:val="19"/>
               </w:rPr>
-              <w:t xml:space="preserve">Rajal — Principal Insurance Platform Product Owner</w:t>
+              <w:t xml:space="preserve">Principal Insurance Platform Product Owner</w:t>
             </w:r>
           </w:p>
         </w:tc>
@@ -29649,7 +30034,7 @@
                 <w:sz w:val="19"/>
                 <w:szCs w:val="19"/>
               </w:rPr>
-              <w:t xml:space="preserve">Deepali</w:t>
+              <w:t xml:space="preserve">Information Security function</w:t>
             </w:r>
           </w:p>
         </w:tc>
@@ -30144,7 +30529,7 @@
                 <w:sz w:val="19"/>
                 <w:szCs w:val="19"/>
               </w:rPr>
-              <w:t xml:space="preserve">Aarti</w:t>
+              <w:t xml:space="preserve">Data and Database function</w:t>
             </w:r>
           </w:p>
         </w:tc>
@@ -30639,7 +31024,7 @@
                 <w:sz w:val="19"/>
                 <w:szCs w:val="19"/>
               </w:rPr>
-              <w:t xml:space="preserve">Swapnali</w:t>
+              <w:t xml:space="preserve">Quality Assurance function</w:t>
             </w:r>
           </w:p>
         </w:tc>
@@ -31134,7 +31519,7 @@
                 <w:sz w:val="19"/>
                 <w:szCs w:val="19"/>
               </w:rPr>
-              <w:t xml:space="preserve">Mahesh</w:t>
+              <w:t xml:space="preserve">Solution Architecture function</w:t>
             </w:r>
           </w:p>
         </w:tc>
@@ -31629,7 +32014,7 @@
                 <w:sz w:val="19"/>
                 <w:szCs w:val="19"/>
               </w:rPr>
-              <w:t xml:space="preserve">Shivanshi — Operations</w:t>
+              <w:t xml:space="preserve">Operations</w:t>
             </w:r>
           </w:p>
         </w:tc>
@@ -32118,7 +32503,7 @@
           <w:sz w:val="20"/>
           <w:szCs w:val="20"/>
         </w:rPr>
-        <w:t xml:space="preserve">In particular: there is no Product decision on these packs. Earlier drafting said Product had approved them, which implied a review that had not happened. Product’s decision is now a signature block like every other, immediately above, and it is unsigned. Until Rajal signs it, statements in this document beginning "Product’s position is…" describe a drafted recommendation and nothing more.</w:t>
+        <w:t xml:space="preserve">In particular: there is no Product decision on these packs. Earlier drafting said Product had approved them, which implied a review that had not happened. Product’s decision is now a signature block like every other, immediately above, and it is unsigned. Until the Product Owner signs it, statements in this document beginning "Product’s position is…" describe a drafted recommendation and nothing more.</w:t>
       </w:r>
     </w:p>
     <w:p>
@@ -32166,7 +32551,4558 @@
           <w:sz w:val="30"/>
           <w:szCs w:val="30"/>
         </w:rPr>
-        <w:t xml:space="preserve">Appendix — Terms and internal references</w:t>
+        <w:t xml:space="preserve">Appendix A — Regulatory register</w:t>
+      </w:r>
+    </w:p>
+    <w:p>
+      <w:pPr>
+        <w:keepNext/>
+        <w:keepLines/>
+        <w:pBdr>
+          <w:top w:val="single" w:color="F1F5F8" w:sz="2" w:space="8"/>
+          <w:left w:val="single" w:color="9B2226" w:sz="18" w:space="10"/>
+          <w:right w:val="single" w:color="F1F5F8" w:sz="2" w:space="10"/>
+        </w:pBdr>
+        <w:shd w:fill="F1F5F8" w:color="auto" w:val="clear"/>
+        <w:spacing w:after="100" w:before="140" w:line="276"/>
+        <w:ind w:left="200" w:right="200"/>
+      </w:pPr>
+      <w:r>
+        <w:rPr>
+          <w:b/>
+          <w:bCs/>
+          <w:i w:val="false"/>
+          <w:iCs w:val="false"/>
+          <w:color w:val="9B2226"/>
+          <w:sz w:val="20"/>
+          <w:szCs w:val="20"/>
+        </w:rPr>
+        <w:t xml:space="preserve">Read this before reading the register</w:t>
+      </w:r>
+    </w:p>
+    <w:p>
+      <w:pPr>
+        <w:keepNext w:val="false"/>
+        <w:keepLines/>
+        <w:pBdr>
+          <w:bottom w:val="single" w:color="F1F5F8" w:sz="2" w:space="8"/>
+          <w:left w:val="single" w:color="9B2226" w:sz="18" w:space="10"/>
+          <w:right w:val="single" w:color="F1F5F8" w:sz="2" w:space="10"/>
+        </w:pBdr>
+        <w:shd w:fill="F1F5F8" w:color="auto" w:val="clear"/>
+        <w:spacing w:after="140" w:before="0" w:line="276"/>
+        <w:ind w:left="200" w:right="200"/>
+      </w:pPr>
+      <w:r>
+        <w:rPr>
+          <w:b w:val="false"/>
+          <w:bCs w:val="false"/>
+          <w:i w:val="false"/>
+          <w:iCs w:val="false"/>
+          <w:color w:val="222629"/>
+          <w:sz w:val="20"/>
+          <w:szCs w:val="20"/>
+        </w:rPr>
+        <w:t xml:space="preserve">Every instrument named in this register is Product’s identification of the likely source. None has been verified by Compliance or Legal, no provision pointer has been checked against the text in force, and no applicability determination has been made for this entity in its distribution capacity. Nothing here may be relied on as a citation until Compliance completes the status column.</w:t>
+      </w:r>
+    </w:p>
+    <w:p>
+      <w:pPr>
+        <w:spacing w:after="140"/>
+      </w:pPr>
+      <w:r>
+        <w:t xml:space="preserve"/>
+      </w:r>
+    </w:p>
+    <w:p>
+      <w:pPr>
+        <w:spacing w:after="120" w:before="0" w:line="276"/>
+        <w:jc w:val="left"/>
+      </w:pPr>
+      <w:r>
+        <w:rPr>
+          <w:b w:val="false"/>
+          <w:bCs w:val="false"/>
+          <w:i w:val="false"/>
+          <w:iCs w:val="false"/>
+          <w:color w:val="222629"/>
+          <w:sz w:val="20"/>
+          <w:szCs w:val="20"/>
+        </w:rPr>
+        <w:t xml:space="preserve">Each rule in this submission carries one or more of the codes below, printed beneath the rule identifier. The code says which obligation the rule is there to serve. Where a rule carries no code, no external obligation is claimed for it and it is Product design.</w:t>
+      </w:r>
+    </w:p>
+    <w:p>
+      <w:pPr>
+        <w:spacing w:after="60"/>
+      </w:pPr>
+      <w:r>
+        <w:t xml:space="preserve"/>
+      </w:r>
+    </w:p>
+    <w:p>
+      <w:pPr>
+        <w:pStyle w:val="Heading2"/>
+        <w:keepNext/>
+        <w:keepLines/>
+        <w:spacing w:after="100" w:before="220"/>
+      </w:pPr>
+      <w:r>
+        <w:rPr>
+          <w:b/>
+          <w:bCs/>
+          <w:color w:val="0F6E6E"/>
+          <w:sz w:val="21"/>
+          <w:szCs w:val="21"/>
+        </w:rPr>
+        <w:t xml:space="preserve">Data protection</w:t>
+      </w:r>
+    </w:p>
+    <w:tbl>
+      <w:tblPr>
+        <w:tblW w:type="dxa" w:w="9638"/>
+        <w:tblBorders>
+          <w:top w:val="single" w:color="C7D2DC" w:sz="4"/>
+          <w:left w:val="single" w:color="C7D2DC" w:sz="4"/>
+          <w:bottom w:val="single" w:color="C7D2DC" w:sz="4"/>
+          <w:right w:val="single" w:color="C7D2DC" w:sz="4"/>
+          <w:insideH w:val="single" w:color="C7D2DC" w:sz="2"/>
+          <w:insideV w:val="single" w:color="C7D2DC" w:sz="2"/>
+        </w:tblBorders>
+      </w:tblPr>
+      <w:tblGrid>
+        <w:gridCol w:w="1349"/>
+        <w:gridCol w:w="2313"/>
+        <w:gridCol w:w="2891"/>
+        <w:gridCol w:w="3085"/>
+      </w:tblGrid>
+      <w:tr>
+        <w:trPr>
+          <w:cantSplit/>
+          <w:tblHeader/>
+        </w:trPr>
+        <w:tc>
+          <w:tcPr>
+            <w:tcW w:type="dxa" w:w="1349"/>
+            <w:shd w:fill="11304E" w:color="auto" w:val="clear"/>
+            <w:tcMar>
+              <w:top w:type="dxa" w:w="90"/>
+              <w:left w:type="dxa" w:w="130"/>
+              <w:bottom w:type="dxa" w:w="90"/>
+              <w:right w:type="dxa" w:w="130"/>
+            </w:tcMar>
+            <w:vAlign w:val="center"/>
+          </w:tcPr>
+          <w:p>
+            <w:pPr>
+              <w:spacing w:after="40" w:before="40" w:line="252"/>
+              <w:jc w:val="left"/>
+            </w:pPr>
+            <w:r>
+              <w:rPr>
+                <w:b/>
+                <w:bCs/>
+                <w:i w:val="false"/>
+                <w:iCs w:val="false"/>
+                <w:color w:val="FFFFFF"/>
+                <w:sz w:val="18"/>
+                <w:szCs w:val="18"/>
+              </w:rPr>
+              <w:t xml:space="preserve">Code</w:t>
+            </w:r>
+          </w:p>
+        </w:tc>
+        <w:tc>
+          <w:tcPr>
+            <w:tcW w:type="dxa" w:w="2313"/>
+            <w:shd w:fill="11304E" w:color="auto" w:val="clear"/>
+            <w:tcMar>
+              <w:top w:type="dxa" w:w="90"/>
+              <w:left w:type="dxa" w:w="130"/>
+              <w:bottom w:type="dxa" w:w="90"/>
+              <w:right w:type="dxa" w:w="130"/>
+            </w:tcMar>
+            <w:vAlign w:val="center"/>
+          </w:tcPr>
+          <w:p>
+            <w:pPr>
+              <w:spacing w:after="40" w:before="40" w:line="252"/>
+              <w:jc w:val="left"/>
+            </w:pPr>
+            <w:r>
+              <w:rPr>
+                <w:b/>
+                <w:bCs/>
+                <w:i w:val="false"/>
+                <w:iCs w:val="false"/>
+                <w:color w:val="FFFFFF"/>
+                <w:sz w:val="18"/>
+                <w:szCs w:val="18"/>
+              </w:rPr>
+              <w:t xml:space="preserve">Instrument as identified by Product</w:t>
+            </w:r>
+          </w:p>
+        </w:tc>
+        <w:tc>
+          <w:tcPr>
+            <w:tcW w:type="dxa" w:w="2891"/>
+            <w:shd w:fill="11304E" w:color="auto" w:val="clear"/>
+            <w:tcMar>
+              <w:top w:type="dxa" w:w="90"/>
+              <w:left w:type="dxa" w:w="130"/>
+              <w:bottom w:type="dxa" w:w="90"/>
+              <w:right w:type="dxa" w:w="130"/>
+            </w:tcMar>
+            <w:vAlign w:val="center"/>
+          </w:tcPr>
+          <w:p>
+            <w:pPr>
+              <w:spacing w:after="40" w:before="40" w:line="252"/>
+              <w:jc w:val="left"/>
+            </w:pPr>
+            <w:r>
+              <w:rPr>
+                <w:b/>
+                <w:bCs/>
+                <w:i w:val="false"/>
+                <w:iCs w:val="false"/>
+                <w:color w:val="FFFFFF"/>
+                <w:sz w:val="18"/>
+                <w:szCs w:val="18"/>
+              </w:rPr>
+              <w:t xml:space="preserve">What the obligation requires</w:t>
+            </w:r>
+          </w:p>
+        </w:tc>
+        <w:tc>
+          <w:tcPr>
+            <w:tcW w:type="dxa" w:w="3085"/>
+            <w:shd w:fill="11304E" w:color="auto" w:val="clear"/>
+            <w:tcMar>
+              <w:top w:type="dxa" w:w="90"/>
+              <w:left w:type="dxa" w:w="130"/>
+              <w:bottom w:type="dxa" w:w="90"/>
+              <w:right w:type="dxa" w:w="130"/>
+            </w:tcMar>
+            <w:vAlign w:val="center"/>
+          </w:tcPr>
+          <w:p>
+            <w:pPr>
+              <w:spacing w:after="40" w:before="40" w:line="252"/>
+              <w:jc w:val="left"/>
+            </w:pPr>
+            <w:r>
+              <w:rPr>
+                <w:b/>
+                <w:bCs/>
+                <w:i w:val="false"/>
+                <w:iCs w:val="false"/>
+                <w:color w:val="FFFFFF"/>
+                <w:sz w:val="18"/>
+                <w:szCs w:val="18"/>
+              </w:rPr>
+              <w:t xml:space="preserve">Citation status — for Compliance to complete</w:t>
+            </w:r>
+          </w:p>
+        </w:tc>
+      </w:tr>
+      <w:tr>
+        <w:trPr>
+          <w:cantSplit/>
+        </w:trPr>
+        <w:tc>
+          <w:tcPr>
+            <w:tcW w:type="dxa" w:w="1349"/>
+            <w:tcMar>
+              <w:top w:type="dxa" w:w="90"/>
+              <w:left w:type="dxa" w:w="130"/>
+              <w:bottom w:type="dxa" w:w="90"/>
+              <w:right w:type="dxa" w:w="130"/>
+            </w:tcMar>
+            <w:vAlign w:val="top"/>
+          </w:tcPr>
+          <w:p>
+            <w:pPr>
+              <w:spacing w:after="40" w:before="40" w:line="252"/>
+              <w:jc w:val="left"/>
+            </w:pPr>
+            <w:r>
+              <w:rPr>
+                <w:b/>
+                <w:bCs/>
+                <w:i w:val="false"/>
+                <w:iCs w:val="false"/>
+                <w:color w:val="11304E"/>
+                <w:sz w:val="17"/>
+                <w:szCs w:val="17"/>
+              </w:rPr>
+              <w:t xml:space="preserve">OBL-DP-01</w:t>
+            </w:r>
+          </w:p>
+        </w:tc>
+        <w:tc>
+          <w:tcPr>
+            <w:tcW w:type="dxa" w:w="2313"/>
+            <w:tcMar>
+              <w:top w:type="dxa" w:w="90"/>
+              <w:left w:type="dxa" w:w="130"/>
+              <w:bottom w:type="dxa" w:w="90"/>
+              <w:right w:type="dxa" w:w="130"/>
+            </w:tcMar>
+            <w:vAlign w:val="top"/>
+          </w:tcPr>
+          <w:p>
+            <w:pPr>
+              <w:spacing w:after="40" w:before="40" w:line="252"/>
+              <w:jc w:val="left"/>
+            </w:pPr>
+            <w:r>
+              <w:rPr>
+                <w:b w:val="false"/>
+                <w:bCs w:val="false"/>
+                <w:i w:val="false"/>
+                <w:iCs w:val="false"/>
+                <w:color w:val="222629"/>
+                <w:sz w:val="18"/>
+                <w:szCs w:val="18"/>
+              </w:rPr>
+              <w:t xml:space="preserve">Digital Personal Data Protection Act, 2023</w:t>
+            </w:r>
+          </w:p>
+        </w:tc>
+        <w:tc>
+          <w:tcPr>
+            <w:tcW w:type="dxa" w:w="2891"/>
+            <w:tcMar>
+              <w:top w:type="dxa" w:w="90"/>
+              <w:left w:type="dxa" w:w="130"/>
+              <w:bottom w:type="dxa" w:w="90"/>
+              <w:right w:type="dxa" w:w="130"/>
+            </w:tcMar>
+            <w:vAlign w:val="top"/>
+          </w:tcPr>
+          <w:p>
+            <w:pPr>
+              <w:spacing w:after="40" w:before="40" w:line="252"/>
+              <w:jc w:val="left"/>
+            </w:pPr>
+            <w:r>
+              <w:rPr>
+                <w:b w:val="false"/>
+                <w:bCs w:val="false"/>
+                <w:i w:val="false"/>
+                <w:iCs w:val="false"/>
+                <w:color w:val="222629"/>
+                <w:sz w:val="18"/>
+                <w:szCs w:val="18"/>
+              </w:rPr>
+              <w:t xml:space="preserve">Notice: an itemised notice describing the personal data and the purpose must be given before, or at the time of, seeking consent.</w:t>
+            </w:r>
+          </w:p>
+        </w:tc>
+        <w:tc>
+          <w:tcPr>
+            <w:tcW w:type="dxa" w:w="3085"/>
+            <w:tcMar>
+              <w:top w:type="dxa" w:w="90"/>
+              <w:left w:type="dxa" w:w="130"/>
+              <w:bottom w:type="dxa" w:w="90"/>
+              <w:right w:type="dxa" w:w="130"/>
+            </w:tcMar>
+            <w:vAlign w:val="top"/>
+          </w:tcPr>
+          <w:p>
+            <w:pPr>
+              <w:spacing w:after="40" w:before="40" w:line="252"/>
+              <w:jc w:val="left"/>
+            </w:pPr>
+            <w:r>
+              <w:rPr>
+                <w:b w:val="false"/>
+                <w:bCs w:val="false"/>
+                <w:i w:val="false"/>
+                <w:iCs w:val="false"/>
+                <w:color w:val="222629"/>
+                <w:sz w:val="18"/>
+                <w:szCs w:val="18"/>
+              </w:rPr>
+              <w:t xml:space="preserve">Notice provision (understood to be s.5). Provision and current amendment status to be confirmed.</w:t>
+            </w:r>
+          </w:p>
+        </w:tc>
+      </w:tr>
+      <w:tr>
+        <w:trPr>
+          <w:cantSplit/>
+        </w:trPr>
+        <w:tc>
+          <w:tcPr>
+            <w:tcW w:type="dxa" w:w="1349"/>
+            <w:shd w:fill="F1F5F8" w:color="auto" w:val="clear"/>
+            <w:tcMar>
+              <w:top w:type="dxa" w:w="90"/>
+              <w:left w:type="dxa" w:w="130"/>
+              <w:bottom w:type="dxa" w:w="90"/>
+              <w:right w:type="dxa" w:w="130"/>
+            </w:tcMar>
+            <w:vAlign w:val="top"/>
+          </w:tcPr>
+          <w:p>
+            <w:pPr>
+              <w:spacing w:after="40" w:before="40" w:line="252"/>
+              <w:jc w:val="left"/>
+            </w:pPr>
+            <w:r>
+              <w:rPr>
+                <w:b/>
+                <w:bCs/>
+                <w:i w:val="false"/>
+                <w:iCs w:val="false"/>
+                <w:color w:val="11304E"/>
+                <w:sz w:val="17"/>
+                <w:szCs w:val="17"/>
+              </w:rPr>
+              <w:t xml:space="preserve">OBL-DP-02</w:t>
+            </w:r>
+          </w:p>
+        </w:tc>
+        <w:tc>
+          <w:tcPr>
+            <w:tcW w:type="dxa" w:w="2313"/>
+            <w:shd w:fill="F1F5F8" w:color="auto" w:val="clear"/>
+            <w:tcMar>
+              <w:top w:type="dxa" w:w="90"/>
+              <w:left w:type="dxa" w:w="130"/>
+              <w:bottom w:type="dxa" w:w="90"/>
+              <w:right w:type="dxa" w:w="130"/>
+            </w:tcMar>
+            <w:vAlign w:val="top"/>
+          </w:tcPr>
+          <w:p>
+            <w:pPr>
+              <w:spacing w:after="40" w:before="40" w:line="252"/>
+              <w:jc w:val="left"/>
+            </w:pPr>
+            <w:r>
+              <w:rPr>
+                <w:b w:val="false"/>
+                <w:bCs w:val="false"/>
+                <w:i w:val="false"/>
+                <w:iCs w:val="false"/>
+                <w:color w:val="222629"/>
+                <w:sz w:val="18"/>
+                <w:szCs w:val="18"/>
+              </w:rPr>
+              <w:t xml:space="preserve">Digital Personal Data Protection Act, 2023</w:t>
+            </w:r>
+          </w:p>
+        </w:tc>
+        <w:tc>
+          <w:tcPr>
+            <w:tcW w:type="dxa" w:w="2891"/>
+            <w:shd w:fill="F1F5F8" w:color="auto" w:val="clear"/>
+            <w:tcMar>
+              <w:top w:type="dxa" w:w="90"/>
+              <w:left w:type="dxa" w:w="130"/>
+              <w:bottom w:type="dxa" w:w="90"/>
+              <w:right w:type="dxa" w:w="130"/>
+            </w:tcMar>
+            <w:vAlign w:val="top"/>
+          </w:tcPr>
+          <w:p>
+            <w:pPr>
+              <w:spacing w:after="40" w:before="40" w:line="252"/>
+              <w:jc w:val="left"/>
+            </w:pPr>
+            <w:r>
+              <w:rPr>
+                <w:b w:val="false"/>
+                <w:bCs w:val="false"/>
+                <w:i w:val="false"/>
+                <w:iCs w:val="false"/>
+                <w:color w:val="222629"/>
+                <w:sz w:val="18"/>
+                <w:szCs w:val="18"/>
+              </w:rPr>
+              <w:t xml:space="preserve">Valid consent: free, specific, informed, unconditional and unambiguous, given by a clear affirmative action, and limited to the data necessary for the stated purpose.</w:t>
+            </w:r>
+          </w:p>
+        </w:tc>
+        <w:tc>
+          <w:tcPr>
+            <w:tcW w:type="dxa" w:w="3085"/>
+            <w:shd w:fill="F1F5F8" w:color="auto" w:val="clear"/>
+            <w:tcMar>
+              <w:top w:type="dxa" w:w="90"/>
+              <w:left w:type="dxa" w:w="130"/>
+              <w:bottom w:type="dxa" w:w="90"/>
+              <w:right w:type="dxa" w:w="130"/>
+            </w:tcMar>
+            <w:vAlign w:val="top"/>
+          </w:tcPr>
+          <w:p>
+            <w:pPr>
+              <w:spacing w:after="40" w:before="40" w:line="252"/>
+              <w:jc w:val="left"/>
+            </w:pPr>
+            <w:r>
+              <w:rPr>
+                <w:b w:val="false"/>
+                <w:bCs w:val="false"/>
+                <w:i w:val="false"/>
+                <w:iCs w:val="false"/>
+                <w:color w:val="222629"/>
+                <w:sz w:val="18"/>
+                <w:szCs w:val="18"/>
+              </w:rPr>
+              <w:t xml:space="preserve">Consent provision (understood to be s.6(1)). To be confirmed.</w:t>
+            </w:r>
+          </w:p>
+        </w:tc>
+      </w:tr>
+      <w:tr>
+        <w:trPr>
+          <w:cantSplit/>
+        </w:trPr>
+        <w:tc>
+          <w:tcPr>
+            <w:tcW w:type="dxa" w:w="1349"/>
+            <w:tcMar>
+              <w:top w:type="dxa" w:w="90"/>
+              <w:left w:type="dxa" w:w="130"/>
+              <w:bottom w:type="dxa" w:w="90"/>
+              <w:right w:type="dxa" w:w="130"/>
+            </w:tcMar>
+            <w:vAlign w:val="top"/>
+          </w:tcPr>
+          <w:p>
+            <w:pPr>
+              <w:spacing w:after="40" w:before="40" w:line="252"/>
+              <w:jc w:val="left"/>
+            </w:pPr>
+            <w:r>
+              <w:rPr>
+                <w:b/>
+                <w:bCs/>
+                <w:i w:val="false"/>
+                <w:iCs w:val="false"/>
+                <w:color w:val="11304E"/>
+                <w:sz w:val="17"/>
+                <w:szCs w:val="17"/>
+              </w:rPr>
+              <w:t xml:space="preserve">OBL-DP-03</w:t>
+            </w:r>
+          </w:p>
+        </w:tc>
+        <w:tc>
+          <w:tcPr>
+            <w:tcW w:type="dxa" w:w="2313"/>
+            <w:tcMar>
+              <w:top w:type="dxa" w:w="90"/>
+              <w:left w:type="dxa" w:w="130"/>
+              <w:bottom w:type="dxa" w:w="90"/>
+              <w:right w:type="dxa" w:w="130"/>
+            </w:tcMar>
+            <w:vAlign w:val="top"/>
+          </w:tcPr>
+          <w:p>
+            <w:pPr>
+              <w:spacing w:after="40" w:before="40" w:line="252"/>
+              <w:jc w:val="left"/>
+            </w:pPr>
+            <w:r>
+              <w:rPr>
+                <w:b w:val="false"/>
+                <w:bCs w:val="false"/>
+                <w:i w:val="false"/>
+                <w:iCs w:val="false"/>
+                <w:color w:val="222629"/>
+                <w:sz w:val="18"/>
+                <w:szCs w:val="18"/>
+              </w:rPr>
+              <w:t xml:space="preserve">Digital Personal Data Protection Act, 2023</w:t>
+            </w:r>
+          </w:p>
+        </w:tc>
+        <w:tc>
+          <w:tcPr>
+            <w:tcW w:type="dxa" w:w="2891"/>
+            <w:tcMar>
+              <w:top w:type="dxa" w:w="90"/>
+              <w:left w:type="dxa" w:w="130"/>
+              <w:bottom w:type="dxa" w:w="90"/>
+              <w:right w:type="dxa" w:w="130"/>
+            </w:tcMar>
+            <w:vAlign w:val="top"/>
+          </w:tcPr>
+          <w:p>
+            <w:pPr>
+              <w:spacing w:after="40" w:before="40" w:line="252"/>
+              <w:jc w:val="left"/>
+            </w:pPr>
+            <w:r>
+              <w:rPr>
+                <w:b w:val="false"/>
+                <w:bCs w:val="false"/>
+                <w:i w:val="false"/>
+                <w:iCs w:val="false"/>
+                <w:color w:val="222629"/>
+                <w:sz w:val="18"/>
+                <w:szCs w:val="18"/>
+              </w:rPr>
+              <w:t xml:space="preserve">Form of the request: clear and plain language, available in English or a language in the Eighth Schedule, with contact details of a person able to answer.</w:t>
+            </w:r>
+          </w:p>
+        </w:tc>
+        <w:tc>
+          <w:tcPr>
+            <w:tcW w:type="dxa" w:w="3085"/>
+            <w:tcMar>
+              <w:top w:type="dxa" w:w="90"/>
+              <w:left w:type="dxa" w:w="130"/>
+              <w:bottom w:type="dxa" w:w="90"/>
+              <w:right w:type="dxa" w:w="130"/>
+            </w:tcMar>
+            <w:vAlign w:val="top"/>
+          </w:tcPr>
+          <w:p>
+            <w:pPr>
+              <w:spacing w:after="40" w:before="40" w:line="252"/>
+              <w:jc w:val="left"/>
+            </w:pPr>
+            <w:r>
+              <w:rPr>
+                <w:b w:val="false"/>
+                <w:bCs w:val="false"/>
+                <w:i w:val="false"/>
+                <w:iCs w:val="false"/>
+                <w:color w:val="222629"/>
+                <w:sz w:val="18"/>
+                <w:szCs w:val="18"/>
+              </w:rPr>
+              <w:t xml:space="preserve">Understood to be s.6(3). To be confirmed.</w:t>
+            </w:r>
+          </w:p>
+        </w:tc>
+      </w:tr>
+      <w:tr>
+        <w:trPr>
+          <w:cantSplit/>
+        </w:trPr>
+        <w:tc>
+          <w:tcPr>
+            <w:tcW w:type="dxa" w:w="1349"/>
+            <w:shd w:fill="F1F5F8" w:color="auto" w:val="clear"/>
+            <w:tcMar>
+              <w:top w:type="dxa" w:w="90"/>
+              <w:left w:type="dxa" w:w="130"/>
+              <w:bottom w:type="dxa" w:w="90"/>
+              <w:right w:type="dxa" w:w="130"/>
+            </w:tcMar>
+            <w:vAlign w:val="top"/>
+          </w:tcPr>
+          <w:p>
+            <w:pPr>
+              <w:spacing w:after="40" w:before="40" w:line="252"/>
+              <w:jc w:val="left"/>
+            </w:pPr>
+            <w:r>
+              <w:rPr>
+                <w:b/>
+                <w:bCs/>
+                <w:i w:val="false"/>
+                <w:iCs w:val="false"/>
+                <w:color w:val="11304E"/>
+                <w:sz w:val="17"/>
+                <w:szCs w:val="17"/>
+              </w:rPr>
+              <w:t xml:space="preserve">OBL-DP-04</w:t>
+            </w:r>
+          </w:p>
+        </w:tc>
+        <w:tc>
+          <w:tcPr>
+            <w:tcW w:type="dxa" w:w="2313"/>
+            <w:shd w:fill="F1F5F8" w:color="auto" w:val="clear"/>
+            <w:tcMar>
+              <w:top w:type="dxa" w:w="90"/>
+              <w:left w:type="dxa" w:w="130"/>
+              <w:bottom w:type="dxa" w:w="90"/>
+              <w:right w:type="dxa" w:w="130"/>
+            </w:tcMar>
+            <w:vAlign w:val="top"/>
+          </w:tcPr>
+          <w:p>
+            <w:pPr>
+              <w:spacing w:after="40" w:before="40" w:line="252"/>
+              <w:jc w:val="left"/>
+            </w:pPr>
+            <w:r>
+              <w:rPr>
+                <w:b w:val="false"/>
+                <w:bCs w:val="false"/>
+                <w:i w:val="false"/>
+                <w:iCs w:val="false"/>
+                <w:color w:val="222629"/>
+                <w:sz w:val="18"/>
+                <w:szCs w:val="18"/>
+              </w:rPr>
+              <w:t xml:space="preserve">Digital Personal Data Protection Act, 2023</w:t>
+            </w:r>
+          </w:p>
+        </w:tc>
+        <w:tc>
+          <w:tcPr>
+            <w:tcW w:type="dxa" w:w="2891"/>
+            <w:shd w:fill="F1F5F8" w:color="auto" w:val="clear"/>
+            <w:tcMar>
+              <w:top w:type="dxa" w:w="90"/>
+              <w:left w:type="dxa" w:w="130"/>
+              <w:bottom w:type="dxa" w:w="90"/>
+              <w:right w:type="dxa" w:w="130"/>
+            </w:tcMar>
+            <w:vAlign w:val="top"/>
+          </w:tcPr>
+          <w:p>
+            <w:pPr>
+              <w:spacing w:after="40" w:before="40" w:line="252"/>
+              <w:jc w:val="left"/>
+            </w:pPr>
+            <w:r>
+              <w:rPr>
+                <w:b w:val="false"/>
+                <w:bCs w:val="false"/>
+                <w:i w:val="false"/>
+                <w:iCs w:val="false"/>
+                <w:color w:val="222629"/>
+                <w:sz w:val="18"/>
+                <w:szCs w:val="18"/>
+              </w:rPr>
+              <w:t xml:space="preserve">Withdrawal: the customer may withdraw consent at any time, with ease comparable to giving it, and processing must stop within a reasonable time.</w:t>
+            </w:r>
+          </w:p>
+        </w:tc>
+        <w:tc>
+          <w:tcPr>
+            <w:tcW w:type="dxa" w:w="3085"/>
+            <w:shd w:fill="F1F5F8" w:color="auto" w:val="clear"/>
+            <w:tcMar>
+              <w:top w:type="dxa" w:w="90"/>
+              <w:left w:type="dxa" w:w="130"/>
+              <w:bottom w:type="dxa" w:w="90"/>
+              <w:right w:type="dxa" w:w="130"/>
+            </w:tcMar>
+            <w:vAlign w:val="top"/>
+          </w:tcPr>
+          <w:p>
+            <w:pPr>
+              <w:spacing w:after="40" w:before="40" w:line="252"/>
+              <w:jc w:val="left"/>
+            </w:pPr>
+            <w:r>
+              <w:rPr>
+                <w:b w:val="false"/>
+                <w:bCs w:val="false"/>
+                <w:i w:val="false"/>
+                <w:iCs w:val="false"/>
+                <w:color w:val="222629"/>
+                <w:sz w:val="18"/>
+                <w:szCs w:val="18"/>
+              </w:rPr>
+              <w:t xml:space="preserve">Understood to be s.6(4) to s.6(6). To be confirmed.</w:t>
+            </w:r>
+          </w:p>
+        </w:tc>
+      </w:tr>
+      <w:tr>
+        <w:trPr>
+          <w:cantSplit/>
+        </w:trPr>
+        <w:tc>
+          <w:tcPr>
+            <w:tcW w:type="dxa" w:w="1349"/>
+            <w:tcMar>
+              <w:top w:type="dxa" w:w="90"/>
+              <w:left w:type="dxa" w:w="130"/>
+              <w:bottom w:type="dxa" w:w="90"/>
+              <w:right w:type="dxa" w:w="130"/>
+            </w:tcMar>
+            <w:vAlign w:val="top"/>
+          </w:tcPr>
+          <w:p>
+            <w:pPr>
+              <w:spacing w:after="40" w:before="40" w:line="252"/>
+              <w:jc w:val="left"/>
+            </w:pPr>
+            <w:r>
+              <w:rPr>
+                <w:b/>
+                <w:bCs/>
+                <w:i w:val="false"/>
+                <w:iCs w:val="false"/>
+                <w:color w:val="11304E"/>
+                <w:sz w:val="17"/>
+                <w:szCs w:val="17"/>
+              </w:rPr>
+              <w:t xml:space="preserve">OBL-DP-05</w:t>
+            </w:r>
+          </w:p>
+        </w:tc>
+        <w:tc>
+          <w:tcPr>
+            <w:tcW w:type="dxa" w:w="2313"/>
+            <w:tcMar>
+              <w:top w:type="dxa" w:w="90"/>
+              <w:left w:type="dxa" w:w="130"/>
+              <w:bottom w:type="dxa" w:w="90"/>
+              <w:right w:type="dxa" w:w="130"/>
+            </w:tcMar>
+            <w:vAlign w:val="top"/>
+          </w:tcPr>
+          <w:p>
+            <w:pPr>
+              <w:spacing w:after="40" w:before="40" w:line="252"/>
+              <w:jc w:val="left"/>
+            </w:pPr>
+            <w:r>
+              <w:rPr>
+                <w:b w:val="false"/>
+                <w:bCs w:val="false"/>
+                <w:i w:val="false"/>
+                <w:iCs w:val="false"/>
+                <w:color w:val="222629"/>
+                <w:sz w:val="18"/>
+                <w:szCs w:val="18"/>
+              </w:rPr>
+              <w:t xml:space="preserve">Digital Personal Data Protection Act, 2023</w:t>
+            </w:r>
+          </w:p>
+        </w:tc>
+        <w:tc>
+          <w:tcPr>
+            <w:tcW w:type="dxa" w:w="2891"/>
+            <w:tcMar>
+              <w:top w:type="dxa" w:w="90"/>
+              <w:left w:type="dxa" w:w="130"/>
+              <w:bottom w:type="dxa" w:w="90"/>
+              <w:right w:type="dxa" w:w="130"/>
+            </w:tcMar>
+            <w:vAlign w:val="top"/>
+          </w:tcPr>
+          <w:p>
+            <w:pPr>
+              <w:spacing w:after="40" w:before="40" w:line="252"/>
+              <w:jc w:val="left"/>
+            </w:pPr>
+            <w:r>
+              <w:rPr>
+                <w:b w:val="false"/>
+                <w:bCs w:val="false"/>
+                <w:i w:val="false"/>
+                <w:iCs w:val="false"/>
+                <w:color w:val="222629"/>
+                <w:sz w:val="18"/>
+                <w:szCs w:val="18"/>
+              </w:rPr>
+              <w:t xml:space="preserve">Consent Manager: consent may be given, managed, reviewed and withdrawn through a registered Consent Manager.</w:t>
+            </w:r>
+          </w:p>
+        </w:tc>
+        <w:tc>
+          <w:tcPr>
+            <w:tcW w:type="dxa" w:w="3085"/>
+            <w:tcMar>
+              <w:top w:type="dxa" w:w="90"/>
+              <w:left w:type="dxa" w:w="130"/>
+              <w:bottom w:type="dxa" w:w="90"/>
+              <w:right w:type="dxa" w:w="130"/>
+            </w:tcMar>
+            <w:vAlign w:val="top"/>
+          </w:tcPr>
+          <w:p>
+            <w:pPr>
+              <w:spacing w:after="40" w:before="40" w:line="252"/>
+              <w:jc w:val="left"/>
+            </w:pPr>
+            <w:r>
+              <w:rPr>
+                <w:b w:val="false"/>
+                <w:bCs w:val="false"/>
+                <w:i w:val="false"/>
+                <w:iCs w:val="false"/>
+                <w:color w:val="222629"/>
+                <w:sz w:val="18"/>
+                <w:szCs w:val="18"/>
+              </w:rPr>
+              <w:t xml:space="preserve">Understood to be s.6(7) to s.6(9). Applicability depends on notification — see OPEN-CNS-05.</w:t>
+            </w:r>
+          </w:p>
+        </w:tc>
+      </w:tr>
+      <w:tr>
+        <w:trPr>
+          <w:cantSplit/>
+        </w:trPr>
+        <w:tc>
+          <w:tcPr>
+            <w:tcW w:type="dxa" w:w="1349"/>
+            <w:shd w:fill="F1F5F8" w:color="auto" w:val="clear"/>
+            <w:tcMar>
+              <w:top w:type="dxa" w:w="90"/>
+              <w:left w:type="dxa" w:w="130"/>
+              <w:bottom w:type="dxa" w:w="90"/>
+              <w:right w:type="dxa" w:w="130"/>
+            </w:tcMar>
+            <w:vAlign w:val="top"/>
+          </w:tcPr>
+          <w:p>
+            <w:pPr>
+              <w:spacing w:after="40" w:before="40" w:line="252"/>
+              <w:jc w:val="left"/>
+            </w:pPr>
+            <w:r>
+              <w:rPr>
+                <w:b/>
+                <w:bCs/>
+                <w:i w:val="false"/>
+                <w:iCs w:val="false"/>
+                <w:color w:val="11304E"/>
+                <w:sz w:val="17"/>
+                <w:szCs w:val="17"/>
+              </w:rPr>
+              <w:t xml:space="preserve">OBL-DP-06</w:t>
+            </w:r>
+          </w:p>
+        </w:tc>
+        <w:tc>
+          <w:tcPr>
+            <w:tcW w:type="dxa" w:w="2313"/>
+            <w:shd w:fill="F1F5F8" w:color="auto" w:val="clear"/>
+            <w:tcMar>
+              <w:top w:type="dxa" w:w="90"/>
+              <w:left w:type="dxa" w:w="130"/>
+              <w:bottom w:type="dxa" w:w="90"/>
+              <w:right w:type="dxa" w:w="130"/>
+            </w:tcMar>
+            <w:vAlign w:val="top"/>
+          </w:tcPr>
+          <w:p>
+            <w:pPr>
+              <w:spacing w:after="40" w:before="40" w:line="252"/>
+              <w:jc w:val="left"/>
+            </w:pPr>
+            <w:r>
+              <w:rPr>
+                <w:b w:val="false"/>
+                <w:bCs w:val="false"/>
+                <w:i w:val="false"/>
+                <w:iCs w:val="false"/>
+                <w:color w:val="222629"/>
+                <w:sz w:val="18"/>
+                <w:szCs w:val="18"/>
+              </w:rPr>
+              <w:t xml:space="preserve">Digital Personal Data Protection Act, 2023</w:t>
+            </w:r>
+          </w:p>
+        </w:tc>
+        <w:tc>
+          <w:tcPr>
+            <w:tcW w:type="dxa" w:w="2891"/>
+            <w:shd w:fill="F1F5F8" w:color="auto" w:val="clear"/>
+            <w:tcMar>
+              <w:top w:type="dxa" w:w="90"/>
+              <w:left w:type="dxa" w:w="130"/>
+              <w:bottom w:type="dxa" w:w="90"/>
+              <w:right w:type="dxa" w:w="130"/>
+            </w:tcMar>
+            <w:vAlign w:val="top"/>
+          </w:tcPr>
+          <w:p>
+            <w:pPr>
+              <w:spacing w:after="40" w:before="40" w:line="252"/>
+              <w:jc w:val="left"/>
+            </w:pPr>
+            <w:r>
+              <w:rPr>
+                <w:b w:val="false"/>
+                <w:bCs w:val="false"/>
+                <w:i w:val="false"/>
+                <w:iCs w:val="false"/>
+                <w:color w:val="222629"/>
+                <w:sz w:val="18"/>
+                <w:szCs w:val="18"/>
+              </w:rPr>
+              <w:t xml:space="preserve">Purpose limitation and erasure: erase personal data once the purpose is no longer served, unless retention is required by law.</w:t>
+            </w:r>
+          </w:p>
+        </w:tc>
+        <w:tc>
+          <w:tcPr>
+            <w:tcW w:type="dxa" w:w="3085"/>
+            <w:shd w:fill="F1F5F8" w:color="auto" w:val="clear"/>
+            <w:tcMar>
+              <w:top w:type="dxa" w:w="90"/>
+              <w:left w:type="dxa" w:w="130"/>
+              <w:bottom w:type="dxa" w:w="90"/>
+              <w:right w:type="dxa" w:w="130"/>
+            </w:tcMar>
+            <w:vAlign w:val="top"/>
+          </w:tcPr>
+          <w:p>
+            <w:pPr>
+              <w:spacing w:after="40" w:before="40" w:line="252"/>
+              <w:jc w:val="left"/>
+            </w:pPr>
+            <w:r>
+              <w:rPr>
+                <w:b w:val="false"/>
+                <w:bCs w:val="false"/>
+                <w:i w:val="false"/>
+                <w:iCs w:val="false"/>
+                <w:color w:val="222629"/>
+                <w:sz w:val="18"/>
+                <w:szCs w:val="18"/>
+              </w:rPr>
+              <w:t xml:space="preserve">Understood to be s.8(7). Interaction with insurance record-preservation is a live question — see §6.5.</w:t>
+            </w:r>
+          </w:p>
+        </w:tc>
+      </w:tr>
+      <w:tr>
+        <w:trPr>
+          <w:cantSplit/>
+        </w:trPr>
+        <w:tc>
+          <w:tcPr>
+            <w:tcW w:type="dxa" w:w="1349"/>
+            <w:tcMar>
+              <w:top w:type="dxa" w:w="90"/>
+              <w:left w:type="dxa" w:w="130"/>
+              <w:bottom w:type="dxa" w:w="90"/>
+              <w:right w:type="dxa" w:w="130"/>
+            </w:tcMar>
+            <w:vAlign w:val="top"/>
+          </w:tcPr>
+          <w:p>
+            <w:pPr>
+              <w:spacing w:after="40" w:before="40" w:line="252"/>
+              <w:jc w:val="left"/>
+            </w:pPr>
+            <w:r>
+              <w:rPr>
+                <w:b/>
+                <w:bCs/>
+                <w:i w:val="false"/>
+                <w:iCs w:val="false"/>
+                <w:color w:val="11304E"/>
+                <w:sz w:val="17"/>
+                <w:szCs w:val="17"/>
+              </w:rPr>
+              <w:t xml:space="preserve">OBL-DP-07</w:t>
+            </w:r>
+          </w:p>
+        </w:tc>
+        <w:tc>
+          <w:tcPr>
+            <w:tcW w:type="dxa" w:w="2313"/>
+            <w:tcMar>
+              <w:top w:type="dxa" w:w="90"/>
+              <w:left w:type="dxa" w:w="130"/>
+              <w:bottom w:type="dxa" w:w="90"/>
+              <w:right w:type="dxa" w:w="130"/>
+            </w:tcMar>
+            <w:vAlign w:val="top"/>
+          </w:tcPr>
+          <w:p>
+            <w:pPr>
+              <w:spacing w:after="40" w:before="40" w:line="252"/>
+              <w:jc w:val="left"/>
+            </w:pPr>
+            <w:r>
+              <w:rPr>
+                <w:b w:val="false"/>
+                <w:bCs w:val="false"/>
+                <w:i w:val="false"/>
+                <w:iCs w:val="false"/>
+                <w:color w:val="222629"/>
+                <w:sz w:val="18"/>
+                <w:szCs w:val="18"/>
+              </w:rPr>
+              <w:t xml:space="preserve">Digital Personal Data Protection Act, 2023</w:t>
+            </w:r>
+          </w:p>
+        </w:tc>
+        <w:tc>
+          <w:tcPr>
+            <w:tcW w:type="dxa" w:w="2891"/>
+            <w:tcMar>
+              <w:top w:type="dxa" w:w="90"/>
+              <w:left w:type="dxa" w:w="130"/>
+              <w:bottom w:type="dxa" w:w="90"/>
+              <w:right w:type="dxa" w:w="130"/>
+            </w:tcMar>
+            <w:vAlign w:val="top"/>
+          </w:tcPr>
+          <w:p>
+            <w:pPr>
+              <w:spacing w:after="40" w:before="40" w:line="252"/>
+              <w:jc w:val="left"/>
+            </w:pPr>
+            <w:r>
+              <w:rPr>
+                <w:b w:val="false"/>
+                <w:bCs w:val="false"/>
+                <w:i w:val="false"/>
+                <w:iCs w:val="false"/>
+                <w:color w:val="222629"/>
+                <w:sz w:val="18"/>
+                <w:szCs w:val="18"/>
+              </w:rPr>
+              <w:t xml:space="preserve">Reasonable security safeguards to prevent a personal data breach.</w:t>
+            </w:r>
+          </w:p>
+        </w:tc>
+        <w:tc>
+          <w:tcPr>
+            <w:tcW w:type="dxa" w:w="3085"/>
+            <w:tcMar>
+              <w:top w:type="dxa" w:w="90"/>
+              <w:left w:type="dxa" w:w="130"/>
+              <w:bottom w:type="dxa" w:w="90"/>
+              <w:right w:type="dxa" w:w="130"/>
+            </w:tcMar>
+            <w:vAlign w:val="top"/>
+          </w:tcPr>
+          <w:p>
+            <w:pPr>
+              <w:spacing w:after="40" w:before="40" w:line="252"/>
+              <w:jc w:val="left"/>
+            </w:pPr>
+            <w:r>
+              <w:rPr>
+                <w:b w:val="false"/>
+                <w:bCs w:val="false"/>
+                <w:i w:val="false"/>
+                <w:iCs w:val="false"/>
+                <w:color w:val="222629"/>
+                <w:sz w:val="18"/>
+                <w:szCs w:val="18"/>
+              </w:rPr>
+              <w:t xml:space="preserve">Understood to be s.8(5). To be confirmed.</w:t>
+            </w:r>
+          </w:p>
+        </w:tc>
+      </w:tr>
+      <w:tr>
+        <w:trPr>
+          <w:cantSplit/>
+        </w:trPr>
+        <w:tc>
+          <w:tcPr>
+            <w:tcW w:type="dxa" w:w="1349"/>
+            <w:shd w:fill="F1F5F8" w:color="auto" w:val="clear"/>
+            <w:tcMar>
+              <w:top w:type="dxa" w:w="90"/>
+              <w:left w:type="dxa" w:w="130"/>
+              <w:bottom w:type="dxa" w:w="90"/>
+              <w:right w:type="dxa" w:w="130"/>
+            </w:tcMar>
+            <w:vAlign w:val="top"/>
+          </w:tcPr>
+          <w:p>
+            <w:pPr>
+              <w:spacing w:after="40" w:before="40" w:line="252"/>
+              <w:jc w:val="left"/>
+            </w:pPr>
+            <w:r>
+              <w:rPr>
+                <w:b/>
+                <w:bCs/>
+                <w:i w:val="false"/>
+                <w:iCs w:val="false"/>
+                <w:color w:val="11304E"/>
+                <w:sz w:val="17"/>
+                <w:szCs w:val="17"/>
+              </w:rPr>
+              <w:t xml:space="preserve">OBL-DP-08</w:t>
+            </w:r>
+          </w:p>
+        </w:tc>
+        <w:tc>
+          <w:tcPr>
+            <w:tcW w:type="dxa" w:w="2313"/>
+            <w:shd w:fill="F1F5F8" w:color="auto" w:val="clear"/>
+            <w:tcMar>
+              <w:top w:type="dxa" w:w="90"/>
+              <w:left w:type="dxa" w:w="130"/>
+              <w:bottom w:type="dxa" w:w="90"/>
+              <w:right w:type="dxa" w:w="130"/>
+            </w:tcMar>
+            <w:vAlign w:val="top"/>
+          </w:tcPr>
+          <w:p>
+            <w:pPr>
+              <w:spacing w:after="40" w:before="40" w:line="252"/>
+              <w:jc w:val="left"/>
+            </w:pPr>
+            <w:r>
+              <w:rPr>
+                <w:b w:val="false"/>
+                <w:bCs w:val="false"/>
+                <w:i w:val="false"/>
+                <w:iCs w:val="false"/>
+                <w:color w:val="222629"/>
+                <w:sz w:val="18"/>
+                <w:szCs w:val="18"/>
+              </w:rPr>
+              <w:t xml:space="preserve">Digital Personal Data Protection Act, 2023</w:t>
+            </w:r>
+          </w:p>
+        </w:tc>
+        <w:tc>
+          <w:tcPr>
+            <w:tcW w:type="dxa" w:w="2891"/>
+            <w:shd w:fill="F1F5F8" w:color="auto" w:val="clear"/>
+            <w:tcMar>
+              <w:top w:type="dxa" w:w="90"/>
+              <w:left w:type="dxa" w:w="130"/>
+              <w:bottom w:type="dxa" w:w="90"/>
+              <w:right w:type="dxa" w:w="130"/>
+            </w:tcMar>
+            <w:vAlign w:val="top"/>
+          </w:tcPr>
+          <w:p>
+            <w:pPr>
+              <w:spacing w:after="40" w:before="40" w:line="252"/>
+              <w:jc w:val="left"/>
+            </w:pPr>
+            <w:r>
+              <w:rPr>
+                <w:b w:val="false"/>
+                <w:bCs w:val="false"/>
+                <w:i w:val="false"/>
+                <w:iCs w:val="false"/>
+                <w:color w:val="222629"/>
+                <w:sz w:val="18"/>
+                <w:szCs w:val="18"/>
+              </w:rPr>
+              <w:t xml:space="preserve">Accuracy and completeness where the data is used to make a decision affecting the customer, or is disclosed to another data fiduciary.</w:t>
+            </w:r>
+          </w:p>
+        </w:tc>
+        <w:tc>
+          <w:tcPr>
+            <w:tcW w:type="dxa" w:w="3085"/>
+            <w:shd w:fill="F1F5F8" w:color="auto" w:val="clear"/>
+            <w:tcMar>
+              <w:top w:type="dxa" w:w="90"/>
+              <w:left w:type="dxa" w:w="130"/>
+              <w:bottom w:type="dxa" w:w="90"/>
+              <w:right w:type="dxa" w:w="130"/>
+            </w:tcMar>
+            <w:vAlign w:val="top"/>
+          </w:tcPr>
+          <w:p>
+            <w:pPr>
+              <w:spacing w:after="40" w:before="40" w:line="252"/>
+              <w:jc w:val="left"/>
+            </w:pPr>
+            <w:r>
+              <w:rPr>
+                <w:b w:val="false"/>
+                <w:bCs w:val="false"/>
+                <w:i w:val="false"/>
+                <w:iCs w:val="false"/>
+                <w:color w:val="222629"/>
+                <w:sz w:val="18"/>
+                <w:szCs w:val="18"/>
+              </w:rPr>
+              <w:t xml:space="preserve">Understood to be s.8(3). Directly relevant: a suitability assessment is such a decision, and it is disclosed to an insurer.</w:t>
+            </w:r>
+          </w:p>
+        </w:tc>
+      </w:tr>
+      <w:tr>
+        <w:trPr>
+          <w:cantSplit/>
+        </w:trPr>
+        <w:tc>
+          <w:tcPr>
+            <w:tcW w:type="dxa" w:w="1349"/>
+            <w:tcMar>
+              <w:top w:type="dxa" w:w="90"/>
+              <w:left w:type="dxa" w:w="130"/>
+              <w:bottom w:type="dxa" w:w="90"/>
+              <w:right w:type="dxa" w:w="130"/>
+            </w:tcMar>
+            <w:vAlign w:val="top"/>
+          </w:tcPr>
+          <w:p>
+            <w:pPr>
+              <w:spacing w:after="40" w:before="40" w:line="252"/>
+              <w:jc w:val="left"/>
+            </w:pPr>
+            <w:r>
+              <w:rPr>
+                <w:b/>
+                <w:bCs/>
+                <w:i w:val="false"/>
+                <w:iCs w:val="false"/>
+                <w:color w:val="11304E"/>
+                <w:sz w:val="17"/>
+                <w:szCs w:val="17"/>
+              </w:rPr>
+              <w:t xml:space="preserve">OBL-DP-09</w:t>
+            </w:r>
+          </w:p>
+        </w:tc>
+        <w:tc>
+          <w:tcPr>
+            <w:tcW w:type="dxa" w:w="2313"/>
+            <w:tcMar>
+              <w:top w:type="dxa" w:w="90"/>
+              <w:left w:type="dxa" w:w="130"/>
+              <w:bottom w:type="dxa" w:w="90"/>
+              <w:right w:type="dxa" w:w="130"/>
+            </w:tcMar>
+            <w:vAlign w:val="top"/>
+          </w:tcPr>
+          <w:p>
+            <w:pPr>
+              <w:spacing w:after="40" w:before="40" w:line="252"/>
+              <w:jc w:val="left"/>
+            </w:pPr>
+            <w:r>
+              <w:rPr>
+                <w:b w:val="false"/>
+                <w:bCs w:val="false"/>
+                <w:i w:val="false"/>
+                <w:iCs w:val="false"/>
+                <w:color w:val="222629"/>
+                <w:sz w:val="18"/>
+                <w:szCs w:val="18"/>
+              </w:rPr>
+              <w:t xml:space="preserve">Digital Personal Data Protection Act, 2023</w:t>
+            </w:r>
+          </w:p>
+        </w:tc>
+        <w:tc>
+          <w:tcPr>
+            <w:tcW w:type="dxa" w:w="2891"/>
+            <w:tcMar>
+              <w:top w:type="dxa" w:w="90"/>
+              <w:left w:type="dxa" w:w="130"/>
+              <w:bottom w:type="dxa" w:w="90"/>
+              <w:right w:type="dxa" w:w="130"/>
+            </w:tcMar>
+            <w:vAlign w:val="top"/>
+          </w:tcPr>
+          <w:p>
+            <w:pPr>
+              <w:spacing w:after="40" w:before="40" w:line="252"/>
+              <w:jc w:val="left"/>
+            </w:pPr>
+            <w:r>
+              <w:rPr>
+                <w:b w:val="false"/>
+                <w:bCs w:val="false"/>
+                <w:i w:val="false"/>
+                <w:iCs w:val="false"/>
+                <w:color w:val="222629"/>
+                <w:sz w:val="18"/>
+                <w:szCs w:val="18"/>
+              </w:rPr>
+              <w:t xml:space="preserve">Accountability: the data fiduciary remains responsible for compliance, including for processing carried out by a processor on its behalf.</w:t>
+            </w:r>
+          </w:p>
+        </w:tc>
+        <w:tc>
+          <w:tcPr>
+            <w:tcW w:type="dxa" w:w="3085"/>
+            <w:tcMar>
+              <w:top w:type="dxa" w:w="90"/>
+              <w:left w:type="dxa" w:w="130"/>
+              <w:bottom w:type="dxa" w:w="90"/>
+              <w:right w:type="dxa" w:w="130"/>
+            </w:tcMar>
+            <w:vAlign w:val="top"/>
+          </w:tcPr>
+          <w:p>
+            <w:pPr>
+              <w:spacing w:after="40" w:before="40" w:line="252"/>
+              <w:jc w:val="left"/>
+            </w:pPr>
+            <w:r>
+              <w:rPr>
+                <w:b w:val="false"/>
+                <w:bCs w:val="false"/>
+                <w:i w:val="false"/>
+                <w:iCs w:val="false"/>
+                <w:color w:val="222629"/>
+                <w:sz w:val="18"/>
+                <w:szCs w:val="18"/>
+              </w:rPr>
+              <w:t xml:space="preserve">Understood to be s.8(1). Bears on the aggregator and cloud arrangements — see §6.1.</w:t>
+            </w:r>
+          </w:p>
+        </w:tc>
+      </w:tr>
+      <w:tr>
+        <w:trPr>
+          <w:cantSplit/>
+        </w:trPr>
+        <w:tc>
+          <w:tcPr>
+            <w:tcW w:type="dxa" w:w="1349"/>
+            <w:shd w:fill="F1F5F8" w:color="auto" w:val="clear"/>
+            <w:tcMar>
+              <w:top w:type="dxa" w:w="90"/>
+              <w:left w:type="dxa" w:w="130"/>
+              <w:bottom w:type="dxa" w:w="90"/>
+              <w:right w:type="dxa" w:w="130"/>
+            </w:tcMar>
+            <w:vAlign w:val="top"/>
+          </w:tcPr>
+          <w:p>
+            <w:pPr>
+              <w:spacing w:after="40" w:before="40" w:line="252"/>
+              <w:jc w:val="left"/>
+            </w:pPr>
+            <w:r>
+              <w:rPr>
+                <w:b/>
+                <w:bCs/>
+                <w:i w:val="false"/>
+                <w:iCs w:val="false"/>
+                <w:color w:val="11304E"/>
+                <w:sz w:val="17"/>
+                <w:szCs w:val="17"/>
+              </w:rPr>
+              <w:t xml:space="preserve">OBL-DP-10</w:t>
+            </w:r>
+          </w:p>
+        </w:tc>
+        <w:tc>
+          <w:tcPr>
+            <w:tcW w:type="dxa" w:w="2313"/>
+            <w:shd w:fill="F1F5F8" w:color="auto" w:val="clear"/>
+            <w:tcMar>
+              <w:top w:type="dxa" w:w="90"/>
+              <w:left w:type="dxa" w:w="130"/>
+              <w:bottom w:type="dxa" w:w="90"/>
+              <w:right w:type="dxa" w:w="130"/>
+            </w:tcMar>
+            <w:vAlign w:val="top"/>
+          </w:tcPr>
+          <w:p>
+            <w:pPr>
+              <w:spacing w:after="40" w:before="40" w:line="252"/>
+              <w:jc w:val="left"/>
+            </w:pPr>
+            <w:r>
+              <w:rPr>
+                <w:b w:val="false"/>
+                <w:bCs w:val="false"/>
+                <w:i w:val="false"/>
+                <w:iCs w:val="false"/>
+                <w:color w:val="222629"/>
+                <w:sz w:val="18"/>
+                <w:szCs w:val="18"/>
+              </w:rPr>
+              <w:t xml:space="preserve">Digital Personal Data Protection Act, 2023</w:t>
+            </w:r>
+          </w:p>
+        </w:tc>
+        <w:tc>
+          <w:tcPr>
+            <w:tcW w:type="dxa" w:w="2891"/>
+            <w:shd w:fill="F1F5F8" w:color="auto" w:val="clear"/>
+            <w:tcMar>
+              <w:top w:type="dxa" w:w="90"/>
+              <w:left w:type="dxa" w:w="130"/>
+              <w:bottom w:type="dxa" w:w="90"/>
+              <w:right w:type="dxa" w:w="130"/>
+            </w:tcMar>
+            <w:vAlign w:val="top"/>
+          </w:tcPr>
+          <w:p>
+            <w:pPr>
+              <w:spacing w:after="40" w:before="40" w:line="252"/>
+              <w:jc w:val="left"/>
+            </w:pPr>
+            <w:r>
+              <w:rPr>
+                <w:b w:val="false"/>
+                <w:bCs w:val="false"/>
+                <w:i w:val="false"/>
+                <w:iCs w:val="false"/>
+                <w:color w:val="222629"/>
+                <w:sz w:val="18"/>
+                <w:szCs w:val="18"/>
+              </w:rPr>
+              <w:t xml:space="preserve">An effective grievance redressal mechanism must be published and operated.</w:t>
+            </w:r>
+          </w:p>
+        </w:tc>
+        <w:tc>
+          <w:tcPr>
+            <w:tcW w:type="dxa" w:w="3085"/>
+            <w:shd w:fill="F1F5F8" w:color="auto" w:val="clear"/>
+            <w:tcMar>
+              <w:top w:type="dxa" w:w="90"/>
+              <w:left w:type="dxa" w:w="130"/>
+              <w:bottom w:type="dxa" w:w="90"/>
+              <w:right w:type="dxa" w:w="130"/>
+            </w:tcMar>
+            <w:vAlign w:val="top"/>
+          </w:tcPr>
+          <w:p>
+            <w:pPr>
+              <w:spacing w:after="40" w:before="40" w:line="252"/>
+              <w:jc w:val="left"/>
+            </w:pPr>
+            <w:r>
+              <w:rPr>
+                <w:b w:val="false"/>
+                <w:bCs w:val="false"/>
+                <w:i w:val="false"/>
+                <w:iCs w:val="false"/>
+                <w:color w:val="222629"/>
+                <w:sz w:val="18"/>
+                <w:szCs w:val="18"/>
+              </w:rPr>
+              <w:t xml:space="preserve">Understood to be s.8(10) with s.13. To be confirmed.</w:t>
+            </w:r>
+          </w:p>
+        </w:tc>
+      </w:tr>
+    </w:tbl>
+    <w:p>
+      <w:pPr>
+        <w:spacing w:after="160"/>
+      </w:pPr>
+      <w:r>
+        <w:t xml:space="preserve"/>
+      </w:r>
+    </w:p>
+    <w:p>
+      <w:pPr>
+        <w:pStyle w:val="Heading2"/>
+        <w:keepNext/>
+        <w:keepLines/>
+        <w:spacing w:after="100" w:before="220"/>
+      </w:pPr>
+      <w:r>
+        <w:rPr>
+          <w:b/>
+          <w:bCs/>
+          <w:color w:val="0F6E6E"/>
+          <w:sz w:val="21"/>
+          <w:szCs w:val="21"/>
+        </w:rPr>
+        <w:t xml:space="preserve">Insurance distribution</w:t>
+      </w:r>
+    </w:p>
+    <w:tbl>
+      <w:tblPr>
+        <w:tblW w:type="dxa" w:w="9638"/>
+        <w:tblBorders>
+          <w:top w:val="single" w:color="C7D2DC" w:sz="4"/>
+          <w:left w:val="single" w:color="C7D2DC" w:sz="4"/>
+          <w:bottom w:val="single" w:color="C7D2DC" w:sz="4"/>
+          <w:right w:val="single" w:color="C7D2DC" w:sz="4"/>
+          <w:insideH w:val="single" w:color="C7D2DC" w:sz="2"/>
+          <w:insideV w:val="single" w:color="C7D2DC" w:sz="2"/>
+        </w:tblBorders>
+      </w:tblPr>
+      <w:tblGrid>
+        <w:gridCol w:w="1349"/>
+        <w:gridCol w:w="2313"/>
+        <w:gridCol w:w="2891"/>
+        <w:gridCol w:w="3085"/>
+      </w:tblGrid>
+      <w:tr>
+        <w:trPr>
+          <w:cantSplit/>
+          <w:tblHeader/>
+        </w:trPr>
+        <w:tc>
+          <w:tcPr>
+            <w:tcW w:type="dxa" w:w="1349"/>
+            <w:shd w:fill="11304E" w:color="auto" w:val="clear"/>
+            <w:tcMar>
+              <w:top w:type="dxa" w:w="90"/>
+              <w:left w:type="dxa" w:w="130"/>
+              <w:bottom w:type="dxa" w:w="90"/>
+              <w:right w:type="dxa" w:w="130"/>
+            </w:tcMar>
+            <w:vAlign w:val="center"/>
+          </w:tcPr>
+          <w:p>
+            <w:pPr>
+              <w:spacing w:after="40" w:before="40" w:line="252"/>
+              <w:jc w:val="left"/>
+            </w:pPr>
+            <w:r>
+              <w:rPr>
+                <w:b/>
+                <w:bCs/>
+                <w:i w:val="false"/>
+                <w:iCs w:val="false"/>
+                <w:color w:val="FFFFFF"/>
+                <w:sz w:val="18"/>
+                <w:szCs w:val="18"/>
+              </w:rPr>
+              <w:t xml:space="preserve">Code</w:t>
+            </w:r>
+          </w:p>
+        </w:tc>
+        <w:tc>
+          <w:tcPr>
+            <w:tcW w:type="dxa" w:w="2313"/>
+            <w:shd w:fill="11304E" w:color="auto" w:val="clear"/>
+            <w:tcMar>
+              <w:top w:type="dxa" w:w="90"/>
+              <w:left w:type="dxa" w:w="130"/>
+              <w:bottom w:type="dxa" w:w="90"/>
+              <w:right w:type="dxa" w:w="130"/>
+            </w:tcMar>
+            <w:vAlign w:val="center"/>
+          </w:tcPr>
+          <w:p>
+            <w:pPr>
+              <w:spacing w:after="40" w:before="40" w:line="252"/>
+              <w:jc w:val="left"/>
+            </w:pPr>
+            <w:r>
+              <w:rPr>
+                <w:b/>
+                <w:bCs/>
+                <w:i w:val="false"/>
+                <w:iCs w:val="false"/>
+                <w:color w:val="FFFFFF"/>
+                <w:sz w:val="18"/>
+                <w:szCs w:val="18"/>
+              </w:rPr>
+              <w:t xml:space="preserve">Instrument as identified by Product</w:t>
+            </w:r>
+          </w:p>
+        </w:tc>
+        <w:tc>
+          <w:tcPr>
+            <w:tcW w:type="dxa" w:w="2891"/>
+            <w:shd w:fill="11304E" w:color="auto" w:val="clear"/>
+            <w:tcMar>
+              <w:top w:type="dxa" w:w="90"/>
+              <w:left w:type="dxa" w:w="130"/>
+              <w:bottom w:type="dxa" w:w="90"/>
+              <w:right w:type="dxa" w:w="130"/>
+            </w:tcMar>
+            <w:vAlign w:val="center"/>
+          </w:tcPr>
+          <w:p>
+            <w:pPr>
+              <w:spacing w:after="40" w:before="40" w:line="252"/>
+              <w:jc w:val="left"/>
+            </w:pPr>
+            <w:r>
+              <w:rPr>
+                <w:b/>
+                <w:bCs/>
+                <w:i w:val="false"/>
+                <w:iCs w:val="false"/>
+                <w:color w:val="FFFFFF"/>
+                <w:sz w:val="18"/>
+                <w:szCs w:val="18"/>
+              </w:rPr>
+              <w:t xml:space="preserve">What the obligation requires</w:t>
+            </w:r>
+          </w:p>
+        </w:tc>
+        <w:tc>
+          <w:tcPr>
+            <w:tcW w:type="dxa" w:w="3085"/>
+            <w:shd w:fill="11304E" w:color="auto" w:val="clear"/>
+            <w:tcMar>
+              <w:top w:type="dxa" w:w="90"/>
+              <w:left w:type="dxa" w:w="130"/>
+              <w:bottom w:type="dxa" w:w="90"/>
+              <w:right w:type="dxa" w:w="130"/>
+            </w:tcMar>
+            <w:vAlign w:val="center"/>
+          </w:tcPr>
+          <w:p>
+            <w:pPr>
+              <w:spacing w:after="40" w:before="40" w:line="252"/>
+              <w:jc w:val="left"/>
+            </w:pPr>
+            <w:r>
+              <w:rPr>
+                <w:b/>
+                <w:bCs/>
+                <w:i w:val="false"/>
+                <w:iCs w:val="false"/>
+                <w:color w:val="FFFFFF"/>
+                <w:sz w:val="18"/>
+                <w:szCs w:val="18"/>
+              </w:rPr>
+              <w:t xml:space="preserve">Citation status — for Compliance to complete</w:t>
+            </w:r>
+          </w:p>
+        </w:tc>
+      </w:tr>
+      <w:tr>
+        <w:trPr>
+          <w:cantSplit/>
+        </w:trPr>
+        <w:tc>
+          <w:tcPr>
+            <w:tcW w:type="dxa" w:w="1349"/>
+            <w:tcMar>
+              <w:top w:type="dxa" w:w="90"/>
+              <w:left w:type="dxa" w:w="130"/>
+              <w:bottom w:type="dxa" w:w="90"/>
+              <w:right w:type="dxa" w:w="130"/>
+            </w:tcMar>
+            <w:vAlign w:val="top"/>
+          </w:tcPr>
+          <w:p>
+            <w:pPr>
+              <w:spacing w:after="40" w:before="40" w:line="252"/>
+              <w:jc w:val="left"/>
+            </w:pPr>
+            <w:r>
+              <w:rPr>
+                <w:b/>
+                <w:bCs/>
+                <w:i w:val="false"/>
+                <w:iCs w:val="false"/>
+                <w:color w:val="11304E"/>
+                <w:sz w:val="17"/>
+                <w:szCs w:val="17"/>
+              </w:rPr>
+              <w:t xml:space="preserve">OBL-INS-01</w:t>
+            </w:r>
+          </w:p>
+        </w:tc>
+        <w:tc>
+          <w:tcPr>
+            <w:tcW w:type="dxa" w:w="2313"/>
+            <w:tcMar>
+              <w:top w:type="dxa" w:w="90"/>
+              <w:left w:type="dxa" w:w="130"/>
+              <w:bottom w:type="dxa" w:w="90"/>
+              <w:right w:type="dxa" w:w="130"/>
+            </w:tcMar>
+            <w:vAlign w:val="top"/>
+          </w:tcPr>
+          <w:p>
+            <w:pPr>
+              <w:spacing w:after="40" w:before="40" w:line="252"/>
+              <w:jc w:val="left"/>
+            </w:pPr>
+            <w:r>
+              <w:rPr>
+                <w:b w:val="false"/>
+                <w:bCs w:val="false"/>
+                <w:i w:val="false"/>
+                <w:iCs w:val="false"/>
+                <w:color w:val="222629"/>
+                <w:sz w:val="18"/>
+                <w:szCs w:val="18"/>
+              </w:rPr>
+              <w:t xml:space="preserve">IRDAI (Registration of Corporate Agents) Regulations, 2015, as amended, and the intermediary framework consolidated by IRDAI in 2024</w:t>
+            </w:r>
+          </w:p>
+        </w:tc>
+        <w:tc>
+          <w:tcPr>
+            <w:tcW w:type="dxa" w:w="2891"/>
+            <w:tcMar>
+              <w:top w:type="dxa" w:w="90"/>
+              <w:left w:type="dxa" w:w="130"/>
+              <w:bottom w:type="dxa" w:w="90"/>
+              <w:right w:type="dxa" w:w="130"/>
+            </w:tcMar>
+            <w:vAlign w:val="top"/>
+          </w:tcPr>
+          <w:p>
+            <w:pPr>
+              <w:spacing w:after="40" w:before="40" w:line="252"/>
+              <w:jc w:val="left"/>
+            </w:pPr>
+            <w:r>
+              <w:rPr>
+                <w:b w:val="false"/>
+                <w:bCs w:val="false"/>
+                <w:i w:val="false"/>
+                <w:iCs w:val="false"/>
+                <w:color w:val="222629"/>
+                <w:sz w:val="18"/>
+                <w:szCs w:val="18"/>
+              </w:rPr>
+              <w:t xml:space="preserve">Solicitation and servicing of insurance by a corporate agent may be carried out only within the registration held, and only by persons authorised under it.</w:t>
+            </w:r>
+          </w:p>
+        </w:tc>
+        <w:tc>
+          <w:tcPr>
+            <w:tcW w:type="dxa" w:w="3085"/>
+            <w:tcMar>
+              <w:top w:type="dxa" w:w="90"/>
+              <w:left w:type="dxa" w:w="130"/>
+              <w:bottom w:type="dxa" w:w="90"/>
+              <w:right w:type="dxa" w:w="130"/>
+            </w:tcMar>
+            <w:vAlign w:val="top"/>
+          </w:tcPr>
+          <w:p>
+            <w:pPr>
+              <w:spacing w:after="40" w:before="40" w:line="252"/>
+              <w:jc w:val="left"/>
+            </w:pPr>
+            <w:r>
+              <w:rPr>
+                <w:b w:val="false"/>
+                <w:bCs w:val="false"/>
+                <w:i w:val="false"/>
+                <w:iCs w:val="false"/>
+                <w:color w:val="222629"/>
+                <w:sz w:val="18"/>
+                <w:szCs w:val="18"/>
+              </w:rPr>
+              <w:t xml:space="preserve">Instrument named; the registration actually held by this entity, and its current conditions, are unknown to Product — see §6.1.</w:t>
+            </w:r>
+          </w:p>
+        </w:tc>
+      </w:tr>
+      <w:tr>
+        <w:trPr>
+          <w:cantSplit/>
+        </w:trPr>
+        <w:tc>
+          <w:tcPr>
+            <w:tcW w:type="dxa" w:w="1349"/>
+            <w:shd w:fill="F1F5F8" w:color="auto" w:val="clear"/>
+            <w:tcMar>
+              <w:top w:type="dxa" w:w="90"/>
+              <w:left w:type="dxa" w:w="130"/>
+              <w:bottom w:type="dxa" w:w="90"/>
+              <w:right w:type="dxa" w:w="130"/>
+            </w:tcMar>
+            <w:vAlign w:val="top"/>
+          </w:tcPr>
+          <w:p>
+            <w:pPr>
+              <w:spacing w:after="40" w:before="40" w:line="252"/>
+              <w:jc w:val="left"/>
+            </w:pPr>
+            <w:r>
+              <w:rPr>
+                <w:b/>
+                <w:bCs/>
+                <w:i w:val="false"/>
+                <w:iCs w:val="false"/>
+                <w:color w:val="11304E"/>
+                <w:sz w:val="17"/>
+                <w:szCs w:val="17"/>
+              </w:rPr>
+              <w:t xml:space="preserve">OBL-INS-02</w:t>
+            </w:r>
+          </w:p>
+        </w:tc>
+        <w:tc>
+          <w:tcPr>
+            <w:tcW w:type="dxa" w:w="2313"/>
+            <w:shd w:fill="F1F5F8" w:color="auto" w:val="clear"/>
+            <w:tcMar>
+              <w:top w:type="dxa" w:w="90"/>
+              <w:left w:type="dxa" w:w="130"/>
+              <w:bottom w:type="dxa" w:w="90"/>
+              <w:right w:type="dxa" w:w="130"/>
+            </w:tcMar>
+            <w:vAlign w:val="top"/>
+          </w:tcPr>
+          <w:p>
+            <w:pPr>
+              <w:spacing w:after="40" w:before="40" w:line="252"/>
+              <w:jc w:val="left"/>
+            </w:pPr>
+            <w:r>
+              <w:rPr>
+                <w:b w:val="false"/>
+                <w:bCs w:val="false"/>
+                <w:i w:val="false"/>
+                <w:iCs w:val="false"/>
+                <w:color w:val="222629"/>
+                <w:sz w:val="18"/>
+                <w:szCs w:val="18"/>
+              </w:rPr>
+              <w:t xml:space="preserve">IRDAI (Protection of Policyholders’ Interests, Operations and Allied Matters of Insurers) Regulations, 2024, and the IRDAI Master Circular on Protection of Policyholders’ Interests, 2024</w:t>
+            </w:r>
+          </w:p>
+        </w:tc>
+        <w:tc>
+          <w:tcPr>
+            <w:tcW w:type="dxa" w:w="2891"/>
+            <w:shd w:fill="F1F5F8" w:color="auto" w:val="clear"/>
+            <w:tcMar>
+              <w:top w:type="dxa" w:w="90"/>
+              <w:left w:type="dxa" w:w="130"/>
+              <w:bottom w:type="dxa" w:w="90"/>
+              <w:right w:type="dxa" w:w="130"/>
+            </w:tcMar>
+            <w:vAlign w:val="top"/>
+          </w:tcPr>
+          <w:p>
+            <w:pPr>
+              <w:spacing w:after="40" w:before="40" w:line="252"/>
+              <w:jc w:val="left"/>
+            </w:pPr>
+            <w:r>
+              <w:rPr>
+                <w:b w:val="false"/>
+                <w:bCs w:val="false"/>
+                <w:i w:val="false"/>
+                <w:iCs w:val="false"/>
+                <w:color w:val="222629"/>
+                <w:sz w:val="18"/>
+                <w:szCs w:val="18"/>
+              </w:rPr>
+              <w:t xml:space="preserve">A recommendation of a life insurance product must be preceded by a documented analysis of the prospect’s needs and circumstances, and the product recommended must be suitable to them.</w:t>
+            </w:r>
+          </w:p>
+        </w:tc>
+        <w:tc>
+          <w:tcPr>
+            <w:tcW w:type="dxa" w:w="3085"/>
+            <w:shd w:fill="F1F5F8" w:color="auto" w:val="clear"/>
+            <w:tcMar>
+              <w:top w:type="dxa" w:w="90"/>
+              <w:left w:type="dxa" w:w="130"/>
+              <w:bottom w:type="dxa" w:w="90"/>
+              <w:right w:type="dxa" w:w="130"/>
+            </w:tcMar>
+            <w:vAlign w:val="top"/>
+          </w:tcPr>
+          <w:p>
+            <w:pPr>
+              <w:spacing w:after="40" w:before="40" w:line="252"/>
+              <w:jc w:val="left"/>
+            </w:pPr>
+            <w:r>
+              <w:rPr>
+                <w:b w:val="false"/>
+                <w:bCs w:val="false"/>
+                <w:i w:val="false"/>
+                <w:iCs w:val="false"/>
+                <w:color w:val="222629"/>
+                <w:sz w:val="18"/>
+                <w:szCs w:val="18"/>
+              </w:rPr>
+              <w:t xml:space="preserve">This is the obligation the whole suitability pack exists to discharge. Instrument named at title level; the operative clause, and whether a prescribed assessment format applies, is OPEN-SUIT-01 and blocks the algorithm decision.</w:t>
+            </w:r>
+          </w:p>
+        </w:tc>
+      </w:tr>
+      <w:tr>
+        <w:trPr>
+          <w:cantSplit/>
+        </w:trPr>
+        <w:tc>
+          <w:tcPr>
+            <w:tcW w:type="dxa" w:w="1349"/>
+            <w:tcMar>
+              <w:top w:type="dxa" w:w="90"/>
+              <w:left w:type="dxa" w:w="130"/>
+              <w:bottom w:type="dxa" w:w="90"/>
+              <w:right w:type="dxa" w:w="130"/>
+            </w:tcMar>
+            <w:vAlign w:val="top"/>
+          </w:tcPr>
+          <w:p>
+            <w:pPr>
+              <w:spacing w:after="40" w:before="40" w:line="252"/>
+              <w:jc w:val="left"/>
+            </w:pPr>
+            <w:r>
+              <w:rPr>
+                <w:b/>
+                <w:bCs/>
+                <w:i w:val="false"/>
+                <w:iCs w:val="false"/>
+                <w:color w:val="11304E"/>
+                <w:sz w:val="17"/>
+                <w:szCs w:val="17"/>
+              </w:rPr>
+              <w:t xml:space="preserve">OBL-INS-03</w:t>
+            </w:r>
+          </w:p>
+        </w:tc>
+        <w:tc>
+          <w:tcPr>
+            <w:tcW w:type="dxa" w:w="2313"/>
+            <w:tcMar>
+              <w:top w:type="dxa" w:w="90"/>
+              <w:left w:type="dxa" w:w="130"/>
+              <w:bottom w:type="dxa" w:w="90"/>
+              <w:right w:type="dxa" w:w="130"/>
+            </w:tcMar>
+            <w:vAlign w:val="top"/>
+          </w:tcPr>
+          <w:p>
+            <w:pPr>
+              <w:spacing w:after="40" w:before="40" w:line="252"/>
+              <w:jc w:val="left"/>
+            </w:pPr>
+            <w:r>
+              <w:rPr>
+                <w:b w:val="false"/>
+                <w:bCs w:val="false"/>
+                <w:i w:val="false"/>
+                <w:iCs w:val="false"/>
+                <w:color w:val="222629"/>
+                <w:sz w:val="18"/>
+                <w:szCs w:val="18"/>
+              </w:rPr>
+              <w:t xml:space="preserve">IRDAI Master Circular on Protection of Policyholders’ Interests, 2024</w:t>
+            </w:r>
+          </w:p>
+        </w:tc>
+        <w:tc>
+          <w:tcPr>
+            <w:tcW w:type="dxa" w:w="2891"/>
+            <w:tcMar>
+              <w:top w:type="dxa" w:w="90"/>
+              <w:left w:type="dxa" w:w="130"/>
+              <w:bottom w:type="dxa" w:w="90"/>
+              <w:right w:type="dxa" w:w="130"/>
+            </w:tcMar>
+            <w:vAlign w:val="top"/>
+          </w:tcPr>
+          <w:p>
+            <w:pPr>
+              <w:spacing w:after="40" w:before="40" w:line="252"/>
+              <w:jc w:val="left"/>
+            </w:pPr>
+            <w:r>
+              <w:rPr>
+                <w:b w:val="false"/>
+                <w:bCs w:val="false"/>
+                <w:i w:val="false"/>
+                <w:iCs w:val="false"/>
+                <w:color w:val="222629"/>
+                <w:sz w:val="18"/>
+                <w:szCs w:val="18"/>
+              </w:rPr>
+              <w:t xml:space="preserve">The suitability analysis must be recorded, retained, and made available to the prospect; a prescribed prospect–product matrix may apply to life products.</w:t>
+            </w:r>
+          </w:p>
+        </w:tc>
+        <w:tc>
+          <w:tcPr>
+            <w:tcW w:type="dxa" w:w="3085"/>
+            <w:tcMar>
+              <w:top w:type="dxa" w:w="90"/>
+              <w:left w:type="dxa" w:w="130"/>
+              <w:bottom w:type="dxa" w:w="90"/>
+              <w:right w:type="dxa" w:w="130"/>
+            </w:tcMar>
+            <w:vAlign w:val="top"/>
+          </w:tcPr>
+          <w:p>
+            <w:pPr>
+              <w:spacing w:after="40" w:before="40" w:line="252"/>
+              <w:jc w:val="left"/>
+            </w:pPr>
+            <w:r>
+              <w:rPr>
+                <w:b w:val="false"/>
+                <w:bCs w:val="false"/>
+                <w:i w:val="false"/>
+                <w:iCs w:val="false"/>
+                <w:color w:val="222629"/>
+                <w:sz w:val="18"/>
+                <w:szCs w:val="18"/>
+              </w:rPr>
+              <w:t xml:space="preserve">Whether a prescribed matrix applies, and in what form, is unresolved. If it does, it replaces the arithmetic in Volume 3, §3 but not its structure.</w:t>
+            </w:r>
+          </w:p>
+        </w:tc>
+      </w:tr>
+      <w:tr>
+        <w:trPr>
+          <w:cantSplit/>
+        </w:trPr>
+        <w:tc>
+          <w:tcPr>
+            <w:tcW w:type="dxa" w:w="1349"/>
+            <w:shd w:fill="F1F5F8" w:color="auto" w:val="clear"/>
+            <w:tcMar>
+              <w:top w:type="dxa" w:w="90"/>
+              <w:left w:type="dxa" w:w="130"/>
+              <w:bottom w:type="dxa" w:w="90"/>
+              <w:right w:type="dxa" w:w="130"/>
+            </w:tcMar>
+            <w:vAlign w:val="top"/>
+          </w:tcPr>
+          <w:p>
+            <w:pPr>
+              <w:spacing w:after="40" w:before="40" w:line="252"/>
+              <w:jc w:val="left"/>
+            </w:pPr>
+            <w:r>
+              <w:rPr>
+                <w:b/>
+                <w:bCs/>
+                <w:i w:val="false"/>
+                <w:iCs w:val="false"/>
+                <w:color w:val="11304E"/>
+                <w:sz w:val="17"/>
+                <w:szCs w:val="17"/>
+              </w:rPr>
+              <w:t xml:space="preserve">OBL-INS-04</w:t>
+            </w:r>
+          </w:p>
+        </w:tc>
+        <w:tc>
+          <w:tcPr>
+            <w:tcW w:type="dxa" w:w="2313"/>
+            <w:shd w:fill="F1F5F8" w:color="auto" w:val="clear"/>
+            <w:tcMar>
+              <w:top w:type="dxa" w:w="90"/>
+              <w:left w:type="dxa" w:w="130"/>
+              <w:bottom w:type="dxa" w:w="90"/>
+              <w:right w:type="dxa" w:w="130"/>
+            </w:tcMar>
+            <w:vAlign w:val="top"/>
+          </w:tcPr>
+          <w:p>
+            <w:pPr>
+              <w:spacing w:after="40" w:before="40" w:line="252"/>
+              <w:jc w:val="left"/>
+            </w:pPr>
+            <w:r>
+              <w:rPr>
+                <w:b w:val="false"/>
+                <w:bCs w:val="false"/>
+                <w:i w:val="false"/>
+                <w:iCs w:val="false"/>
+                <w:color w:val="222629"/>
+                <w:sz w:val="18"/>
+                <w:szCs w:val="18"/>
+              </w:rPr>
+              <w:t xml:space="preserve">IRDAI (Protection of Policyholders’ Interests, Operations and Allied Matters of Insurers) Regulations, 2024</w:t>
+            </w:r>
+          </w:p>
+        </w:tc>
+        <w:tc>
+          <w:tcPr>
+            <w:tcW w:type="dxa" w:w="2891"/>
+            <w:shd w:fill="F1F5F8" w:color="auto" w:val="clear"/>
+            <w:tcMar>
+              <w:top w:type="dxa" w:w="90"/>
+              <w:left w:type="dxa" w:w="130"/>
+              <w:bottom w:type="dxa" w:w="90"/>
+              <w:right w:type="dxa" w:w="130"/>
+            </w:tcMar>
+            <w:vAlign w:val="top"/>
+          </w:tcPr>
+          <w:p>
+            <w:pPr>
+              <w:spacing w:after="40" w:before="40" w:line="252"/>
+              <w:jc w:val="left"/>
+            </w:pPr>
+            <w:r>
+              <w:rPr>
+                <w:b w:val="false"/>
+                <w:bCs w:val="false"/>
+                <w:i w:val="false"/>
+                <w:iCs w:val="false"/>
+                <w:color w:val="222629"/>
+                <w:sz w:val="18"/>
+                <w:szCs w:val="18"/>
+              </w:rPr>
+              <w:t xml:space="preserve">Pre-sale disclosure of material product information, in a form the prospect can understand, before the sale is concluded.</w:t>
+            </w:r>
+          </w:p>
+        </w:tc>
+        <w:tc>
+          <w:tcPr>
+            <w:tcW w:type="dxa" w:w="3085"/>
+            <w:shd w:fill="F1F5F8" w:color="auto" w:val="clear"/>
+            <w:tcMar>
+              <w:top w:type="dxa" w:w="90"/>
+              <w:left w:type="dxa" w:w="130"/>
+              <w:bottom w:type="dxa" w:w="90"/>
+              <w:right w:type="dxa" w:w="130"/>
+            </w:tcMar>
+            <w:vAlign w:val="top"/>
+          </w:tcPr>
+          <w:p>
+            <w:pPr>
+              <w:spacing w:after="40" w:before="40" w:line="252"/>
+              <w:jc w:val="left"/>
+            </w:pPr>
+            <w:r>
+              <w:rPr>
+                <w:b w:val="false"/>
+                <w:bCs w:val="false"/>
+                <w:i w:val="false"/>
+                <w:iCs w:val="false"/>
+                <w:color w:val="222629"/>
+                <w:sz w:val="18"/>
+                <w:szCs w:val="18"/>
+              </w:rPr>
+              <w:t xml:space="preserve">Instrument named; the specific content requirements for a caution disclosure are not established by Product — see OPEN-SUIT-03.</w:t>
+            </w:r>
+          </w:p>
+        </w:tc>
+      </w:tr>
+      <w:tr>
+        <w:trPr>
+          <w:cantSplit/>
+        </w:trPr>
+        <w:tc>
+          <w:tcPr>
+            <w:tcW w:type="dxa" w:w="1349"/>
+            <w:tcMar>
+              <w:top w:type="dxa" w:w="90"/>
+              <w:left w:type="dxa" w:w="130"/>
+              <w:bottom w:type="dxa" w:w="90"/>
+              <w:right w:type="dxa" w:w="130"/>
+            </w:tcMar>
+            <w:vAlign w:val="top"/>
+          </w:tcPr>
+          <w:p>
+            <w:pPr>
+              <w:spacing w:after="40" w:before="40" w:line="252"/>
+              <w:jc w:val="left"/>
+            </w:pPr>
+            <w:r>
+              <w:rPr>
+                <w:b/>
+                <w:bCs/>
+                <w:i w:val="false"/>
+                <w:iCs w:val="false"/>
+                <w:color w:val="11304E"/>
+                <w:sz w:val="17"/>
+                <w:szCs w:val="17"/>
+              </w:rPr>
+              <w:t xml:space="preserve">OBL-INS-05</w:t>
+            </w:r>
+          </w:p>
+        </w:tc>
+        <w:tc>
+          <w:tcPr>
+            <w:tcW w:type="dxa" w:w="2313"/>
+            <w:tcMar>
+              <w:top w:type="dxa" w:w="90"/>
+              <w:left w:type="dxa" w:w="130"/>
+              <w:bottom w:type="dxa" w:w="90"/>
+              <w:right w:type="dxa" w:w="130"/>
+            </w:tcMar>
+            <w:vAlign w:val="top"/>
+          </w:tcPr>
+          <w:p>
+            <w:pPr>
+              <w:spacing w:after="40" w:before="40" w:line="252"/>
+              <w:jc w:val="left"/>
+            </w:pPr>
+            <w:r>
+              <w:rPr>
+                <w:b w:val="false"/>
+                <w:bCs w:val="false"/>
+                <w:i w:val="false"/>
+                <w:iCs w:val="false"/>
+                <w:color w:val="222629"/>
+                <w:sz w:val="18"/>
+                <w:szCs w:val="18"/>
+              </w:rPr>
+              <w:t xml:space="preserve">IRDAI (Protection of Policyholders’ Interests, Operations and Allied Matters of Insurers) Regulations, 2024, read with the IRDAI (Maintenance of Insurance Records) framework</w:t>
+            </w:r>
+          </w:p>
+        </w:tc>
+        <w:tc>
+          <w:tcPr>
+            <w:tcW w:type="dxa" w:w="2891"/>
+            <w:tcMar>
+              <w:top w:type="dxa" w:w="90"/>
+              <w:left w:type="dxa" w:w="130"/>
+              <w:bottom w:type="dxa" w:w="90"/>
+              <w:right w:type="dxa" w:w="130"/>
+            </w:tcMar>
+            <w:vAlign w:val="top"/>
+          </w:tcPr>
+          <w:p>
+            <w:pPr>
+              <w:spacing w:after="40" w:before="40" w:line="252"/>
+              <w:jc w:val="left"/>
+            </w:pPr>
+            <w:r>
+              <w:rPr>
+                <w:b w:val="false"/>
+                <w:bCs w:val="false"/>
+                <w:i w:val="false"/>
+                <w:iCs w:val="false"/>
+                <w:color w:val="222629"/>
+                <w:sz w:val="18"/>
+                <w:szCs w:val="18"/>
+              </w:rPr>
+              <w:t xml:space="preserve">Records relating to a policy and its solicitation must be maintained, preserved for a defined period, and produced on request.</w:t>
+            </w:r>
+          </w:p>
+        </w:tc>
+        <w:tc>
+          <w:tcPr>
+            <w:tcW w:type="dxa" w:w="3085"/>
+            <w:tcMar>
+              <w:top w:type="dxa" w:w="90"/>
+              <w:left w:type="dxa" w:w="130"/>
+              <w:bottom w:type="dxa" w:w="90"/>
+              <w:right w:type="dxa" w:w="130"/>
+            </w:tcMar>
+            <w:vAlign w:val="top"/>
+          </w:tcPr>
+          <w:p>
+            <w:pPr>
+              <w:spacing w:after="40" w:before="40" w:line="252"/>
+              <w:jc w:val="left"/>
+            </w:pPr>
+            <w:r>
+              <w:rPr>
+                <w:b/>
+                <w:bCs/>
+                <w:i w:val="false"/>
+                <w:iCs w:val="false"/>
+                <w:color w:val="222629"/>
+                <w:sz w:val="18"/>
+                <w:szCs w:val="18"/>
+              </w:rPr>
+              <w:t xml:space="preserve">The seven-year period used throughout these packs is carried from the programme baseline and Product has not established its source.</w:t>
+            </w:r>
+            <w:r>
+              <w:rPr>
+                <w:b w:val="false"/>
+                <w:bCs w:val="false"/>
+                <w:i w:val="false"/>
+                <w:iCs w:val="false"/>
+                <w:color w:val="222629"/>
+                <w:sz w:val="18"/>
+                <w:szCs w:val="18"/>
+              </w:rPr>
+              <w:t xml:space="preserve"> The trigger event — record date, policy termination or relationship end — is equally unestablished. See §6.5.</w:t>
+            </w:r>
+          </w:p>
+        </w:tc>
+      </w:tr>
+      <w:tr>
+        <w:trPr>
+          <w:cantSplit/>
+        </w:trPr>
+        <w:tc>
+          <w:tcPr>
+            <w:tcW w:type="dxa" w:w="1349"/>
+            <w:shd w:fill="F1F5F8" w:color="auto" w:val="clear"/>
+            <w:tcMar>
+              <w:top w:type="dxa" w:w="90"/>
+              <w:left w:type="dxa" w:w="130"/>
+              <w:bottom w:type="dxa" w:w="90"/>
+              <w:right w:type="dxa" w:w="130"/>
+            </w:tcMar>
+            <w:vAlign w:val="top"/>
+          </w:tcPr>
+          <w:p>
+            <w:pPr>
+              <w:spacing w:after="40" w:before="40" w:line="252"/>
+              <w:jc w:val="left"/>
+            </w:pPr>
+            <w:r>
+              <w:rPr>
+                <w:b/>
+                <w:bCs/>
+                <w:i w:val="false"/>
+                <w:iCs w:val="false"/>
+                <w:color w:val="11304E"/>
+                <w:sz w:val="17"/>
+                <w:szCs w:val="17"/>
+              </w:rPr>
+              <w:t xml:space="preserve">OBL-INS-06</w:t>
+            </w:r>
+          </w:p>
+        </w:tc>
+        <w:tc>
+          <w:tcPr>
+            <w:tcW w:type="dxa" w:w="2313"/>
+            <w:shd w:fill="F1F5F8" w:color="auto" w:val="clear"/>
+            <w:tcMar>
+              <w:top w:type="dxa" w:w="90"/>
+              <w:left w:type="dxa" w:w="130"/>
+              <w:bottom w:type="dxa" w:w="90"/>
+              <w:right w:type="dxa" w:w="130"/>
+            </w:tcMar>
+            <w:vAlign w:val="top"/>
+          </w:tcPr>
+          <w:p>
+            <w:pPr>
+              <w:spacing w:after="40" w:before="40" w:line="252"/>
+              <w:jc w:val="left"/>
+            </w:pPr>
+            <w:r>
+              <w:rPr>
+                <w:b w:val="false"/>
+                <w:bCs w:val="false"/>
+                <w:i w:val="false"/>
+                <w:iCs w:val="false"/>
+                <w:color w:val="222629"/>
+                <w:sz w:val="18"/>
+                <w:szCs w:val="18"/>
+              </w:rPr>
+              <w:t xml:space="preserve">IRDAI (Registration of Corporate Agents) Regulations, 2015, as amended</w:t>
+            </w:r>
+          </w:p>
+        </w:tc>
+        <w:tc>
+          <w:tcPr>
+            <w:tcW w:type="dxa" w:w="2891"/>
+            <w:shd w:fill="F1F5F8" w:color="auto" w:val="clear"/>
+            <w:tcMar>
+              <w:top w:type="dxa" w:w="90"/>
+              <w:left w:type="dxa" w:w="130"/>
+              <w:bottom w:type="dxa" w:w="90"/>
+              <w:right w:type="dxa" w:w="130"/>
+            </w:tcMar>
+            <w:vAlign w:val="top"/>
+          </w:tcPr>
+          <w:p>
+            <w:pPr>
+              <w:spacing w:after="40" w:before="40" w:line="252"/>
+              <w:jc w:val="left"/>
+            </w:pPr>
+            <w:r>
+              <w:rPr>
+                <w:b w:val="false"/>
+                <w:bCs w:val="false"/>
+                <w:i w:val="false"/>
+                <w:iCs w:val="false"/>
+                <w:color w:val="222629"/>
+                <w:sz w:val="18"/>
+                <w:szCs w:val="18"/>
+              </w:rPr>
+              <w:t xml:space="preserve">Solicitation may be carried out only by a specified person holding a valid certificate, and the identity of that person must be attributable to the sale.</w:t>
+            </w:r>
+          </w:p>
+        </w:tc>
+        <w:tc>
+          <w:tcPr>
+            <w:tcW w:type="dxa" w:w="3085"/>
+            <w:shd w:fill="F1F5F8" w:color="auto" w:val="clear"/>
+            <w:tcMar>
+              <w:top w:type="dxa" w:w="90"/>
+              <w:left w:type="dxa" w:w="130"/>
+              <w:bottom w:type="dxa" w:w="90"/>
+              <w:right w:type="dxa" w:w="130"/>
+            </w:tcMar>
+            <w:vAlign w:val="top"/>
+          </w:tcPr>
+          <w:p>
+            <w:pPr>
+              <w:spacing w:after="40" w:before="40" w:line="252"/>
+              <w:jc w:val="left"/>
+            </w:pPr>
+            <w:r>
+              <w:rPr>
+                <w:b w:val="false"/>
+                <w:bCs w:val="false"/>
+                <w:i w:val="false"/>
+                <w:iCs w:val="false"/>
+                <w:color w:val="222629"/>
+                <w:sz w:val="18"/>
+                <w:szCs w:val="18"/>
+              </w:rPr>
+              <w:t xml:space="preserve">Instrument named. This is why the agent licence identifier is a mandatory field on the consent record.</w:t>
+            </w:r>
+          </w:p>
+        </w:tc>
+      </w:tr>
+      <w:tr>
+        <w:trPr>
+          <w:cantSplit/>
+        </w:trPr>
+        <w:tc>
+          <w:tcPr>
+            <w:tcW w:type="dxa" w:w="1349"/>
+            <w:tcMar>
+              <w:top w:type="dxa" w:w="90"/>
+              <w:left w:type="dxa" w:w="130"/>
+              <w:bottom w:type="dxa" w:w="90"/>
+              <w:right w:type="dxa" w:w="130"/>
+            </w:tcMar>
+            <w:vAlign w:val="top"/>
+          </w:tcPr>
+          <w:p>
+            <w:pPr>
+              <w:spacing w:after="40" w:before="40" w:line="252"/>
+              <w:jc w:val="left"/>
+            </w:pPr>
+            <w:r>
+              <w:rPr>
+                <w:b/>
+                <w:bCs/>
+                <w:i w:val="false"/>
+                <w:iCs w:val="false"/>
+                <w:color w:val="11304E"/>
+                <w:sz w:val="17"/>
+                <w:szCs w:val="17"/>
+              </w:rPr>
+              <w:t xml:space="preserve">OBL-INS-07</w:t>
+            </w:r>
+          </w:p>
+        </w:tc>
+        <w:tc>
+          <w:tcPr>
+            <w:tcW w:type="dxa" w:w="2313"/>
+            <w:tcMar>
+              <w:top w:type="dxa" w:w="90"/>
+              <w:left w:type="dxa" w:w="130"/>
+              <w:bottom w:type="dxa" w:w="90"/>
+              <w:right w:type="dxa" w:w="130"/>
+            </w:tcMar>
+            <w:vAlign w:val="top"/>
+          </w:tcPr>
+          <w:p>
+            <w:pPr>
+              <w:spacing w:after="40" w:before="40" w:line="252"/>
+              <w:jc w:val="left"/>
+            </w:pPr>
+            <w:r>
+              <w:rPr>
+                <w:b w:val="false"/>
+                <w:bCs w:val="false"/>
+                <w:i w:val="false"/>
+                <w:iCs w:val="false"/>
+                <w:color w:val="222629"/>
+                <w:sz w:val="18"/>
+                <w:szCs w:val="18"/>
+              </w:rPr>
+              <w:t xml:space="preserve">IRDAI (Protection of Policyholders’ Interests, Operations and Allied Matters of Insurers) Regulations, 2024</w:t>
+            </w:r>
+          </w:p>
+        </w:tc>
+        <w:tc>
+          <w:tcPr>
+            <w:tcW w:type="dxa" w:w="2891"/>
+            <w:tcMar>
+              <w:top w:type="dxa" w:w="90"/>
+              <w:left w:type="dxa" w:w="130"/>
+              <w:bottom w:type="dxa" w:w="90"/>
+              <w:right w:type="dxa" w:w="130"/>
+            </w:tcMar>
+            <w:vAlign w:val="top"/>
+          </w:tcPr>
+          <w:p>
+            <w:pPr>
+              <w:spacing w:after="40" w:before="40" w:line="252"/>
+              <w:jc w:val="left"/>
+            </w:pPr>
+            <w:r>
+              <w:rPr>
+                <w:b w:val="false"/>
+                <w:bCs w:val="false"/>
+                <w:i w:val="false"/>
+                <w:iCs w:val="false"/>
+                <w:color w:val="222629"/>
+                <w:sz w:val="18"/>
+                <w:szCs w:val="18"/>
+              </w:rPr>
+              <w:t xml:space="preserve">Where a proposed policy would replace an existing one, the consequences must be disclosed to the prospect before the sale.</w:t>
+            </w:r>
+          </w:p>
+        </w:tc>
+        <w:tc>
+          <w:tcPr>
+            <w:tcW w:type="dxa" w:w="3085"/>
+            <w:tcMar>
+              <w:top w:type="dxa" w:w="90"/>
+              <w:left w:type="dxa" w:w="130"/>
+              <w:bottom w:type="dxa" w:w="90"/>
+              <w:right w:type="dxa" w:w="130"/>
+            </w:tcMar>
+            <w:vAlign w:val="top"/>
+          </w:tcPr>
+          <w:p>
+            <w:pPr>
+              <w:spacing w:after="40" w:before="40" w:line="252"/>
+              <w:jc w:val="left"/>
+            </w:pPr>
+            <w:r>
+              <w:rPr>
+                <w:b w:val="false"/>
+                <w:bCs w:val="false"/>
+                <w:i w:val="false"/>
+                <w:iCs w:val="false"/>
+                <w:color w:val="222629"/>
+                <w:sz w:val="18"/>
+                <w:szCs w:val="18"/>
+              </w:rPr>
+              <w:t xml:space="preserve">Instrument named; the prescribed content of a replacement disclosure is not established by Product.</w:t>
+            </w:r>
+          </w:p>
+        </w:tc>
+      </w:tr>
+      <w:tr>
+        <w:trPr>
+          <w:cantSplit/>
+        </w:trPr>
+        <w:tc>
+          <w:tcPr>
+            <w:tcW w:type="dxa" w:w="1349"/>
+            <w:shd w:fill="F1F5F8" w:color="auto" w:val="clear"/>
+            <w:tcMar>
+              <w:top w:type="dxa" w:w="90"/>
+              <w:left w:type="dxa" w:w="130"/>
+              <w:bottom w:type="dxa" w:w="90"/>
+              <w:right w:type="dxa" w:w="130"/>
+            </w:tcMar>
+            <w:vAlign w:val="top"/>
+          </w:tcPr>
+          <w:p>
+            <w:pPr>
+              <w:spacing w:after="40" w:before="40" w:line="252"/>
+              <w:jc w:val="left"/>
+            </w:pPr>
+            <w:r>
+              <w:rPr>
+                <w:b/>
+                <w:bCs/>
+                <w:i w:val="false"/>
+                <w:iCs w:val="false"/>
+                <w:color w:val="11304E"/>
+                <w:sz w:val="17"/>
+                <w:szCs w:val="17"/>
+              </w:rPr>
+              <w:t xml:space="preserve">OBL-INS-08</w:t>
+            </w:r>
+          </w:p>
+        </w:tc>
+        <w:tc>
+          <w:tcPr>
+            <w:tcW w:type="dxa" w:w="2313"/>
+            <w:shd w:fill="F1F5F8" w:color="auto" w:val="clear"/>
+            <w:tcMar>
+              <w:top w:type="dxa" w:w="90"/>
+              <w:left w:type="dxa" w:w="130"/>
+              <w:bottom w:type="dxa" w:w="90"/>
+              <w:right w:type="dxa" w:w="130"/>
+            </w:tcMar>
+            <w:vAlign w:val="top"/>
+          </w:tcPr>
+          <w:p>
+            <w:pPr>
+              <w:spacing w:after="40" w:before="40" w:line="252"/>
+              <w:jc w:val="left"/>
+            </w:pPr>
+            <w:r>
+              <w:rPr>
+                <w:b w:val="false"/>
+                <w:bCs w:val="false"/>
+                <w:i w:val="false"/>
+                <w:iCs w:val="false"/>
+                <w:color w:val="222629"/>
+                <w:sz w:val="18"/>
+                <w:szCs w:val="18"/>
+              </w:rPr>
+              <w:t xml:space="preserve">IRDAI (Protection of Policyholders’ Interests, Operations and Allied Matters of Insurers) Regulations, 2024, and IRDAI conduct requirements for intermediaries</w:t>
+            </w:r>
+          </w:p>
+        </w:tc>
+        <w:tc>
+          <w:tcPr>
+            <w:tcW w:type="dxa" w:w="2891"/>
+            <w:shd w:fill="F1F5F8" w:color="auto" w:val="clear"/>
+            <w:tcMar>
+              <w:top w:type="dxa" w:w="90"/>
+              <w:left w:type="dxa" w:w="130"/>
+              <w:bottom w:type="dxa" w:w="90"/>
+              <w:right w:type="dxa" w:w="130"/>
+            </w:tcMar>
+            <w:vAlign w:val="top"/>
+          </w:tcPr>
+          <w:p>
+            <w:pPr>
+              <w:spacing w:after="40" w:before="40" w:line="252"/>
+              <w:jc w:val="left"/>
+            </w:pPr>
+            <w:r>
+              <w:rPr>
+                <w:b w:val="false"/>
+                <w:bCs w:val="false"/>
+                <w:i w:val="false"/>
+                <w:iCs w:val="false"/>
+                <w:color w:val="222629"/>
+                <w:sz w:val="18"/>
+                <w:szCs w:val="18"/>
+              </w:rPr>
+              <w:t xml:space="preserve">A product must not be mis-sold; a recommendation must not be driven by the distributor’s remuneration or commercial preference.</w:t>
+            </w:r>
+          </w:p>
+        </w:tc>
+        <w:tc>
+          <w:tcPr>
+            <w:tcW w:type="dxa" w:w="3085"/>
+            <w:shd w:fill="F1F5F8" w:color="auto" w:val="clear"/>
+            <w:tcMar>
+              <w:top w:type="dxa" w:w="90"/>
+              <w:left w:type="dxa" w:w="130"/>
+              <w:bottom w:type="dxa" w:w="90"/>
+              <w:right w:type="dxa" w:w="130"/>
+            </w:tcMar>
+            <w:vAlign w:val="top"/>
+          </w:tcPr>
+          <w:p>
+            <w:pPr>
+              <w:spacing w:after="40" w:before="40" w:line="252"/>
+              <w:jc w:val="left"/>
+            </w:pPr>
+            <w:r>
+              <w:rPr>
+                <w:b w:val="false"/>
+                <w:bCs w:val="false"/>
+                <w:i w:val="false"/>
+                <w:iCs w:val="false"/>
+                <w:color w:val="222629"/>
+                <w:sz w:val="18"/>
+                <w:szCs w:val="18"/>
+              </w:rPr>
+              <w:t xml:space="preserve">Instrument named at title level. The no-override rule and the exclusion of commission from ranking are Product’s response to this obligation, not a quotation of it.</w:t>
+            </w:r>
+          </w:p>
+        </w:tc>
+      </w:tr>
+      <w:tr>
+        <w:trPr>
+          <w:cantSplit/>
+        </w:trPr>
+        <w:tc>
+          <w:tcPr>
+            <w:tcW w:type="dxa" w:w="1349"/>
+            <w:tcMar>
+              <w:top w:type="dxa" w:w="90"/>
+              <w:left w:type="dxa" w:w="130"/>
+              <w:bottom w:type="dxa" w:w="90"/>
+              <w:right w:type="dxa" w:w="130"/>
+            </w:tcMar>
+            <w:vAlign w:val="top"/>
+          </w:tcPr>
+          <w:p>
+            <w:pPr>
+              <w:spacing w:after="40" w:before="40" w:line="252"/>
+              <w:jc w:val="left"/>
+            </w:pPr>
+            <w:r>
+              <w:rPr>
+                <w:b/>
+                <w:bCs/>
+                <w:i w:val="false"/>
+                <w:iCs w:val="false"/>
+                <w:color w:val="11304E"/>
+                <w:sz w:val="17"/>
+                <w:szCs w:val="17"/>
+              </w:rPr>
+              <w:t xml:space="preserve">OBL-INS-09</w:t>
+            </w:r>
+          </w:p>
+        </w:tc>
+        <w:tc>
+          <w:tcPr>
+            <w:tcW w:type="dxa" w:w="2313"/>
+            <w:tcMar>
+              <w:top w:type="dxa" w:w="90"/>
+              <w:left w:type="dxa" w:w="130"/>
+              <w:bottom w:type="dxa" w:w="90"/>
+              <w:right w:type="dxa" w:w="130"/>
+            </w:tcMar>
+            <w:vAlign w:val="top"/>
+          </w:tcPr>
+          <w:p>
+            <w:pPr>
+              <w:spacing w:after="40" w:before="40" w:line="252"/>
+              <w:jc w:val="left"/>
+            </w:pPr>
+            <w:r>
+              <w:rPr>
+                <w:b w:val="false"/>
+                <w:bCs w:val="false"/>
+                <w:i w:val="false"/>
+                <w:iCs w:val="false"/>
+                <w:color w:val="222629"/>
+                <w:sz w:val="18"/>
+                <w:szCs w:val="18"/>
+              </w:rPr>
+              <w:t xml:space="preserve">IRDAI framework for electronic solicitation and insurance self-network platforms</w:t>
+            </w:r>
+          </w:p>
+        </w:tc>
+        <w:tc>
+          <w:tcPr>
+            <w:tcW w:type="dxa" w:w="2891"/>
+            <w:tcMar>
+              <w:top w:type="dxa" w:w="90"/>
+              <w:left w:type="dxa" w:w="130"/>
+              <w:bottom w:type="dxa" w:w="90"/>
+              <w:right w:type="dxa" w:w="130"/>
+            </w:tcMar>
+            <w:vAlign w:val="top"/>
+          </w:tcPr>
+          <w:p>
+            <w:pPr>
+              <w:spacing w:after="40" w:before="40" w:line="252"/>
+              <w:jc w:val="left"/>
+            </w:pPr>
+            <w:r>
+              <w:rPr>
+                <w:b w:val="false"/>
+                <w:bCs w:val="false"/>
+                <w:i w:val="false"/>
+                <w:iCs w:val="false"/>
+                <w:color w:val="222629"/>
+                <w:sz w:val="18"/>
+                <w:szCs w:val="18"/>
+              </w:rPr>
+              <w:t xml:space="preserve">Where solicitation is conducted electronically, the process must identify the prospect, evidence their assent, and preserve the electronic record.</w:t>
+            </w:r>
+          </w:p>
+        </w:tc>
+        <w:tc>
+          <w:tcPr>
+            <w:tcW w:type="dxa" w:w="3085"/>
+            <w:tcMar>
+              <w:top w:type="dxa" w:w="90"/>
+              <w:left w:type="dxa" w:w="130"/>
+              <w:bottom w:type="dxa" w:w="90"/>
+              <w:right w:type="dxa" w:w="130"/>
+            </w:tcMar>
+            <w:vAlign w:val="top"/>
+          </w:tcPr>
+          <w:p>
+            <w:pPr>
+              <w:spacing w:after="40" w:before="40" w:line="252"/>
+              <w:jc w:val="left"/>
+            </w:pPr>
+            <w:r>
+              <w:rPr>
+                <w:b w:val="false"/>
+                <w:bCs w:val="false"/>
+                <w:i w:val="false"/>
+                <w:iCs w:val="false"/>
+                <w:color w:val="222629"/>
+                <w:sz w:val="18"/>
+                <w:szCs w:val="18"/>
+              </w:rPr>
+              <w:t xml:space="preserve">Instrument identified only in general terms; the applicable circular for an assisted branch journey on a bank-owned platform needs Compliance to determine.</w:t>
+            </w:r>
+          </w:p>
+        </w:tc>
+      </w:tr>
+      <w:tr>
+        <w:trPr>
+          <w:cantSplit/>
+        </w:trPr>
+        <w:tc>
+          <w:tcPr>
+            <w:tcW w:type="dxa" w:w="1349"/>
+            <w:shd w:fill="F1F5F8" w:color="auto" w:val="clear"/>
+            <w:tcMar>
+              <w:top w:type="dxa" w:w="90"/>
+              <w:left w:type="dxa" w:w="130"/>
+              <w:bottom w:type="dxa" w:w="90"/>
+              <w:right w:type="dxa" w:w="130"/>
+            </w:tcMar>
+            <w:vAlign w:val="top"/>
+          </w:tcPr>
+          <w:p>
+            <w:pPr>
+              <w:spacing w:after="40" w:before="40" w:line="252"/>
+              <w:jc w:val="left"/>
+            </w:pPr>
+            <w:r>
+              <w:rPr>
+                <w:b/>
+                <w:bCs/>
+                <w:i w:val="false"/>
+                <w:iCs w:val="false"/>
+                <w:color w:val="11304E"/>
+                <w:sz w:val="17"/>
+                <w:szCs w:val="17"/>
+              </w:rPr>
+              <w:t xml:space="preserve">OBL-INS-10</w:t>
+            </w:r>
+          </w:p>
+        </w:tc>
+        <w:tc>
+          <w:tcPr>
+            <w:tcW w:type="dxa" w:w="2313"/>
+            <w:shd w:fill="F1F5F8" w:color="auto" w:val="clear"/>
+            <w:tcMar>
+              <w:top w:type="dxa" w:w="90"/>
+              <w:left w:type="dxa" w:w="130"/>
+              <w:bottom w:type="dxa" w:w="90"/>
+              <w:right w:type="dxa" w:w="130"/>
+            </w:tcMar>
+            <w:vAlign w:val="top"/>
+          </w:tcPr>
+          <w:p>
+            <w:pPr>
+              <w:spacing w:after="40" w:before="40" w:line="252"/>
+              <w:jc w:val="left"/>
+            </w:pPr>
+            <w:r>
+              <w:rPr>
+                <w:b w:val="false"/>
+                <w:bCs w:val="false"/>
+                <w:i w:val="false"/>
+                <w:iCs w:val="false"/>
+                <w:color w:val="222629"/>
+                <w:sz w:val="18"/>
+                <w:szCs w:val="18"/>
+              </w:rPr>
+              <w:t xml:space="preserve">IRDAI (Protection of Policyholders’ Interests, Operations and Allied Matters of Insurers) Regulations, 2024</w:t>
+            </w:r>
+          </w:p>
+        </w:tc>
+        <w:tc>
+          <w:tcPr>
+            <w:tcW w:type="dxa" w:w="2891"/>
+            <w:shd w:fill="F1F5F8" w:color="auto" w:val="clear"/>
+            <w:tcMar>
+              <w:top w:type="dxa" w:w="90"/>
+              <w:left w:type="dxa" w:w="130"/>
+              <w:bottom w:type="dxa" w:w="90"/>
+              <w:right w:type="dxa" w:w="130"/>
+            </w:tcMar>
+            <w:vAlign w:val="top"/>
+          </w:tcPr>
+          <w:p>
+            <w:pPr>
+              <w:spacing w:after="40" w:before="40" w:line="252"/>
+              <w:jc w:val="left"/>
+            </w:pPr>
+            <w:r>
+              <w:rPr>
+                <w:b w:val="false"/>
+                <w:bCs w:val="false"/>
+                <w:i w:val="false"/>
+                <w:iCs w:val="false"/>
+                <w:color w:val="222629"/>
+                <w:sz w:val="18"/>
+                <w:szCs w:val="18"/>
+              </w:rPr>
+              <w:t xml:space="preserve">A grievance redressal mechanism with defined turnaround times must be available to the policyholder.</w:t>
+            </w:r>
+          </w:p>
+        </w:tc>
+        <w:tc>
+          <w:tcPr>
+            <w:tcW w:type="dxa" w:w="3085"/>
+            <w:shd w:fill="F1F5F8" w:color="auto" w:val="clear"/>
+            <w:tcMar>
+              <w:top w:type="dxa" w:w="90"/>
+              <w:left w:type="dxa" w:w="130"/>
+              <w:bottom w:type="dxa" w:w="90"/>
+              <w:right w:type="dxa" w:w="130"/>
+            </w:tcMar>
+            <w:vAlign w:val="top"/>
+          </w:tcPr>
+          <w:p>
+            <w:pPr>
+              <w:spacing w:after="40" w:before="40" w:line="252"/>
+              <w:jc w:val="left"/>
+            </w:pPr>
+            <w:r>
+              <w:rPr>
+                <w:b w:val="false"/>
+                <w:bCs w:val="false"/>
+                <w:i w:val="false"/>
+                <w:iCs w:val="false"/>
+                <w:color w:val="222629"/>
+                <w:sz w:val="18"/>
+                <w:szCs w:val="18"/>
+              </w:rPr>
+              <w:t xml:space="preserve">Instrument named. Not yet reflected in these packs — raised as a gap in §6.5.</w:t>
+            </w:r>
+          </w:p>
+        </w:tc>
+      </w:tr>
+    </w:tbl>
+    <w:p>
+      <w:pPr>
+        <w:spacing w:after="160"/>
+      </w:pPr>
+      <w:r>
+        <w:t xml:space="preserve"/>
+      </w:r>
+    </w:p>
+    <w:p>
+      <w:pPr>
+        <w:pStyle w:val="Heading2"/>
+        <w:keepNext/>
+        <w:keepLines/>
+        <w:spacing w:after="100" w:before="220"/>
+      </w:pPr>
+      <w:r>
+        <w:rPr>
+          <w:b/>
+          <w:bCs/>
+          <w:color w:val="0F6E6E"/>
+          <w:sz w:val="21"/>
+          <w:szCs w:val="21"/>
+        </w:rPr>
+        <w:t xml:space="preserve">Banking and outsourcing</w:t>
+      </w:r>
+    </w:p>
+    <w:tbl>
+      <w:tblPr>
+        <w:tblW w:type="dxa" w:w="9638"/>
+        <w:tblBorders>
+          <w:top w:val="single" w:color="C7D2DC" w:sz="4"/>
+          <w:left w:val="single" w:color="C7D2DC" w:sz="4"/>
+          <w:bottom w:val="single" w:color="C7D2DC" w:sz="4"/>
+          <w:right w:val="single" w:color="C7D2DC" w:sz="4"/>
+          <w:insideH w:val="single" w:color="C7D2DC" w:sz="2"/>
+          <w:insideV w:val="single" w:color="C7D2DC" w:sz="2"/>
+        </w:tblBorders>
+      </w:tblPr>
+      <w:tblGrid>
+        <w:gridCol w:w="1349"/>
+        <w:gridCol w:w="2313"/>
+        <w:gridCol w:w="2891"/>
+        <w:gridCol w:w="3085"/>
+      </w:tblGrid>
+      <w:tr>
+        <w:trPr>
+          <w:cantSplit/>
+          <w:tblHeader/>
+        </w:trPr>
+        <w:tc>
+          <w:tcPr>
+            <w:tcW w:type="dxa" w:w="1349"/>
+            <w:shd w:fill="11304E" w:color="auto" w:val="clear"/>
+            <w:tcMar>
+              <w:top w:type="dxa" w:w="90"/>
+              <w:left w:type="dxa" w:w="130"/>
+              <w:bottom w:type="dxa" w:w="90"/>
+              <w:right w:type="dxa" w:w="130"/>
+            </w:tcMar>
+            <w:vAlign w:val="center"/>
+          </w:tcPr>
+          <w:p>
+            <w:pPr>
+              <w:spacing w:after="40" w:before="40" w:line="252"/>
+              <w:jc w:val="left"/>
+            </w:pPr>
+            <w:r>
+              <w:rPr>
+                <w:b/>
+                <w:bCs/>
+                <w:i w:val="false"/>
+                <w:iCs w:val="false"/>
+                <w:color w:val="FFFFFF"/>
+                <w:sz w:val="18"/>
+                <w:szCs w:val="18"/>
+              </w:rPr>
+              <w:t xml:space="preserve">Code</w:t>
+            </w:r>
+          </w:p>
+        </w:tc>
+        <w:tc>
+          <w:tcPr>
+            <w:tcW w:type="dxa" w:w="2313"/>
+            <w:shd w:fill="11304E" w:color="auto" w:val="clear"/>
+            <w:tcMar>
+              <w:top w:type="dxa" w:w="90"/>
+              <w:left w:type="dxa" w:w="130"/>
+              <w:bottom w:type="dxa" w:w="90"/>
+              <w:right w:type="dxa" w:w="130"/>
+            </w:tcMar>
+            <w:vAlign w:val="center"/>
+          </w:tcPr>
+          <w:p>
+            <w:pPr>
+              <w:spacing w:after="40" w:before="40" w:line="252"/>
+              <w:jc w:val="left"/>
+            </w:pPr>
+            <w:r>
+              <w:rPr>
+                <w:b/>
+                <w:bCs/>
+                <w:i w:val="false"/>
+                <w:iCs w:val="false"/>
+                <w:color w:val="FFFFFF"/>
+                <w:sz w:val="18"/>
+                <w:szCs w:val="18"/>
+              </w:rPr>
+              <w:t xml:space="preserve">Instrument as identified by Product</w:t>
+            </w:r>
+          </w:p>
+        </w:tc>
+        <w:tc>
+          <w:tcPr>
+            <w:tcW w:type="dxa" w:w="2891"/>
+            <w:shd w:fill="11304E" w:color="auto" w:val="clear"/>
+            <w:tcMar>
+              <w:top w:type="dxa" w:w="90"/>
+              <w:left w:type="dxa" w:w="130"/>
+              <w:bottom w:type="dxa" w:w="90"/>
+              <w:right w:type="dxa" w:w="130"/>
+            </w:tcMar>
+            <w:vAlign w:val="center"/>
+          </w:tcPr>
+          <w:p>
+            <w:pPr>
+              <w:spacing w:after="40" w:before="40" w:line="252"/>
+              <w:jc w:val="left"/>
+            </w:pPr>
+            <w:r>
+              <w:rPr>
+                <w:b/>
+                <w:bCs/>
+                <w:i w:val="false"/>
+                <w:iCs w:val="false"/>
+                <w:color w:val="FFFFFF"/>
+                <w:sz w:val="18"/>
+                <w:szCs w:val="18"/>
+              </w:rPr>
+              <w:t xml:space="preserve">What the obligation requires</w:t>
+            </w:r>
+          </w:p>
+        </w:tc>
+        <w:tc>
+          <w:tcPr>
+            <w:tcW w:type="dxa" w:w="3085"/>
+            <w:shd w:fill="11304E" w:color="auto" w:val="clear"/>
+            <w:tcMar>
+              <w:top w:type="dxa" w:w="90"/>
+              <w:left w:type="dxa" w:w="130"/>
+              <w:bottom w:type="dxa" w:w="90"/>
+              <w:right w:type="dxa" w:w="130"/>
+            </w:tcMar>
+            <w:vAlign w:val="center"/>
+          </w:tcPr>
+          <w:p>
+            <w:pPr>
+              <w:spacing w:after="40" w:before="40" w:line="252"/>
+              <w:jc w:val="left"/>
+            </w:pPr>
+            <w:r>
+              <w:rPr>
+                <w:b/>
+                <w:bCs/>
+                <w:i w:val="false"/>
+                <w:iCs w:val="false"/>
+                <w:color w:val="FFFFFF"/>
+                <w:sz w:val="18"/>
+                <w:szCs w:val="18"/>
+              </w:rPr>
+              <w:t xml:space="preserve">Citation status — for Compliance to complete</w:t>
+            </w:r>
+          </w:p>
+        </w:tc>
+      </w:tr>
+      <w:tr>
+        <w:trPr>
+          <w:cantSplit/>
+        </w:trPr>
+        <w:tc>
+          <w:tcPr>
+            <w:tcW w:type="dxa" w:w="1349"/>
+            <w:tcMar>
+              <w:top w:type="dxa" w:w="90"/>
+              <w:left w:type="dxa" w:w="130"/>
+              <w:bottom w:type="dxa" w:w="90"/>
+              <w:right w:type="dxa" w:w="130"/>
+            </w:tcMar>
+            <w:vAlign w:val="top"/>
+          </w:tcPr>
+          <w:p>
+            <w:pPr>
+              <w:spacing w:after="40" w:before="40" w:line="252"/>
+              <w:jc w:val="left"/>
+            </w:pPr>
+            <w:r>
+              <w:rPr>
+                <w:b/>
+                <w:bCs/>
+                <w:i w:val="false"/>
+                <w:iCs w:val="false"/>
+                <w:color w:val="11304E"/>
+                <w:sz w:val="17"/>
+                <w:szCs w:val="17"/>
+              </w:rPr>
+              <w:t xml:space="preserve">OBL-RBI-01</w:t>
+            </w:r>
+          </w:p>
+        </w:tc>
+        <w:tc>
+          <w:tcPr>
+            <w:tcW w:type="dxa" w:w="2313"/>
+            <w:tcMar>
+              <w:top w:type="dxa" w:w="90"/>
+              <w:left w:type="dxa" w:w="130"/>
+              <w:bottom w:type="dxa" w:w="90"/>
+              <w:right w:type="dxa" w:w="130"/>
+            </w:tcMar>
+            <w:vAlign w:val="top"/>
+          </w:tcPr>
+          <w:p>
+            <w:pPr>
+              <w:spacing w:after="40" w:before="40" w:line="252"/>
+              <w:jc w:val="left"/>
+            </w:pPr>
+            <w:r>
+              <w:rPr>
+                <w:b w:val="false"/>
+                <w:bCs w:val="false"/>
+                <w:i w:val="false"/>
+                <w:iCs w:val="false"/>
+                <w:color w:val="222629"/>
+                <w:sz w:val="18"/>
+                <w:szCs w:val="18"/>
+              </w:rPr>
+              <w:t xml:space="preserve">RBI Master Direction on Financial Services provided by Banks</w:t>
+            </w:r>
+          </w:p>
+        </w:tc>
+        <w:tc>
+          <w:tcPr>
+            <w:tcW w:type="dxa" w:w="2891"/>
+            <w:tcMar>
+              <w:top w:type="dxa" w:w="90"/>
+              <w:left w:type="dxa" w:w="130"/>
+              <w:bottom w:type="dxa" w:w="90"/>
+              <w:right w:type="dxa" w:w="130"/>
+            </w:tcMar>
+            <w:vAlign w:val="top"/>
+          </w:tcPr>
+          <w:p>
+            <w:pPr>
+              <w:spacing w:after="40" w:before="40" w:line="252"/>
+              <w:jc w:val="left"/>
+            </w:pPr>
+            <w:r>
+              <w:rPr>
+                <w:b w:val="false"/>
+                <w:bCs w:val="false"/>
+                <w:i w:val="false"/>
+                <w:iCs w:val="false"/>
+                <w:color w:val="222629"/>
+                <w:sz w:val="18"/>
+                <w:szCs w:val="18"/>
+              </w:rPr>
+              <w:t xml:space="preserve">A bank undertaking insurance agency business must do so without linking it to any other facility, and without compelling the customer to buy.</w:t>
+            </w:r>
+          </w:p>
+        </w:tc>
+        <w:tc>
+          <w:tcPr>
+            <w:tcW w:type="dxa" w:w="3085"/>
+            <w:tcMar>
+              <w:top w:type="dxa" w:w="90"/>
+              <w:left w:type="dxa" w:w="130"/>
+              <w:bottom w:type="dxa" w:w="90"/>
+              <w:right w:type="dxa" w:w="130"/>
+            </w:tcMar>
+            <w:vAlign w:val="top"/>
+          </w:tcPr>
+          <w:p>
+            <w:pPr>
+              <w:spacing w:after="40" w:before="40" w:line="252"/>
+              <w:jc w:val="left"/>
+            </w:pPr>
+            <w:r>
+              <w:rPr>
+                <w:b w:val="false"/>
+                <w:bCs w:val="false"/>
+                <w:i w:val="false"/>
+                <w:iCs w:val="false"/>
+                <w:color w:val="222629"/>
+                <w:sz w:val="18"/>
+                <w:szCs w:val="18"/>
+              </w:rPr>
+              <w:t xml:space="preserve">Instrument named at title level. Bears directly on how a relationship-manager-assisted journey may be conducted in a branch.</w:t>
+            </w:r>
+          </w:p>
+        </w:tc>
+      </w:tr>
+      <w:tr>
+        <w:trPr>
+          <w:cantSplit/>
+        </w:trPr>
+        <w:tc>
+          <w:tcPr>
+            <w:tcW w:type="dxa" w:w="1349"/>
+            <w:shd w:fill="F1F5F8" w:color="auto" w:val="clear"/>
+            <w:tcMar>
+              <w:top w:type="dxa" w:w="90"/>
+              <w:left w:type="dxa" w:w="130"/>
+              <w:bottom w:type="dxa" w:w="90"/>
+              <w:right w:type="dxa" w:w="130"/>
+            </w:tcMar>
+            <w:vAlign w:val="top"/>
+          </w:tcPr>
+          <w:p>
+            <w:pPr>
+              <w:spacing w:after="40" w:before="40" w:line="252"/>
+              <w:jc w:val="left"/>
+            </w:pPr>
+            <w:r>
+              <w:rPr>
+                <w:b/>
+                <w:bCs/>
+                <w:i w:val="false"/>
+                <w:iCs w:val="false"/>
+                <w:color w:val="11304E"/>
+                <w:sz w:val="17"/>
+                <w:szCs w:val="17"/>
+              </w:rPr>
+              <w:t xml:space="preserve">OBL-RBI-02</w:t>
+            </w:r>
+          </w:p>
+        </w:tc>
+        <w:tc>
+          <w:tcPr>
+            <w:tcW w:type="dxa" w:w="2313"/>
+            <w:shd w:fill="F1F5F8" w:color="auto" w:val="clear"/>
+            <w:tcMar>
+              <w:top w:type="dxa" w:w="90"/>
+              <w:left w:type="dxa" w:w="130"/>
+              <w:bottom w:type="dxa" w:w="90"/>
+              <w:right w:type="dxa" w:w="130"/>
+            </w:tcMar>
+            <w:vAlign w:val="top"/>
+          </w:tcPr>
+          <w:p>
+            <w:pPr>
+              <w:spacing w:after="40" w:before="40" w:line="252"/>
+              <w:jc w:val="left"/>
+            </w:pPr>
+            <w:r>
+              <w:rPr>
+                <w:b w:val="false"/>
+                <w:bCs w:val="false"/>
+                <w:i w:val="false"/>
+                <w:iCs w:val="false"/>
+                <w:color w:val="222629"/>
+                <w:sz w:val="18"/>
+                <w:szCs w:val="18"/>
+              </w:rPr>
+              <w:t xml:space="preserve">RBI directions on outsourcing of financial services by banks</w:t>
+            </w:r>
+          </w:p>
+        </w:tc>
+        <w:tc>
+          <w:tcPr>
+            <w:tcW w:type="dxa" w:w="2891"/>
+            <w:shd w:fill="F1F5F8" w:color="auto" w:val="clear"/>
+            <w:tcMar>
+              <w:top w:type="dxa" w:w="90"/>
+              <w:left w:type="dxa" w:w="130"/>
+              <w:bottom w:type="dxa" w:w="90"/>
+              <w:right w:type="dxa" w:w="130"/>
+            </w:tcMar>
+            <w:vAlign w:val="top"/>
+          </w:tcPr>
+          <w:p>
+            <w:pPr>
+              <w:spacing w:after="40" w:before="40" w:line="252"/>
+              <w:jc w:val="left"/>
+            </w:pPr>
+            <w:r>
+              <w:rPr>
+                <w:b w:val="false"/>
+                <w:bCs w:val="false"/>
+                <w:i w:val="false"/>
+                <w:iCs w:val="false"/>
+                <w:color w:val="222629"/>
+                <w:sz w:val="18"/>
+                <w:szCs w:val="18"/>
+              </w:rPr>
+              <w:t xml:space="preserve">Responsibility for an outsourced activity remains with the bank, and customer data handled by a service provider remains the bank’s responsibility.</w:t>
+            </w:r>
+          </w:p>
+        </w:tc>
+        <w:tc>
+          <w:tcPr>
+            <w:tcW w:type="dxa" w:w="3085"/>
+            <w:shd w:fill="F1F5F8" w:color="auto" w:val="clear"/>
+            <w:tcMar>
+              <w:top w:type="dxa" w:w="90"/>
+              <w:left w:type="dxa" w:w="130"/>
+              <w:bottom w:type="dxa" w:w="90"/>
+              <w:right w:type="dxa" w:w="130"/>
+            </w:tcMar>
+            <w:vAlign w:val="top"/>
+          </w:tcPr>
+          <w:p>
+            <w:pPr>
+              <w:spacing w:after="40" w:before="40" w:line="252"/>
+              <w:jc w:val="left"/>
+            </w:pPr>
+            <w:r>
+              <w:rPr>
+                <w:b w:val="false"/>
+                <w:bCs w:val="false"/>
+                <w:i w:val="false"/>
+                <w:iCs w:val="false"/>
+                <w:color w:val="222629"/>
+                <w:sz w:val="18"/>
+                <w:szCs w:val="18"/>
+              </w:rPr>
+              <w:t xml:space="preserve">Relevant because insurer traffic passes through an integration intermediary — see §6.1.</w:t>
+            </w:r>
+          </w:p>
+        </w:tc>
+      </w:tr>
+      <w:tr>
+        <w:trPr>
+          <w:cantSplit/>
+        </w:trPr>
+        <w:tc>
+          <w:tcPr>
+            <w:tcW w:type="dxa" w:w="1349"/>
+            <w:tcMar>
+              <w:top w:type="dxa" w:w="90"/>
+              <w:left w:type="dxa" w:w="130"/>
+              <w:bottom w:type="dxa" w:w="90"/>
+              <w:right w:type="dxa" w:w="130"/>
+            </w:tcMar>
+            <w:vAlign w:val="top"/>
+          </w:tcPr>
+          <w:p>
+            <w:pPr>
+              <w:spacing w:after="40" w:before="40" w:line="252"/>
+              <w:jc w:val="left"/>
+            </w:pPr>
+            <w:r>
+              <w:rPr>
+                <w:b/>
+                <w:bCs/>
+                <w:i w:val="false"/>
+                <w:iCs w:val="false"/>
+                <w:color w:val="11304E"/>
+                <w:sz w:val="17"/>
+                <w:szCs w:val="17"/>
+              </w:rPr>
+              <w:t xml:space="preserve">OBL-RBI-03</w:t>
+            </w:r>
+          </w:p>
+        </w:tc>
+        <w:tc>
+          <w:tcPr>
+            <w:tcW w:type="dxa" w:w="2313"/>
+            <w:tcMar>
+              <w:top w:type="dxa" w:w="90"/>
+              <w:left w:type="dxa" w:w="130"/>
+              <w:bottom w:type="dxa" w:w="90"/>
+              <w:right w:type="dxa" w:w="130"/>
+            </w:tcMar>
+            <w:vAlign w:val="top"/>
+          </w:tcPr>
+          <w:p>
+            <w:pPr>
+              <w:spacing w:after="40" w:before="40" w:line="252"/>
+              <w:jc w:val="left"/>
+            </w:pPr>
+            <w:r>
+              <w:rPr>
+                <w:b w:val="false"/>
+                <w:bCs w:val="false"/>
+                <w:i w:val="false"/>
+                <w:iCs w:val="false"/>
+                <w:color w:val="222629"/>
+                <w:sz w:val="18"/>
+                <w:szCs w:val="18"/>
+              </w:rPr>
+              <w:t xml:space="preserve">RBI Master Direction on Outsourcing of Information Technology Services, 2023, and the RBI Master Direction on IT Governance, Risk, Controls and Assurance Practices, 2023</w:t>
+            </w:r>
+          </w:p>
+        </w:tc>
+        <w:tc>
+          <w:tcPr>
+            <w:tcW w:type="dxa" w:w="2891"/>
+            <w:tcMar>
+              <w:top w:type="dxa" w:w="90"/>
+              <w:left w:type="dxa" w:w="130"/>
+              <w:bottom w:type="dxa" w:w="90"/>
+              <w:right w:type="dxa" w:w="130"/>
+            </w:tcMar>
+            <w:vAlign w:val="top"/>
+          </w:tcPr>
+          <w:p>
+            <w:pPr>
+              <w:spacing w:after="40" w:before="40" w:line="252"/>
+              <w:jc w:val="left"/>
+            </w:pPr>
+            <w:r>
+              <w:rPr>
+                <w:b w:val="false"/>
+                <w:bCs w:val="false"/>
+                <w:i w:val="false"/>
+                <w:iCs w:val="false"/>
+                <w:color w:val="222629"/>
+                <w:sz w:val="18"/>
+                <w:szCs w:val="18"/>
+              </w:rPr>
+              <w:t xml:space="preserve">Governance, control and assurance requirements over IT services, including those provided by third parties, and over the records they hold.</w:t>
+            </w:r>
+          </w:p>
+        </w:tc>
+        <w:tc>
+          <w:tcPr>
+            <w:tcW w:type="dxa" w:w="3085"/>
+            <w:tcMar>
+              <w:top w:type="dxa" w:w="90"/>
+              <w:left w:type="dxa" w:w="130"/>
+              <w:bottom w:type="dxa" w:w="90"/>
+              <w:right w:type="dxa" w:w="130"/>
+            </w:tcMar>
+            <w:vAlign w:val="top"/>
+          </w:tcPr>
+          <w:p>
+            <w:pPr>
+              <w:spacing w:after="40" w:before="40" w:line="252"/>
+              <w:jc w:val="left"/>
+            </w:pPr>
+            <w:r>
+              <w:rPr>
+                <w:b w:val="false"/>
+                <w:bCs w:val="false"/>
+                <w:i w:val="false"/>
+                <w:iCs w:val="false"/>
+                <w:color w:val="222629"/>
+                <w:sz w:val="18"/>
+                <w:szCs w:val="18"/>
+              </w:rPr>
+              <w:t xml:space="preserve">Instruments named. Applicability to this platform’s hosting and to the aggregator is for Compliance and Architecture jointly.</w:t>
+            </w:r>
+          </w:p>
+        </w:tc>
+      </w:tr>
+      <w:tr>
+        <w:trPr>
+          <w:cantSplit/>
+        </w:trPr>
+        <w:tc>
+          <w:tcPr>
+            <w:tcW w:type="dxa" w:w="1349"/>
+            <w:shd w:fill="F1F5F8" w:color="auto" w:val="clear"/>
+            <w:tcMar>
+              <w:top w:type="dxa" w:w="90"/>
+              <w:left w:type="dxa" w:w="130"/>
+              <w:bottom w:type="dxa" w:w="90"/>
+              <w:right w:type="dxa" w:w="130"/>
+            </w:tcMar>
+            <w:vAlign w:val="top"/>
+          </w:tcPr>
+          <w:p>
+            <w:pPr>
+              <w:spacing w:after="40" w:before="40" w:line="252"/>
+              <w:jc w:val="left"/>
+            </w:pPr>
+            <w:r>
+              <w:rPr>
+                <w:b/>
+                <w:bCs/>
+                <w:i w:val="false"/>
+                <w:iCs w:val="false"/>
+                <w:color w:val="11304E"/>
+                <w:sz w:val="17"/>
+                <w:szCs w:val="17"/>
+              </w:rPr>
+              <w:t xml:space="preserve">OBL-RBI-04</w:t>
+            </w:r>
+          </w:p>
+        </w:tc>
+        <w:tc>
+          <w:tcPr>
+            <w:tcW w:type="dxa" w:w="2313"/>
+            <w:shd w:fill="F1F5F8" w:color="auto" w:val="clear"/>
+            <w:tcMar>
+              <w:top w:type="dxa" w:w="90"/>
+              <w:left w:type="dxa" w:w="130"/>
+              <w:bottom w:type="dxa" w:w="90"/>
+              <w:right w:type="dxa" w:w="130"/>
+            </w:tcMar>
+            <w:vAlign w:val="top"/>
+          </w:tcPr>
+          <w:p>
+            <w:pPr>
+              <w:spacing w:after="40" w:before="40" w:line="252"/>
+              <w:jc w:val="left"/>
+            </w:pPr>
+            <w:r>
+              <w:rPr>
+                <w:b w:val="false"/>
+                <w:bCs w:val="false"/>
+                <w:i w:val="false"/>
+                <w:iCs w:val="false"/>
+                <w:color w:val="222629"/>
+                <w:sz w:val="18"/>
+                <w:szCs w:val="18"/>
+              </w:rPr>
+              <w:t xml:space="preserve">RBI circular on storage of payment system data (April 2018)</w:t>
+            </w:r>
+          </w:p>
+        </w:tc>
+        <w:tc>
+          <w:tcPr>
+            <w:tcW w:type="dxa" w:w="2891"/>
+            <w:shd w:fill="F1F5F8" w:color="auto" w:val="clear"/>
+            <w:tcMar>
+              <w:top w:type="dxa" w:w="90"/>
+              <w:left w:type="dxa" w:w="130"/>
+              <w:bottom w:type="dxa" w:w="90"/>
+              <w:right w:type="dxa" w:w="130"/>
+            </w:tcMar>
+            <w:vAlign w:val="top"/>
+          </w:tcPr>
+          <w:p>
+            <w:pPr>
+              <w:spacing w:after="40" w:before="40" w:line="252"/>
+              <w:jc w:val="left"/>
+            </w:pPr>
+            <w:r>
+              <w:rPr>
+                <w:b w:val="false"/>
+                <w:bCs w:val="false"/>
+                <w:i w:val="false"/>
+                <w:iCs w:val="false"/>
+                <w:color w:val="222629"/>
+                <w:sz w:val="18"/>
+                <w:szCs w:val="18"/>
+              </w:rPr>
+              <w:t xml:space="preserve">Payment system data must be stored within India.</w:t>
+            </w:r>
+          </w:p>
+        </w:tc>
+        <w:tc>
+          <w:tcPr>
+            <w:tcW w:type="dxa" w:w="3085"/>
+            <w:shd w:fill="F1F5F8" w:color="auto" w:val="clear"/>
+            <w:tcMar>
+              <w:top w:type="dxa" w:w="90"/>
+              <w:left w:type="dxa" w:w="130"/>
+              <w:bottom w:type="dxa" w:w="90"/>
+              <w:right w:type="dxa" w:w="130"/>
+            </w:tcMar>
+            <w:vAlign w:val="top"/>
+          </w:tcPr>
+          <w:p>
+            <w:pPr>
+              <w:spacing w:after="40" w:before="40" w:line="252"/>
+              <w:jc w:val="left"/>
+            </w:pPr>
+            <w:r>
+              <w:rPr>
+                <w:b/>
+                <w:bCs/>
+                <w:i w:val="false"/>
+                <w:iCs w:val="false"/>
+                <w:color w:val="222629"/>
+                <w:sz w:val="18"/>
+                <w:szCs w:val="18"/>
+              </w:rPr>
+              <w:t xml:space="preserve">Product has cited this as the likely source of the residency requirement and is not confident it is the right one</w:t>
+            </w:r>
+            <w:r>
+              <w:rPr>
+                <w:b w:val="false"/>
+                <w:bCs w:val="false"/>
+                <w:i w:val="false"/>
+                <w:iCs w:val="false"/>
+                <w:color w:val="222629"/>
+                <w:sz w:val="18"/>
+                <w:szCs w:val="18"/>
+              </w:rPr>
+              <w:t xml:space="preserve">, because these packs concern insurance records rather than payment system data. Compliance should either confirm a different source or reclassify residency as internal policy.</w:t>
+            </w:r>
+          </w:p>
+        </w:tc>
+      </w:tr>
+      <w:tr>
+        <w:trPr>
+          <w:cantSplit/>
+        </w:trPr>
+        <w:tc>
+          <w:tcPr>
+            <w:tcW w:type="dxa" w:w="1349"/>
+            <w:tcMar>
+              <w:top w:type="dxa" w:w="90"/>
+              <w:left w:type="dxa" w:w="130"/>
+              <w:bottom w:type="dxa" w:w="90"/>
+              <w:right w:type="dxa" w:w="130"/>
+            </w:tcMar>
+            <w:vAlign w:val="top"/>
+          </w:tcPr>
+          <w:p>
+            <w:pPr>
+              <w:spacing w:after="40" w:before="40" w:line="252"/>
+              <w:jc w:val="left"/>
+            </w:pPr>
+            <w:r>
+              <w:rPr>
+                <w:b/>
+                <w:bCs/>
+                <w:i w:val="false"/>
+                <w:iCs w:val="false"/>
+                <w:color w:val="11304E"/>
+                <w:sz w:val="17"/>
+                <w:szCs w:val="17"/>
+              </w:rPr>
+              <w:t xml:space="preserve">OBL-RBI-05</w:t>
+            </w:r>
+          </w:p>
+        </w:tc>
+        <w:tc>
+          <w:tcPr>
+            <w:tcW w:type="dxa" w:w="2313"/>
+            <w:tcMar>
+              <w:top w:type="dxa" w:w="90"/>
+              <w:left w:type="dxa" w:w="130"/>
+              <w:bottom w:type="dxa" w:w="90"/>
+              <w:right w:type="dxa" w:w="130"/>
+            </w:tcMar>
+            <w:vAlign w:val="top"/>
+          </w:tcPr>
+          <w:p>
+            <w:pPr>
+              <w:spacing w:after="40" w:before="40" w:line="252"/>
+              <w:jc w:val="left"/>
+            </w:pPr>
+            <w:r>
+              <w:rPr>
+                <w:b w:val="false"/>
+                <w:bCs w:val="false"/>
+                <w:i w:val="false"/>
+                <w:iCs w:val="false"/>
+                <w:color w:val="222629"/>
+                <w:sz w:val="18"/>
+                <w:szCs w:val="18"/>
+              </w:rPr>
+              <w:t xml:space="preserve">RBI framework for customer protection in unauthorised electronic transactions, and RBI authentication requirements</w:t>
+            </w:r>
+          </w:p>
+        </w:tc>
+        <w:tc>
+          <w:tcPr>
+            <w:tcW w:type="dxa" w:w="2891"/>
+            <w:tcMar>
+              <w:top w:type="dxa" w:w="90"/>
+              <w:left w:type="dxa" w:w="130"/>
+              <w:bottom w:type="dxa" w:w="90"/>
+              <w:right w:type="dxa" w:w="130"/>
+            </w:tcMar>
+            <w:vAlign w:val="top"/>
+          </w:tcPr>
+          <w:p>
+            <w:pPr>
+              <w:spacing w:after="40" w:before="40" w:line="252"/>
+              <w:jc w:val="left"/>
+            </w:pPr>
+            <w:r>
+              <w:rPr>
+                <w:b w:val="false"/>
+                <w:bCs w:val="false"/>
+                <w:i w:val="false"/>
+                <w:iCs w:val="false"/>
+                <w:color w:val="222629"/>
+                <w:sz w:val="18"/>
+                <w:szCs w:val="18"/>
+              </w:rPr>
+              <w:t xml:space="preserve">Authentication of a customer-authorised transaction must be performed by the customer, and liability turns on whether it was.</w:t>
+            </w:r>
+          </w:p>
+        </w:tc>
+        <w:tc>
+          <w:tcPr>
+            <w:tcW w:type="dxa" w:w="3085"/>
+            <w:tcMar>
+              <w:top w:type="dxa" w:w="90"/>
+              <w:left w:type="dxa" w:w="130"/>
+              <w:bottom w:type="dxa" w:w="90"/>
+              <w:right w:type="dxa" w:w="130"/>
+            </w:tcMar>
+            <w:vAlign w:val="top"/>
+          </w:tcPr>
+          <w:p>
+            <w:pPr>
+              <w:spacing w:after="40" w:before="40" w:line="252"/>
+              <w:jc w:val="left"/>
+            </w:pPr>
+            <w:r>
+              <w:rPr>
+                <w:b w:val="false"/>
+                <w:bCs w:val="false"/>
+                <w:i w:val="false"/>
+                <w:iCs w:val="false"/>
+                <w:color w:val="222629"/>
+                <w:sz w:val="18"/>
+                <w:szCs w:val="18"/>
+              </w:rPr>
+              <w:t xml:space="preserve">This is the source Product reasons from by analogy for the rule that staff cannot enter the customer’s one-time password. Product does not claim it applies directly to consent.</w:t>
+            </w:r>
+          </w:p>
+        </w:tc>
+      </w:tr>
+    </w:tbl>
+    <w:p>
+      <w:pPr>
+        <w:spacing w:after="160"/>
+      </w:pPr>
+      <w:r>
+        <w:t xml:space="preserve"/>
+      </w:r>
+    </w:p>
+    <w:p>
+      <w:pPr>
+        <w:pStyle w:val="Heading2"/>
+        <w:keepNext/>
+        <w:keepLines/>
+        <w:spacing w:after="100" w:before="220"/>
+      </w:pPr>
+      <w:r>
+        <w:rPr>
+          <w:b/>
+          <w:bCs/>
+          <w:color w:val="0F6E6E"/>
+          <w:sz w:val="21"/>
+          <w:szCs w:val="21"/>
+        </w:rPr>
+        <w:t xml:space="preserve">Records and other</w:t>
+      </w:r>
+    </w:p>
+    <w:tbl>
+      <w:tblPr>
+        <w:tblW w:type="dxa" w:w="9638"/>
+        <w:tblBorders>
+          <w:top w:val="single" w:color="C7D2DC" w:sz="4"/>
+          <w:left w:val="single" w:color="C7D2DC" w:sz="4"/>
+          <w:bottom w:val="single" w:color="C7D2DC" w:sz="4"/>
+          <w:right w:val="single" w:color="C7D2DC" w:sz="4"/>
+          <w:insideH w:val="single" w:color="C7D2DC" w:sz="2"/>
+          <w:insideV w:val="single" w:color="C7D2DC" w:sz="2"/>
+        </w:tblBorders>
+      </w:tblPr>
+      <w:tblGrid>
+        <w:gridCol w:w="1349"/>
+        <w:gridCol w:w="2313"/>
+        <w:gridCol w:w="2891"/>
+        <w:gridCol w:w="3085"/>
+      </w:tblGrid>
+      <w:tr>
+        <w:trPr>
+          <w:cantSplit/>
+          <w:tblHeader/>
+        </w:trPr>
+        <w:tc>
+          <w:tcPr>
+            <w:tcW w:type="dxa" w:w="1349"/>
+            <w:shd w:fill="11304E" w:color="auto" w:val="clear"/>
+            <w:tcMar>
+              <w:top w:type="dxa" w:w="90"/>
+              <w:left w:type="dxa" w:w="130"/>
+              <w:bottom w:type="dxa" w:w="90"/>
+              <w:right w:type="dxa" w:w="130"/>
+            </w:tcMar>
+            <w:vAlign w:val="center"/>
+          </w:tcPr>
+          <w:p>
+            <w:pPr>
+              <w:spacing w:after="40" w:before="40" w:line="252"/>
+              <w:jc w:val="left"/>
+            </w:pPr>
+            <w:r>
+              <w:rPr>
+                <w:b/>
+                <w:bCs/>
+                <w:i w:val="false"/>
+                <w:iCs w:val="false"/>
+                <w:color w:val="FFFFFF"/>
+                <w:sz w:val="18"/>
+                <w:szCs w:val="18"/>
+              </w:rPr>
+              <w:t xml:space="preserve">Code</w:t>
+            </w:r>
+          </w:p>
+        </w:tc>
+        <w:tc>
+          <w:tcPr>
+            <w:tcW w:type="dxa" w:w="2313"/>
+            <w:shd w:fill="11304E" w:color="auto" w:val="clear"/>
+            <w:tcMar>
+              <w:top w:type="dxa" w:w="90"/>
+              <w:left w:type="dxa" w:w="130"/>
+              <w:bottom w:type="dxa" w:w="90"/>
+              <w:right w:type="dxa" w:w="130"/>
+            </w:tcMar>
+            <w:vAlign w:val="center"/>
+          </w:tcPr>
+          <w:p>
+            <w:pPr>
+              <w:spacing w:after="40" w:before="40" w:line="252"/>
+              <w:jc w:val="left"/>
+            </w:pPr>
+            <w:r>
+              <w:rPr>
+                <w:b/>
+                <w:bCs/>
+                <w:i w:val="false"/>
+                <w:iCs w:val="false"/>
+                <w:color w:val="FFFFFF"/>
+                <w:sz w:val="18"/>
+                <w:szCs w:val="18"/>
+              </w:rPr>
+              <w:t xml:space="preserve">Instrument as identified by Product</w:t>
+            </w:r>
+          </w:p>
+        </w:tc>
+        <w:tc>
+          <w:tcPr>
+            <w:tcW w:type="dxa" w:w="2891"/>
+            <w:shd w:fill="11304E" w:color="auto" w:val="clear"/>
+            <w:tcMar>
+              <w:top w:type="dxa" w:w="90"/>
+              <w:left w:type="dxa" w:w="130"/>
+              <w:bottom w:type="dxa" w:w="90"/>
+              <w:right w:type="dxa" w:w="130"/>
+            </w:tcMar>
+            <w:vAlign w:val="center"/>
+          </w:tcPr>
+          <w:p>
+            <w:pPr>
+              <w:spacing w:after="40" w:before="40" w:line="252"/>
+              <w:jc w:val="left"/>
+            </w:pPr>
+            <w:r>
+              <w:rPr>
+                <w:b/>
+                <w:bCs/>
+                <w:i w:val="false"/>
+                <w:iCs w:val="false"/>
+                <w:color w:val="FFFFFF"/>
+                <w:sz w:val="18"/>
+                <w:szCs w:val="18"/>
+              </w:rPr>
+              <w:t xml:space="preserve">What the obligation requires</w:t>
+            </w:r>
+          </w:p>
+        </w:tc>
+        <w:tc>
+          <w:tcPr>
+            <w:tcW w:type="dxa" w:w="3085"/>
+            <w:shd w:fill="11304E" w:color="auto" w:val="clear"/>
+            <w:tcMar>
+              <w:top w:type="dxa" w:w="90"/>
+              <w:left w:type="dxa" w:w="130"/>
+              <w:bottom w:type="dxa" w:w="90"/>
+              <w:right w:type="dxa" w:w="130"/>
+            </w:tcMar>
+            <w:vAlign w:val="center"/>
+          </w:tcPr>
+          <w:p>
+            <w:pPr>
+              <w:spacing w:after="40" w:before="40" w:line="252"/>
+              <w:jc w:val="left"/>
+            </w:pPr>
+            <w:r>
+              <w:rPr>
+                <w:b/>
+                <w:bCs/>
+                <w:i w:val="false"/>
+                <w:iCs w:val="false"/>
+                <w:color w:val="FFFFFF"/>
+                <w:sz w:val="18"/>
+                <w:szCs w:val="18"/>
+              </w:rPr>
+              <w:t xml:space="preserve">Citation status — for Compliance to complete</w:t>
+            </w:r>
+          </w:p>
+        </w:tc>
+      </w:tr>
+      <w:tr>
+        <w:trPr>
+          <w:cantSplit/>
+        </w:trPr>
+        <w:tc>
+          <w:tcPr>
+            <w:tcW w:type="dxa" w:w="1349"/>
+            <w:tcMar>
+              <w:top w:type="dxa" w:w="90"/>
+              <w:left w:type="dxa" w:w="130"/>
+              <w:bottom w:type="dxa" w:w="90"/>
+              <w:right w:type="dxa" w:w="130"/>
+            </w:tcMar>
+            <w:vAlign w:val="top"/>
+          </w:tcPr>
+          <w:p>
+            <w:pPr>
+              <w:spacing w:after="40" w:before="40" w:line="252"/>
+              <w:jc w:val="left"/>
+            </w:pPr>
+            <w:r>
+              <w:rPr>
+                <w:b/>
+                <w:bCs/>
+                <w:i w:val="false"/>
+                <w:iCs w:val="false"/>
+                <w:color w:val="11304E"/>
+                <w:sz w:val="17"/>
+                <w:szCs w:val="17"/>
+              </w:rPr>
+              <w:t xml:space="preserve">OBL-REC-01</w:t>
+            </w:r>
+          </w:p>
+        </w:tc>
+        <w:tc>
+          <w:tcPr>
+            <w:tcW w:type="dxa" w:w="2313"/>
+            <w:tcMar>
+              <w:top w:type="dxa" w:w="90"/>
+              <w:left w:type="dxa" w:w="130"/>
+              <w:bottom w:type="dxa" w:w="90"/>
+              <w:right w:type="dxa" w:w="130"/>
+            </w:tcMar>
+            <w:vAlign w:val="top"/>
+          </w:tcPr>
+          <w:p>
+            <w:pPr>
+              <w:spacing w:after="40" w:before="40" w:line="252"/>
+              <w:jc w:val="left"/>
+            </w:pPr>
+            <w:r>
+              <w:rPr>
+                <w:b w:val="false"/>
+                <w:bCs w:val="false"/>
+                <w:i w:val="false"/>
+                <w:iCs w:val="false"/>
+                <w:color w:val="222629"/>
+                <w:sz w:val="18"/>
+                <w:szCs w:val="18"/>
+              </w:rPr>
+              <w:t xml:space="preserve">Prevention of Money-Laundering (Maintenance of Records) Rules, 2005, as amended</w:t>
+            </w:r>
+          </w:p>
+        </w:tc>
+        <w:tc>
+          <w:tcPr>
+            <w:tcW w:type="dxa" w:w="2891"/>
+            <w:tcMar>
+              <w:top w:type="dxa" w:w="90"/>
+              <w:left w:type="dxa" w:w="130"/>
+              <w:bottom w:type="dxa" w:w="90"/>
+              <w:right w:type="dxa" w:w="130"/>
+            </w:tcMar>
+            <w:vAlign w:val="top"/>
+          </w:tcPr>
+          <w:p>
+            <w:pPr>
+              <w:spacing w:after="40" w:before="40" w:line="252"/>
+              <w:jc w:val="left"/>
+            </w:pPr>
+            <w:r>
+              <w:rPr>
+                <w:b w:val="false"/>
+                <w:bCs w:val="false"/>
+                <w:i w:val="false"/>
+                <w:iCs w:val="false"/>
+                <w:color w:val="222629"/>
+                <w:sz w:val="18"/>
+                <w:szCs w:val="18"/>
+              </w:rPr>
+              <w:t xml:space="preserve">Records of transactions and of customer identity must be maintained for the prescribed period.</w:t>
+            </w:r>
+          </w:p>
+        </w:tc>
+        <w:tc>
+          <w:tcPr>
+            <w:tcW w:type="dxa" w:w="3085"/>
+            <w:tcMar>
+              <w:top w:type="dxa" w:w="90"/>
+              <w:left w:type="dxa" w:w="130"/>
+              <w:bottom w:type="dxa" w:w="90"/>
+              <w:right w:type="dxa" w:w="130"/>
+            </w:tcMar>
+            <w:vAlign w:val="top"/>
+          </w:tcPr>
+          <w:p>
+            <w:pPr>
+              <w:spacing w:after="40" w:before="40" w:line="252"/>
+              <w:jc w:val="left"/>
+            </w:pPr>
+            <w:r>
+              <w:rPr>
+                <w:b w:val="false"/>
+                <w:bCs w:val="false"/>
+                <w:i w:val="false"/>
+                <w:iCs w:val="false"/>
+                <w:color w:val="222629"/>
+                <w:sz w:val="18"/>
+                <w:szCs w:val="18"/>
+              </w:rPr>
+              <w:t xml:space="preserve">Named because it is a candidate source for a retention period. Product notes the prescribed period here is commonly understood to be five years, which does not match the seven used in these packs — see §6.5.</w:t>
+            </w:r>
+          </w:p>
+        </w:tc>
+      </w:tr>
+      <w:tr>
+        <w:trPr>
+          <w:cantSplit/>
+        </w:trPr>
+        <w:tc>
+          <w:tcPr>
+            <w:tcW w:type="dxa" w:w="1349"/>
+            <w:shd w:fill="F1F5F8" w:color="auto" w:val="clear"/>
+            <w:tcMar>
+              <w:top w:type="dxa" w:w="90"/>
+              <w:left w:type="dxa" w:w="130"/>
+              <w:bottom w:type="dxa" w:w="90"/>
+              <w:right w:type="dxa" w:w="130"/>
+            </w:tcMar>
+            <w:vAlign w:val="top"/>
+          </w:tcPr>
+          <w:p>
+            <w:pPr>
+              <w:spacing w:after="40" w:before="40" w:line="252"/>
+              <w:jc w:val="left"/>
+            </w:pPr>
+            <w:r>
+              <w:rPr>
+                <w:b/>
+                <w:bCs/>
+                <w:i w:val="false"/>
+                <w:iCs w:val="false"/>
+                <w:color w:val="11304E"/>
+                <w:sz w:val="17"/>
+                <w:szCs w:val="17"/>
+              </w:rPr>
+              <w:t xml:space="preserve">OBL-REC-02</w:t>
+            </w:r>
+          </w:p>
+        </w:tc>
+        <w:tc>
+          <w:tcPr>
+            <w:tcW w:type="dxa" w:w="2313"/>
+            <w:shd w:fill="F1F5F8" w:color="auto" w:val="clear"/>
+            <w:tcMar>
+              <w:top w:type="dxa" w:w="90"/>
+              <w:left w:type="dxa" w:w="130"/>
+              <w:bottom w:type="dxa" w:w="90"/>
+              <w:right w:type="dxa" w:w="130"/>
+            </w:tcMar>
+            <w:vAlign w:val="top"/>
+          </w:tcPr>
+          <w:p>
+            <w:pPr>
+              <w:spacing w:after="40" w:before="40" w:line="252"/>
+              <w:jc w:val="left"/>
+            </w:pPr>
+            <w:r>
+              <w:rPr>
+                <w:b w:val="false"/>
+                <w:bCs w:val="false"/>
+                <w:i w:val="false"/>
+                <w:iCs w:val="false"/>
+                <w:color w:val="222629"/>
+                <w:sz w:val="18"/>
+                <w:szCs w:val="18"/>
+              </w:rPr>
+              <w:t xml:space="preserve">Information Technology Act, 2000, and the rules made under it on reasonable security practices</w:t>
+            </w:r>
+          </w:p>
+        </w:tc>
+        <w:tc>
+          <w:tcPr>
+            <w:tcW w:type="dxa" w:w="2891"/>
+            <w:shd w:fill="F1F5F8" w:color="auto" w:val="clear"/>
+            <w:tcMar>
+              <w:top w:type="dxa" w:w="90"/>
+              <w:left w:type="dxa" w:w="130"/>
+              <w:bottom w:type="dxa" w:w="90"/>
+              <w:right w:type="dxa" w:w="130"/>
+            </w:tcMar>
+            <w:vAlign w:val="top"/>
+          </w:tcPr>
+          <w:p>
+            <w:pPr>
+              <w:spacing w:after="40" w:before="40" w:line="252"/>
+              <w:jc w:val="left"/>
+            </w:pPr>
+            <w:r>
+              <w:rPr>
+                <w:b w:val="false"/>
+                <w:bCs w:val="false"/>
+                <w:i w:val="false"/>
+                <w:iCs w:val="false"/>
+                <w:color w:val="222629"/>
+                <w:sz w:val="18"/>
+                <w:szCs w:val="18"/>
+              </w:rPr>
+              <w:t xml:space="preserve">Security practices and procedures for sensitive personal data, to the extent still operative alongside the 2023 Act.</w:t>
+            </w:r>
+          </w:p>
+        </w:tc>
+        <w:tc>
+          <w:tcPr>
+            <w:tcW w:type="dxa" w:w="3085"/>
+            <w:shd w:fill="F1F5F8" w:color="auto" w:val="clear"/>
+            <w:tcMar>
+              <w:top w:type="dxa" w:w="90"/>
+              <w:left w:type="dxa" w:w="130"/>
+              <w:bottom w:type="dxa" w:w="90"/>
+              <w:right w:type="dxa" w:w="130"/>
+            </w:tcMar>
+            <w:vAlign w:val="top"/>
+          </w:tcPr>
+          <w:p>
+            <w:pPr>
+              <w:spacing w:after="40" w:before="40" w:line="252"/>
+              <w:jc w:val="left"/>
+            </w:pPr>
+            <w:r>
+              <w:rPr>
+                <w:b w:val="false"/>
+                <w:bCs w:val="false"/>
+                <w:i w:val="false"/>
+                <w:iCs w:val="false"/>
+                <w:color w:val="222629"/>
+                <w:sz w:val="18"/>
+                <w:szCs w:val="18"/>
+              </w:rPr>
+              <w:t xml:space="preserve">Whether and how far this remains operative after the 2023 Act is a question for Legal.</w:t>
+            </w:r>
+          </w:p>
+        </w:tc>
+      </w:tr>
+    </w:tbl>
+    <w:p>
+      <w:pPr>
+        <w:spacing w:after="160"/>
+      </w:pPr>
+      <w:r>
+        <w:t xml:space="preserve"/>
+      </w:r>
+    </w:p>
+    <w:p>
+      <w:pPr>
+        <w:pStyle w:val="Heading2"/>
+        <w:keepNext/>
+        <w:keepLines/>
+        <w:spacing w:after="100" w:before="220"/>
+      </w:pPr>
+      <w:r>
+        <w:rPr>
+          <w:b/>
+          <w:bCs/>
+          <w:color w:val="0F6E6E"/>
+          <w:sz w:val="21"/>
+          <w:szCs w:val="21"/>
+        </w:rPr>
+        <w:t xml:space="preserve">Internal</w:t>
+      </w:r>
+    </w:p>
+    <w:tbl>
+      <w:tblPr>
+        <w:tblW w:type="dxa" w:w="9638"/>
+        <w:tblBorders>
+          <w:top w:val="single" w:color="C7D2DC" w:sz="4"/>
+          <w:left w:val="single" w:color="C7D2DC" w:sz="4"/>
+          <w:bottom w:val="single" w:color="C7D2DC" w:sz="4"/>
+          <w:right w:val="single" w:color="C7D2DC" w:sz="4"/>
+          <w:insideH w:val="single" w:color="C7D2DC" w:sz="2"/>
+          <w:insideV w:val="single" w:color="C7D2DC" w:sz="2"/>
+        </w:tblBorders>
+      </w:tblPr>
+      <w:tblGrid>
+        <w:gridCol w:w="1349"/>
+        <w:gridCol w:w="2313"/>
+        <w:gridCol w:w="2891"/>
+        <w:gridCol w:w="3085"/>
+      </w:tblGrid>
+      <w:tr>
+        <w:trPr>
+          <w:cantSplit/>
+          <w:tblHeader/>
+        </w:trPr>
+        <w:tc>
+          <w:tcPr>
+            <w:tcW w:type="dxa" w:w="1349"/>
+            <w:shd w:fill="11304E" w:color="auto" w:val="clear"/>
+            <w:tcMar>
+              <w:top w:type="dxa" w:w="90"/>
+              <w:left w:type="dxa" w:w="130"/>
+              <w:bottom w:type="dxa" w:w="90"/>
+              <w:right w:type="dxa" w:w="130"/>
+            </w:tcMar>
+            <w:vAlign w:val="center"/>
+          </w:tcPr>
+          <w:p>
+            <w:pPr>
+              <w:spacing w:after="40" w:before="40" w:line="252"/>
+              <w:jc w:val="left"/>
+            </w:pPr>
+            <w:r>
+              <w:rPr>
+                <w:b/>
+                <w:bCs/>
+                <w:i w:val="false"/>
+                <w:iCs w:val="false"/>
+                <w:color w:val="FFFFFF"/>
+                <w:sz w:val="18"/>
+                <w:szCs w:val="18"/>
+              </w:rPr>
+              <w:t xml:space="preserve">Code</w:t>
+            </w:r>
+          </w:p>
+        </w:tc>
+        <w:tc>
+          <w:tcPr>
+            <w:tcW w:type="dxa" w:w="2313"/>
+            <w:shd w:fill="11304E" w:color="auto" w:val="clear"/>
+            <w:tcMar>
+              <w:top w:type="dxa" w:w="90"/>
+              <w:left w:type="dxa" w:w="130"/>
+              <w:bottom w:type="dxa" w:w="90"/>
+              <w:right w:type="dxa" w:w="130"/>
+            </w:tcMar>
+            <w:vAlign w:val="center"/>
+          </w:tcPr>
+          <w:p>
+            <w:pPr>
+              <w:spacing w:after="40" w:before="40" w:line="252"/>
+              <w:jc w:val="left"/>
+            </w:pPr>
+            <w:r>
+              <w:rPr>
+                <w:b/>
+                <w:bCs/>
+                <w:i w:val="false"/>
+                <w:iCs w:val="false"/>
+                <w:color w:val="FFFFFF"/>
+                <w:sz w:val="18"/>
+                <w:szCs w:val="18"/>
+              </w:rPr>
+              <w:t xml:space="preserve">Instrument as identified by Product</w:t>
+            </w:r>
+          </w:p>
+        </w:tc>
+        <w:tc>
+          <w:tcPr>
+            <w:tcW w:type="dxa" w:w="2891"/>
+            <w:shd w:fill="11304E" w:color="auto" w:val="clear"/>
+            <w:tcMar>
+              <w:top w:type="dxa" w:w="90"/>
+              <w:left w:type="dxa" w:w="130"/>
+              <w:bottom w:type="dxa" w:w="90"/>
+              <w:right w:type="dxa" w:w="130"/>
+            </w:tcMar>
+            <w:vAlign w:val="center"/>
+          </w:tcPr>
+          <w:p>
+            <w:pPr>
+              <w:spacing w:after="40" w:before="40" w:line="252"/>
+              <w:jc w:val="left"/>
+            </w:pPr>
+            <w:r>
+              <w:rPr>
+                <w:b/>
+                <w:bCs/>
+                <w:i w:val="false"/>
+                <w:iCs w:val="false"/>
+                <w:color w:val="FFFFFF"/>
+                <w:sz w:val="18"/>
+                <w:szCs w:val="18"/>
+              </w:rPr>
+              <w:t xml:space="preserve">What the obligation requires</w:t>
+            </w:r>
+          </w:p>
+        </w:tc>
+        <w:tc>
+          <w:tcPr>
+            <w:tcW w:type="dxa" w:w="3085"/>
+            <w:shd w:fill="11304E" w:color="auto" w:val="clear"/>
+            <w:tcMar>
+              <w:top w:type="dxa" w:w="90"/>
+              <w:left w:type="dxa" w:w="130"/>
+              <w:bottom w:type="dxa" w:w="90"/>
+              <w:right w:type="dxa" w:w="130"/>
+            </w:tcMar>
+            <w:vAlign w:val="center"/>
+          </w:tcPr>
+          <w:p>
+            <w:pPr>
+              <w:spacing w:after="40" w:before="40" w:line="252"/>
+              <w:jc w:val="left"/>
+            </w:pPr>
+            <w:r>
+              <w:rPr>
+                <w:b/>
+                <w:bCs/>
+                <w:i w:val="false"/>
+                <w:iCs w:val="false"/>
+                <w:color w:val="FFFFFF"/>
+                <w:sz w:val="18"/>
+                <w:szCs w:val="18"/>
+              </w:rPr>
+              <w:t xml:space="preserve">Citation status — for Compliance to complete</w:t>
+            </w:r>
+          </w:p>
+        </w:tc>
+      </w:tr>
+      <w:tr>
+        <w:trPr>
+          <w:cantSplit/>
+        </w:trPr>
+        <w:tc>
+          <w:tcPr>
+            <w:tcW w:type="dxa" w:w="1349"/>
+            <w:tcMar>
+              <w:top w:type="dxa" w:w="90"/>
+              <w:left w:type="dxa" w:w="130"/>
+              <w:bottom w:type="dxa" w:w="90"/>
+              <w:right w:type="dxa" w:w="130"/>
+            </w:tcMar>
+            <w:vAlign w:val="top"/>
+          </w:tcPr>
+          <w:p>
+            <w:pPr>
+              <w:spacing w:after="40" w:before="40" w:line="252"/>
+              <w:jc w:val="left"/>
+            </w:pPr>
+            <w:r>
+              <w:rPr>
+                <w:b/>
+                <w:bCs/>
+                <w:i w:val="false"/>
+                <w:iCs w:val="false"/>
+                <w:color w:val="11304E"/>
+                <w:sz w:val="17"/>
+                <w:szCs w:val="17"/>
+              </w:rPr>
+              <w:t xml:space="preserve">OBL-INT-01</w:t>
+            </w:r>
+          </w:p>
+        </w:tc>
+        <w:tc>
+          <w:tcPr>
+            <w:tcW w:type="dxa" w:w="2313"/>
+            <w:tcMar>
+              <w:top w:type="dxa" w:w="90"/>
+              <w:left w:type="dxa" w:w="130"/>
+              <w:bottom w:type="dxa" w:w="90"/>
+              <w:right w:type="dxa" w:w="130"/>
+            </w:tcMar>
+            <w:vAlign w:val="top"/>
+          </w:tcPr>
+          <w:p>
+            <w:pPr>
+              <w:spacing w:after="40" w:before="40" w:line="252"/>
+              <w:jc w:val="left"/>
+            </w:pPr>
+            <w:r>
+              <w:rPr>
+                <w:b w:val="false"/>
+                <w:bCs w:val="false"/>
+                <w:i w:val="false"/>
+                <w:iCs w:val="false"/>
+                <w:color w:val="222629"/>
+                <w:sz w:val="18"/>
+                <w:szCs w:val="18"/>
+              </w:rPr>
+              <w:t xml:space="preserve">Internal — the programme’s own non-waivable control list</w:t>
+            </w:r>
+          </w:p>
+        </w:tc>
+        <w:tc>
+          <w:tcPr>
+            <w:tcW w:type="dxa" w:w="2891"/>
+            <w:tcMar>
+              <w:top w:type="dxa" w:w="90"/>
+              <w:left w:type="dxa" w:w="130"/>
+              <w:bottom w:type="dxa" w:w="90"/>
+              <w:right w:type="dxa" w:w="130"/>
+            </w:tcMar>
+            <w:vAlign w:val="top"/>
+          </w:tcPr>
+          <w:p>
+            <w:pPr>
+              <w:spacing w:after="40" w:before="40" w:line="252"/>
+              <w:jc w:val="left"/>
+            </w:pPr>
+            <w:r>
+              <w:rPr>
+                <w:b w:val="false"/>
+                <w:bCs w:val="false"/>
+                <w:i w:val="false"/>
+                <w:iCs w:val="false"/>
+                <w:color w:val="222629"/>
+                <w:sz w:val="18"/>
+                <w:szCs w:val="18"/>
+              </w:rPr>
+              <w:t xml:space="preserve">Controls the programme has resolved that no authority within it may waive, whatever the external position turns out to be.</w:t>
+            </w:r>
+          </w:p>
+        </w:tc>
+        <w:tc>
+          <w:tcPr>
+            <w:tcW w:type="dxa" w:w="3085"/>
+            <w:tcMar>
+              <w:top w:type="dxa" w:w="90"/>
+              <w:left w:type="dxa" w:w="130"/>
+              <w:bottom w:type="dxa" w:w="90"/>
+              <w:right w:type="dxa" w:w="130"/>
+            </w:tcMar>
+            <w:vAlign w:val="top"/>
+          </w:tcPr>
+          <w:p>
+            <w:pPr>
+              <w:spacing w:after="40" w:before="40" w:line="252"/>
+              <w:jc w:val="left"/>
+            </w:pPr>
+            <w:r>
+              <w:rPr>
+                <w:b w:val="false"/>
+                <w:bCs w:val="false"/>
+                <w:i w:val="false"/>
+                <w:iCs w:val="false"/>
+                <w:color w:val="222629"/>
+                <w:sz w:val="18"/>
+                <w:szCs w:val="18"/>
+              </w:rPr>
+              <w:t xml:space="preserve">Binding internally by decision, not by law. Data residency and consent capture where legally required are both on this list.</w:t>
+            </w:r>
+          </w:p>
+        </w:tc>
+      </w:tr>
+    </w:tbl>
+    <w:p>
+      <w:pPr>
+        <w:pStyle w:val="Heading1"/>
+        <w:keepNext/>
+        <w:keepLines/>
+        <w:pageBreakBefore/>
+        <w:pBdr>
+          <w:bottom w:val="single" w:color="0F6E6E" w:sz="8" w:space="6"/>
+        </w:pBdr>
+        <w:spacing w:after="160" w:before="0"/>
+      </w:pPr>
+      <w:r>
+        <w:rPr>
+          <w:b/>
+          <w:bCs/>
+          <w:color w:val="11304E"/>
+          <w:sz w:val="30"/>
+          <w:szCs w:val="30"/>
+        </w:rPr>
+        <w:t xml:space="preserve">Appendix B — Terms and internal references</w:t>
       </w:r>
     </w:p>
     <w:p>
@@ -34358,7 +39294,7 @@
           <w:sz w:val="17"/>
           <w:szCs w:val="17"/>
         </w:rPr>
-        <w:t xml:space="preserve">Volume 1 of 3 — Decision Pack · Prepared by Rajal, Principal Insurance Platform Product Owner · AU Bank Insurance Distribution Platform · 17 August 2026 · Approval reference COMP-APPROVE-CNS-SUIT-v1.1</w:t>
+        <w:t xml:space="preserve">Volume 1 of 3 — Decision Pack · Prepared for the Principal Insurance Platform Product Owner · AU Bank Insurance Distribution Platform · 17 August 2026 · Approval reference COMP-APPROVE-CNS-SUIT-v1.1</w:t>
       </w:r>
     </w:p>
     <w:sectPr>

--- a/docs/au-bank-insurance-platform/rule-packs/approval/1-Decision-Pack.docx
+++ b/docs/au-bank-insurance-platform/rule-packs/approval/1-Decision-Pack.docx
@@ -30,7 +30,7 @@
     </w:p>
     <w:p>
       <w:pPr>
-        <w:spacing w:after="400" w:before="0" w:line="276"/>
+        <w:spacing w:after="60" w:before="0" w:line="276"/>
         <w:jc w:val="left"/>
       </w:pPr>
       <w:r>
@@ -44,6 +44,36 @@
           <w:szCs w:val="18"/>
         </w:rPr>
         <w:t xml:space="preserve">Consent and suitability controls for the first release</w:t>
+      </w:r>
+    </w:p>
+    <w:p>
+      <w:pPr>
+        <w:spacing w:after="400" w:before="0" w:line="276"/>
+        <w:jc w:val="left"/>
+      </w:pPr>
+      <w:r>
+        <w:rPr>
+          <w:b w:val="false"/>
+          <w:bCs w:val="false"/>
+          <w:i w:val="false"/>
+          <w:iCs w:val="false"/>
+          <w:color w:val="5A6570"/>
+          <w:sz w:val="17"/>
+          <w:szCs w:val="17"/>
+        </w:rPr>
+        <w:t xml:space="preserve">Companion files: </w:t>
+      </w:r>
+      <w:r>
+        <w:rPr>
+          <w:b/>
+          <w:bCs/>
+          <w:i w:val="false"/>
+          <w:iCs w:val="false"/>
+          <w:color w:val="0F6E6E"/>
+          <w:sz w:val="17"/>
+          <w:szCs w:val="17"/>
+        </w:rPr>
+        <w:t xml:space="preserve">2-Consent-Rule-Pack.docx  ·  3-Suitability-Rule-Pack.docx</w:t>
       </w:r>
     </w:p>
     <w:p>
@@ -1095,7 +1125,7 @@
                 <w:sz w:val="18"/>
                 <w:szCs w:val="18"/>
               </w:rPr>
-              <w:t xml:space="preserve">The first release — Life products (Term, Savings/Endowment and unit-linked), sold to existing bank customers, assisted by a relationship manager, through the approved insurer panel</w:t>
+              <w:t xml:space="preserve">R0 execution — one Term Life sale to an existing bank customer, assisted by a relationship manager, through one insurer on the approved panel. The suitability model also covers Savings/Endowment and unit-linked classes so that later governed releases do not need a new model; approving the model does not move those classes into R0.</w:t>
             </w:r>
           </w:p>
         </w:tc>
@@ -1160,19 +1190,19 @@
                 <w:sz w:val="18"/>
                 <w:szCs w:val="18"/>
               </w:rPr>
-              <w:t xml:space="preserve">Yes, as a set of three. </w:t>
-            </w:r>
-            <w:r>
-              <w:rPr>
-                <w:b w:val="false"/>
-                <w:bCs w:val="false"/>
-                <w:i w:val="false"/>
-                <w:iCs w:val="false"/>
-                <w:color w:val="222629"/>
-                <w:sz w:val="18"/>
-                <w:szCs w:val="18"/>
-              </w:rPr>
-              <w:t xml:space="preserve">Every rule submitted for approval is reproduced in full in Volumes 2 and 3. Nothing outside these three documents needs to be obtained.</w:t>
+              <w:t xml:space="preserve">Yes for the business behaviour, as a set of three. </w:t>
+            </w:r>
+            <w:r>
+              <w:rPr>
+                <w:b w:val="false"/>
+                <w:bCs w:val="false"/>
+                <w:i w:val="false"/>
+                <w:iCs w:val="false"/>
+                <w:color w:val="222629"/>
+                <w:sz w:val="18"/>
+                <w:szCs w:val="18"/>
+              </w:rPr>
+              <w:t xml:space="preserve">Every rule submitted is reproduced in full in Volumes 2 and 3. A conclusion on regulatory permissibility needs one thing more: §6 completed with authoritative sources and applicability determinations. Unresolved rows route to the Compliance &amp; Risk Head with Legal support.</w:t>
             </w:r>
           </w:p>
         </w:tc>
@@ -3231,7 +3261,7 @@
           <w:sz w:val="20"/>
           <w:szCs w:val="20"/>
         </w:rPr>
-        <w:t xml:space="preserve">Nothing here claims that Product has settled a regulatory question. Where the answer is Compliance’s, the question is written down, the position Product would take is stated, and the consequence of deciding otherwise is named. Ten such items are listed in §10 and §11. None of them blocks approval of D1 and D2, because all ten are wording, window or sequencing questions over a rule set and a record structure that do not change with the answer. That is the reason for specifying structure before text.</w:t>
+        <w:t xml:space="preserve">Nothing here claims that Product has settled a regulatory question. Where the answer is Compliance’s, the question is written down, the position Product would take is stated, and the consequence of deciding otherwise is named. Twelve are listed in §10, and a thirteenth — a scope question — in §3.1. Two of them block, and are marked as blocking; the rest do not, because they are wording, window or sequencing questions over a rule set and a record structure that do not change with the answer. That is the reason for specifying structure before text.</w:t>
       </w:r>
     </w:p>
     <w:p>
@@ -7829,7 +7859,7 @@
           <w:sz w:val="20"/>
           <w:szCs w:val="20"/>
         </w:rPr>
-        <w:t xml:space="preserve">Two rule packs, reproduced in full in the appendices to this document.</w:t>
+        <w:t xml:space="preserve">Two rule packs, issued as separate companion files: Volume 2 — Consent Rule Pack, and Volume 3 — Suitability Rule Pack.</w:t>
       </w:r>
     </w:p>
     <w:p>
@@ -13666,7 +13696,7 @@
           <w:sz w:val="20"/>
           <w:szCs w:val="20"/>
         </w:rPr>
-        <w:t xml:space="preserve">Sections 6 and 7 are the decision schedules — one row per section of each pack, with a box to accept, amend or reject. Each row names the rules it covers and the section of Volume 2 or Volume 3 in which those rules are written out in full, in the same order.</w:t>
+        <w:t xml:space="preserve">Sections 8 and 9 are the decision schedules — one row per section of each pack, with a box to accept, amend or reject. Each row names the rules it covers and the section of Volume 2 or Volume 3 in which those rules are written out in full, in the same order.</w:t>
       </w:r>
     </w:p>
     <w:p>
@@ -16452,7 +16482,7 @@
                 <w:sz w:val="18"/>
                 <w:szCs w:val="18"/>
               </w:rPr>
-              <w:t xml:space="preserve">Seven years from the journey’s terminal state, write-once storage in an India region, one record retrievable within 4 business hours and a full journey bundle within 1 business day, and retention that cannot be shortened by a configuration change.</w:t>
+              <w:t xml:space="preserve">Seven years from the terminal state of the latest journey that relied on the consent; expiry never means deletion; a legal hold pauses disposal. Write-once storage in an India region, one record retrievable within 4 business hours and a full journey bundle within 1 business day, and retention that cannot be shortened by a configuration change.</w:t>
             </w:r>
           </w:p>
         </w:tc>
@@ -17138,7 +17168,7 @@
                 <w:sz w:val="18"/>
                 <w:szCs w:val="18"/>
               </w:rPr>
-              <w:t xml:space="preserve">12 inputs, SUIT-R01 – SUIT-R04</w:t>
+              <w:t xml:space="preserve">16 inputs, SUIT-R01 – SUIT-R04</w:t>
             </w:r>
             <w:r>
               <w:rPr>
@@ -17520,7 +17550,7 @@
                 <w:sz w:val="18"/>
                 <w:szCs w:val="18"/>
               </w:rPr>
-              <w:t xml:space="preserve">SUIT-R09 – SUIT-R19a</w:t>
+              <w:t xml:space="preserve">SUIT-R09 – SUIT-R19c</w:t>
             </w:r>
             <w:r>
               <w:rPr>
@@ -17711,7 +17741,7 @@
                 <w:sz w:val="18"/>
                 <w:szCs w:val="18"/>
               </w:rPr>
-              <w:t xml:space="preserve">18 fields, SUIT-R21 – SUIT-R24</w:t>
+              <w:t xml:space="preserve">20 fields, SUIT-R21 – SUIT-R24a</w:t>
             </w:r>
             <w:r>
               <w:rPr>
@@ -18901,7 +18931,7 @@
                 <w:sz w:val="18"/>
                 <w:szCs w:val="18"/>
               </w:rPr>
-              <w:t xml:space="preserve">That a customer may choose any product whose class outcome permits it, including one the model did not rank first, recorded as a divergence with a stated reason — and that this is a customer choice, not an override of the assessment.</w:t>
+              <w:t xml:space="preserve">That a customer may choose any product whose class outcome permits a quote, including a caution-carrying class while another class is unqualified, recorded as a divergence with a customer-stated reason — and that this is a customer choice, not an override of the assessment.</w:t>
             </w:r>
           </w:p>
         </w:tc>
@@ -20992,6 +21022,260 @@
           </w:p>
         </w:tc>
       </w:tr>
+      <w:tr>
+        <w:trPr>
+          <w:cantSplit/>
+        </w:trPr>
+        <w:tc>
+          <w:tcPr>
+            <w:tcW w:type="dxa" w:w="1157"/>
+            <w:tcMar>
+              <w:top w:type="dxa" w:w="90"/>
+              <w:left w:type="dxa" w:w="130"/>
+              <w:bottom w:type="dxa" w:w="90"/>
+              <w:right w:type="dxa" w:w="130"/>
+            </w:tcMar>
+            <w:vAlign w:val="top"/>
+          </w:tcPr>
+          <w:p>
+            <w:pPr>
+              <w:spacing w:after="40" w:before="40" w:line="252"/>
+              <w:jc w:val="left"/>
+            </w:pPr>
+            <w:r>
+              <w:rPr>
+                <w:b/>
+                <w:bCs/>
+                <w:i w:val="false"/>
+                <w:iCs w:val="false"/>
+                <w:color w:val="222629"/>
+                <w:sz w:val="18"/>
+                <w:szCs w:val="18"/>
+              </w:rPr>
+              <w:t xml:space="preserve">OPEN-SUIT-03</w:t>
+            </w:r>
+          </w:p>
+        </w:tc>
+        <w:tc>
+          <w:tcPr>
+            <w:tcW w:type="dxa" w:w="2602"/>
+            <w:tcMar>
+              <w:top w:type="dxa" w:w="90"/>
+              <w:left w:type="dxa" w:w="130"/>
+              <w:bottom w:type="dxa" w:w="90"/>
+              <w:right w:type="dxa" w:w="130"/>
+            </w:tcMar>
+            <w:vAlign w:val="top"/>
+          </w:tcPr>
+          <w:p>
+            <w:pPr>
+              <w:spacing w:after="40" w:before="40" w:line="252"/>
+              <w:jc w:val="left"/>
+            </w:pPr>
+            <w:r>
+              <w:rPr>
+                <w:b w:val="false"/>
+                <w:bCs w:val="false"/>
+                <w:i w:val="false"/>
+                <w:iCs w:val="false"/>
+                <w:color w:val="222629"/>
+                <w:sz w:val="18"/>
+                <w:szCs w:val="18"/>
+              </w:rPr>
+              <w:t xml:space="preserve">The approved wording of the caution disclosure and the replacement disclosure.</w:t>
+            </w:r>
+          </w:p>
+        </w:tc>
+        <w:tc>
+          <w:tcPr>
+            <w:tcW w:type="dxa" w:w="3759"/>
+            <w:tcMar>
+              <w:top w:type="dxa" w:w="90"/>
+              <w:left w:type="dxa" w:w="130"/>
+              <w:bottom w:type="dxa" w:w="90"/>
+              <w:right w:type="dxa" w:w="130"/>
+            </w:tcMar>
+            <w:vAlign w:val="top"/>
+          </w:tcPr>
+          <w:p>
+            <w:pPr>
+              <w:spacing w:after="40" w:before="40" w:line="252"/>
+              <w:jc w:val="left"/>
+            </w:pPr>
+            <w:r>
+              <w:rPr>
+                <w:b w:val="false"/>
+                <w:bCs w:val="false"/>
+                <w:i w:val="false"/>
+                <w:iCs w:val="false"/>
+                <w:color w:val="222629"/>
+                <w:sz w:val="18"/>
+                <w:szCs w:val="18"/>
+              </w:rPr>
+              <w:t xml:space="preserve">Compliance-authored with Legal. The packs define when a disclosure fires, what it must name and how it is acknowledged; they do not draft its text.</w:t>
+            </w:r>
+          </w:p>
+        </w:tc>
+        <w:tc>
+          <w:tcPr>
+            <w:tcW w:type="dxa" w:w="2120"/>
+            <w:tcMar>
+              <w:top w:type="dxa" w:w="90"/>
+              <w:left w:type="dxa" w:w="130"/>
+              <w:bottom w:type="dxa" w:w="90"/>
+              <w:right w:type="dxa" w:w="130"/>
+            </w:tcMar>
+            <w:vAlign w:val="top"/>
+          </w:tcPr>
+          <w:p>
+            <w:pPr>
+              <w:spacing w:after="40" w:before="40" w:line="252"/>
+              <w:jc w:val="left"/>
+            </w:pPr>
+            <w:r>
+              <w:rPr>
+                <w:b w:val="false"/>
+                <w:bCs w:val="false"/>
+                <w:i w:val="false"/>
+                <w:iCs w:val="false"/>
+                <w:color w:val="222629"/>
+                <w:sz w:val="18"/>
+                <w:szCs w:val="18"/>
+              </w:rPr>
+              <w:t xml:space="preserve">No for the schedules. Blocks the customer-facing wording.</w:t>
+            </w:r>
+          </w:p>
+        </w:tc>
+      </w:tr>
+      <w:tr>
+        <w:trPr>
+          <w:cantSplit/>
+        </w:trPr>
+        <w:tc>
+          <w:tcPr>
+            <w:tcW w:type="dxa" w:w="1157"/>
+            <w:shd w:fill="F1F5F8" w:color="auto" w:val="clear"/>
+            <w:tcMar>
+              <w:top w:type="dxa" w:w="90"/>
+              <w:left w:type="dxa" w:w="130"/>
+              <w:bottom w:type="dxa" w:w="90"/>
+              <w:right w:type="dxa" w:w="130"/>
+            </w:tcMar>
+            <w:vAlign w:val="top"/>
+          </w:tcPr>
+          <w:p>
+            <w:pPr>
+              <w:spacing w:after="40" w:before="40" w:line="252"/>
+              <w:jc w:val="left"/>
+            </w:pPr>
+            <w:r>
+              <w:rPr>
+                <w:b/>
+                <w:bCs/>
+                <w:i w:val="false"/>
+                <w:iCs w:val="false"/>
+                <w:color w:val="222629"/>
+                <w:sz w:val="18"/>
+                <w:szCs w:val="18"/>
+              </w:rPr>
+              <w:t xml:space="preserve">OPEN-SUIT-05</w:t>
+            </w:r>
+          </w:p>
+        </w:tc>
+        <w:tc>
+          <w:tcPr>
+            <w:tcW w:type="dxa" w:w="2602"/>
+            <w:shd w:fill="F1F5F8" w:color="auto" w:val="clear"/>
+            <w:tcMar>
+              <w:top w:type="dxa" w:w="90"/>
+              <w:left w:type="dxa" w:w="130"/>
+              <w:bottom w:type="dxa" w:w="90"/>
+              <w:right w:type="dxa" w:w="130"/>
+            </w:tcMar>
+            <w:vAlign w:val="top"/>
+          </w:tcPr>
+          <w:p>
+            <w:pPr>
+              <w:spacing w:after="40" w:before="40" w:line="252"/>
+              <w:jc w:val="left"/>
+            </w:pPr>
+            <w:r>
+              <w:rPr>
+                <w:b w:val="false"/>
+                <w:bCs w:val="false"/>
+                <w:i w:val="false"/>
+                <w:iCs w:val="false"/>
+                <w:color w:val="222629"/>
+                <w:sz w:val="18"/>
+                <w:szCs w:val="18"/>
+              </w:rPr>
+              <w:t xml:space="preserve">Whether any insurer on the approved panel imposes suitability requirements exceeding this model.</w:t>
+            </w:r>
+          </w:p>
+        </w:tc>
+        <w:tc>
+          <w:tcPr>
+            <w:tcW w:type="dxa" w:w="3759"/>
+            <w:shd w:fill="F1F5F8" w:color="auto" w:val="clear"/>
+            <w:tcMar>
+              <w:top w:type="dxa" w:w="90"/>
+              <w:left w:type="dxa" w:w="130"/>
+              <w:bottom w:type="dxa" w:w="90"/>
+              <w:right w:type="dxa" w:w="130"/>
+            </w:tcMar>
+            <w:vAlign w:val="top"/>
+          </w:tcPr>
+          <w:p>
+            <w:pPr>
+              <w:spacing w:after="40" w:before="40" w:line="252"/>
+              <w:jc w:val="left"/>
+            </w:pPr>
+            <w:r>
+              <w:rPr>
+                <w:b w:val="false"/>
+                <w:bCs w:val="false"/>
+                <w:i w:val="false"/>
+                <w:iCs w:val="false"/>
+                <w:color w:val="222629"/>
+                <w:sz w:val="18"/>
+                <w:szCs w:val="18"/>
+              </w:rPr>
+              <w:t xml:space="preserve">Treat the model as the floor and any insurer requirement as additive. Product cannot answer this without the panel contracts.</w:t>
+            </w:r>
+          </w:p>
+        </w:tc>
+        <w:tc>
+          <w:tcPr>
+            <w:tcW w:type="dxa" w:w="2120"/>
+            <w:shd w:fill="F1F5F8" w:color="auto" w:val="clear"/>
+            <w:tcMar>
+              <w:top w:type="dxa" w:w="90"/>
+              <w:left w:type="dxa" w:w="130"/>
+              <w:bottom w:type="dxa" w:w="90"/>
+              <w:right w:type="dxa" w:w="130"/>
+            </w:tcMar>
+            <w:vAlign w:val="top"/>
+          </w:tcPr>
+          <w:p>
+            <w:pPr>
+              <w:spacing w:after="40" w:before="40" w:line="252"/>
+              <w:jc w:val="left"/>
+            </w:pPr>
+            <w:r>
+              <w:rPr>
+                <w:b w:val="false"/>
+                <w:bCs w:val="false"/>
+                <w:i w:val="false"/>
+                <w:iCs w:val="false"/>
+                <w:color w:val="222629"/>
+                <w:sz w:val="18"/>
+                <w:szCs w:val="18"/>
+              </w:rPr>
+              <w:t xml:space="preserve">No — additive requirements do not change the rules here, they add to them. Owner: Bancassurance with Compliance.</w:t>
+            </w:r>
+          </w:p>
+        </w:tc>
+      </w:tr>
     </w:tbl>
     <w:p>
       <w:pPr>
@@ -21016,7 +21300,7 @@
           <w:sz w:val="19"/>
           <w:szCs w:val="19"/>
         </w:rPr>
-        <w:t xml:space="preserve">Two further items are open and do not require a determination in this sitting: the approved wording of the caution and replacement disclosures (OPEN-SUIT-03, with Legal), and whether any insurer on the panel imposes suitability requirements exceeding this model (OPEN-SUIT-05, with Bancassurance).</w:t>
+        <w:t xml:space="preserve">A thirteenth determination, OPEN-SCOPE-01, sits in §3.1 because it is a scope question rather than a regulatory one: whether the controlled redirect to an off-panel insurer is in the first release. If it is, these packs are incomplete.</w:t>
       </w:r>
     </w:p>
     <w:p>
@@ -24024,7 +24308,7 @@
                 <w:sz w:val="18"/>
                 <w:szCs w:val="18"/>
               </w:rPr>
-              <w:t xml:space="preserve">Returning customer at 31–90 days, clean profile — data-processing and solicitation consent still valid, but sharing consent and the assessment have expired</w:t>
+              <w:t xml:space="preserve">Returning customer at 31–90 days — data-processing and solicitation consent still valid, but sharing consent and the assessment have expired</w:t>
             </w:r>
           </w:p>
         </w:tc>
@@ -24113,7 +24397,7 @@
           <w:sz w:val="20"/>
           <w:szCs w:val="20"/>
         </w:rPr>
-        <w:t xml:space="preserve">The two returning-customer rows are set out separately because the windows differ and it would be misleading to average them. Data-processing and solicitation consent last 90 days; sharing consent lasts 30, and a suitability assessment lasts 30. A customer returning inside 30 days meets no interaction at all. A customer returning on day 45 is re-assessed and gives a fresh sharing consent, but is not asked again for permission the bank already holds. The rule that produces this is already in the pack: reuse is bounded by customer, event, scope and window together — all four.</w:t>
+        <w:t xml:space="preserve">The two returning-customer rows are set out separately because the windows differ and it would be misleading to average them. Data-processing and solicitation consent last 90 days; sharing consent lasts 30, and a suitability assessment lasts 30. A customer returning inside 30 days meets no interaction at all. A customer returning on day 45 is re-assessed and gives a fresh sharing consent, but is not asked again for permission the bank already holds.</w:t>
       </w:r>
     </w:p>
     <w:p>
@@ -24388,10 +24672,10 @@
         </w:tblBorders>
       </w:tblPr>
       <w:tblGrid>
-        <w:gridCol w:w="1253"/>
-        <w:gridCol w:w="3662"/>
+        <w:gridCol w:w="1446"/>
+        <w:gridCol w:w="3470"/>
         <w:gridCol w:w="2988"/>
-        <w:gridCol w:w="1735"/>
+        <w:gridCol w:w="1734"/>
       </w:tblGrid>
       <w:tr>
         <w:trPr>
@@ -24400,7 +24684,7 @@
         </w:trPr>
         <w:tc>
           <w:tcPr>
-            <w:tcW w:type="dxa" w:w="1253"/>
+            <w:tcW w:type="dxa" w:w="1446"/>
             <w:shd w:fill="11304E" w:color="auto" w:val="clear"/>
             <w:tcMar>
               <w:top w:type="dxa" w:w="90"/>
@@ -24431,7 +24715,7 @@
         </w:tc>
         <w:tc>
           <w:tcPr>
-            <w:tcW w:type="dxa" w:w="3662"/>
+            <w:tcW w:type="dxa" w:w="3470"/>
             <w:shd w:fill="11304E" w:color="auto" w:val="clear"/>
             <w:tcMar>
               <w:top w:type="dxa" w:w="90"/>
@@ -24493,7 +24777,7 @@
         </w:tc>
         <w:tc>
           <w:tcPr>
-            <w:tcW w:type="dxa" w:w="1735"/>
+            <w:tcW w:type="dxa" w:w="1734"/>
             <w:shd w:fill="11304E" w:color="auto" w:val="clear"/>
             <w:tcMar>
               <w:top w:type="dxa" w:w="90"/>
@@ -24529,7 +24813,7 @@
         </w:trPr>
         <w:tc>
           <w:tcPr>
-            <w:tcW w:type="dxa" w:w="1253"/>
+            <w:tcW w:type="dxa" w:w="1446"/>
             <w:tcMar>
               <w:top w:type="dxa" w:w="90"/>
               <w:left w:type="dxa" w:w="130"/>
@@ -24590,7 +24874,7 @@
                 <w:sz w:val="15"/>
                 <w:szCs w:val="15"/>
               </w:rPr>
-              <w:t xml:space="preserve"/>
+              <w:t xml:space="preserve">\nOBL-DP-02</w:t>
             </w:r>
             <w:r>
               <w:rPr>
@@ -24603,26 +24887,13 @@
                 <w:szCs w:val="15"/>
               </w:rPr>
               <w:br/>
-              <w:t xml:space="preserve">OBL-DP-02</w:t>
-            </w:r>
-            <w:r>
-              <w:rPr>
-                <w:b w:val="false"/>
-                <w:bCs w:val="false"/>
-                <w:i w:val="false"/>
-                <w:iCs w:val="false"/>
-                <w:color w:val="0F6E6E"/>
-                <w:sz w:val="15"/>
-                <w:szCs w:val="15"/>
-              </w:rPr>
-              <w:br/>
               <w:t xml:space="preserve">OBL-INS-05</w:t>
             </w:r>
           </w:p>
         </w:tc>
         <w:tc>
           <w:tcPr>
-            <w:tcW w:type="dxa" w:w="3662"/>
+            <w:tcW w:type="dxa" w:w="3470"/>
             <w:tcMar>
               <w:top w:type="dxa" w:w="90"/>
               <w:left w:type="dxa" w:w="130"/>
@@ -24682,7 +24953,7 @@
         </w:tc>
         <w:tc>
           <w:tcPr>
-            <w:tcW w:type="dxa" w:w="1735"/>
+            <w:tcW w:type="dxa" w:w="1734"/>
             <w:tcMar>
               <w:top w:type="dxa" w:w="90"/>
               <w:left w:type="dxa" w:w="130"/>
@@ -24743,7 +25014,7 @@
         </w:trPr>
         <w:tc>
           <w:tcPr>
-            <w:tcW w:type="dxa" w:w="1253"/>
+            <w:tcW w:type="dxa" w:w="1446"/>
             <w:shd w:fill="F1F5F8" w:color="auto" w:val="clear"/>
             <w:tcMar>
               <w:top w:type="dxa" w:w="90"/>
@@ -24837,7 +25108,7 @@
         </w:tc>
         <w:tc>
           <w:tcPr>
-            <w:tcW w:type="dxa" w:w="3662"/>
+            <w:tcW w:type="dxa" w:w="3470"/>
             <w:shd w:fill="F1F5F8" w:color="auto" w:val="clear"/>
             <w:tcMar>
               <w:top w:type="dxa" w:w="90"/>
@@ -24899,7 +25170,7 @@
         </w:tc>
         <w:tc>
           <w:tcPr>
-            <w:tcW w:type="dxa" w:w="1735"/>
+            <w:tcW w:type="dxa" w:w="1734"/>
             <w:shd w:fill="F1F5F8" w:color="auto" w:val="clear"/>
             <w:tcMar>
               <w:top w:type="dxa" w:w="90"/>
@@ -24961,7 +25232,7 @@
         </w:trPr>
         <w:tc>
           <w:tcPr>
-            <w:tcW w:type="dxa" w:w="1253"/>
+            <w:tcW w:type="dxa" w:w="1446"/>
             <w:tcMar>
               <w:top w:type="dxa" w:w="90"/>
               <w:left w:type="dxa" w:w="130"/>
@@ -25022,7 +25293,7 @@
                 <w:sz w:val="15"/>
                 <w:szCs w:val="15"/>
               </w:rPr>
-              <w:t xml:space="preserve"/>
+              <w:t xml:space="preserve">\nOBL-DP-02</w:t>
             </w:r>
             <w:r>
               <w:rPr>
@@ -25035,26 +25306,13 @@
                 <w:szCs w:val="15"/>
               </w:rPr>
               <w:br/>
-              <w:t xml:space="preserve">OBL-DP-02</w:t>
-            </w:r>
-            <w:r>
-              <w:rPr>
-                <w:b w:val="false"/>
-                <w:bCs w:val="false"/>
-                <w:i w:val="false"/>
-                <w:iCs w:val="false"/>
-                <w:color w:val="0F6E6E"/>
-                <w:sz w:val="15"/>
-                <w:szCs w:val="15"/>
-              </w:rPr>
-              <w:br/>
               <w:t xml:space="preserve">OBL-DP-09</w:t>
             </w:r>
           </w:p>
         </w:tc>
         <w:tc>
           <w:tcPr>
-            <w:tcW w:type="dxa" w:w="3662"/>
+            <w:tcW w:type="dxa" w:w="3470"/>
             <w:tcMar>
               <w:top w:type="dxa" w:w="90"/>
               <w:left w:type="dxa" w:w="130"/>
@@ -25114,7 +25372,7 @@
         </w:tc>
         <w:tc>
           <w:tcPr>
-            <w:tcW w:type="dxa" w:w="1735"/>
+            <w:tcW w:type="dxa" w:w="1734"/>
             <w:tcMar>
               <w:top w:type="dxa" w:w="90"/>
               <w:left w:type="dxa" w:w="130"/>
@@ -25175,7 +25433,7 @@
         </w:trPr>
         <w:tc>
           <w:tcPr>
-            <w:tcW w:type="dxa" w:w="1253"/>
+            <w:tcW w:type="dxa" w:w="1446"/>
             <w:shd w:fill="F1F5F8" w:color="auto" w:val="clear"/>
             <w:tcMar>
               <w:top w:type="dxa" w:w="90"/>
@@ -25237,7 +25495,7 @@
                 <w:sz w:val="15"/>
                 <w:szCs w:val="15"/>
               </w:rPr>
-              <w:t xml:space="preserve"/>
+              <w:t xml:space="preserve">\nOBL-DP-02</w:t>
             </w:r>
             <w:r>
               <w:rPr>
@@ -25250,26 +25508,13 @@
                 <w:szCs w:val="15"/>
               </w:rPr>
               <w:br/>
-              <w:t xml:space="preserve">OBL-DP-02</w:t>
-            </w:r>
-            <w:r>
-              <w:rPr>
-                <w:b w:val="false"/>
-                <w:bCs w:val="false"/>
-                <w:i w:val="false"/>
-                <w:iCs w:val="false"/>
-                <w:color w:val="0F6E6E"/>
-                <w:sz w:val="15"/>
-                <w:szCs w:val="15"/>
-              </w:rPr>
-              <w:br/>
               <w:t xml:space="preserve">OBL-DP-09</w:t>
             </w:r>
           </w:p>
         </w:tc>
         <w:tc>
           <w:tcPr>
-            <w:tcW w:type="dxa" w:w="3662"/>
+            <w:tcW w:type="dxa" w:w="3470"/>
             <w:shd w:fill="F1F5F8" w:color="auto" w:val="clear"/>
             <w:tcMar>
               <w:top w:type="dxa" w:w="90"/>
@@ -25331,7 +25576,7 @@
         </w:tc>
         <w:tc>
           <w:tcPr>
-            <w:tcW w:type="dxa" w:w="1735"/>
+            <w:tcW w:type="dxa" w:w="1734"/>
             <w:shd w:fill="F1F5F8" w:color="auto" w:val="clear"/>
             <w:tcMar>
               <w:top w:type="dxa" w:w="90"/>
@@ -25393,7 +25638,7 @@
         </w:trPr>
         <w:tc>
           <w:tcPr>
-            <w:tcW w:type="dxa" w:w="1253"/>
+            <w:tcW w:type="dxa" w:w="1446"/>
             <w:tcMar>
               <w:top w:type="dxa" w:w="90"/>
               <w:left w:type="dxa" w:w="130"/>
@@ -25454,7 +25699,7 @@
                 <w:sz w:val="15"/>
                 <w:szCs w:val="15"/>
               </w:rPr>
-              <w:t xml:space="preserve"/>
+              <w:t xml:space="preserve">\nOBL-DP-02</w:t>
             </w:r>
             <w:r>
               <w:rPr>
@@ -25467,26 +25712,13 @@
                 <w:szCs w:val="15"/>
               </w:rPr>
               <w:br/>
-              <w:t xml:space="preserve">OBL-DP-02</w:t>
-            </w:r>
-            <w:r>
-              <w:rPr>
-                <w:b w:val="false"/>
-                <w:bCs w:val="false"/>
-                <w:i w:val="false"/>
-                <w:iCs w:val="false"/>
-                <w:color w:val="0F6E6E"/>
-                <w:sz w:val="15"/>
-                <w:szCs w:val="15"/>
-              </w:rPr>
-              <w:br/>
               <w:t xml:space="preserve">OBL-DP-09</w:t>
             </w:r>
           </w:p>
         </w:tc>
         <w:tc>
           <w:tcPr>
-            <w:tcW w:type="dxa" w:w="3662"/>
+            <w:tcW w:type="dxa" w:w="3470"/>
             <w:tcMar>
               <w:top w:type="dxa" w:w="90"/>
               <w:left w:type="dxa" w:w="130"/>
@@ -25546,7 +25778,7 @@
         </w:tc>
         <w:tc>
           <w:tcPr>
-            <w:tcW w:type="dxa" w:w="1735"/>
+            <w:tcW w:type="dxa" w:w="1734"/>
             <w:tcMar>
               <w:top w:type="dxa" w:w="90"/>
               <w:left w:type="dxa" w:w="130"/>
@@ -25607,7 +25839,7 @@
         </w:trPr>
         <w:tc>
           <w:tcPr>
-            <w:tcW w:type="dxa" w:w="1253"/>
+            <w:tcW w:type="dxa" w:w="1446"/>
             <w:shd w:fill="F1F5F8" w:color="auto" w:val="clear"/>
             <w:tcMar>
               <w:top w:type="dxa" w:w="90"/>
@@ -25669,7 +25901,7 @@
                 <w:sz w:val="15"/>
                 <w:szCs w:val="15"/>
               </w:rPr>
-              <w:t xml:space="preserve"/>
+              <w:t xml:space="preserve">\nOBL-DP-01</w:t>
             </w:r>
             <w:r>
               <w:rPr>
@@ -25682,26 +25914,13 @@
                 <w:szCs w:val="15"/>
               </w:rPr>
               <w:br/>
-              <w:t xml:space="preserve">OBL-DP-01</w:t>
-            </w:r>
-            <w:r>
-              <w:rPr>
-                <w:b w:val="false"/>
-                <w:bCs w:val="false"/>
-                <w:i w:val="false"/>
-                <w:iCs w:val="false"/>
-                <w:color w:val="0F6E6E"/>
-                <w:sz w:val="15"/>
-                <w:szCs w:val="15"/>
-              </w:rPr>
-              <w:br/>
               <w:t xml:space="preserve">OBL-DP-02</w:t>
             </w:r>
           </w:p>
         </w:tc>
         <w:tc>
           <w:tcPr>
-            <w:tcW w:type="dxa" w:w="3662"/>
+            <w:tcW w:type="dxa" w:w="3470"/>
             <w:shd w:fill="F1F5F8" w:color="auto" w:val="clear"/>
             <w:tcMar>
               <w:top w:type="dxa" w:w="90"/>
@@ -25763,7 +25982,7 @@
         </w:tc>
         <w:tc>
           <w:tcPr>
-            <w:tcW w:type="dxa" w:w="1735"/>
+            <w:tcW w:type="dxa" w:w="1734"/>
             <w:shd w:fill="F1F5F8" w:color="auto" w:val="clear"/>
             <w:tcMar>
               <w:top w:type="dxa" w:w="90"/>
@@ -26887,7 +27106,7 @@
                 <w:sz w:val="18"/>
                 <w:szCs w:val="18"/>
               </w:rPr>
-              <w:t xml:space="preserve">CNS-R33 – R36, SUIT-R24</w:t>
+              <w:t xml:space="preserve">CNS-R33 – R36, SUIT-R24 – R24a</w:t>
             </w:r>
           </w:p>
         </w:tc>
@@ -27622,113 +27841,6 @@
                 <w:szCs w:val="18"/>
               </w:rPr>
               <w:t xml:space="preserve">Pending</w:t>
-            </w:r>
-          </w:p>
-        </w:tc>
-      </w:tr>
-      <w:tr>
-        <w:trPr>
-          <w:cantSplit/>
-        </w:trPr>
-        <w:tc>
-          <w:tcPr>
-            <w:tcW w:type="dxa" w:w="2313"/>
-            <w:tcMar>
-              <w:top w:type="dxa" w:w="90"/>
-              <w:left w:type="dxa" w:w="130"/>
-              <w:bottom w:type="dxa" w:w="90"/>
-              <w:right w:type="dxa" w:w="130"/>
-            </w:tcMar>
-            <w:vAlign w:val="top"/>
-          </w:tcPr>
-          <w:p>
-            <w:pPr>
-              <w:spacing w:after="40" w:before="40" w:line="252"/>
-              <w:jc w:val="left"/>
-            </w:pPr>
-            <w:r>
-              <w:rPr>
-                <w:b w:val="false"/>
-                <w:bCs w:val="false"/>
-                <w:i w:val="false"/>
-                <w:iCs w:val="false"/>
-                <w:color w:val="222629"/>
-                <w:sz w:val="18"/>
-                <w:szCs w:val="18"/>
-              </w:rPr>
-              <w:t xml:space="preserve">Operations</w:t>
-            </w:r>
-          </w:p>
-        </w:tc>
-        <w:tc>
-          <w:tcPr>
-            <w:tcW w:type="dxa" w:w="5590"/>
-            <w:tcMar>
-              <w:top w:type="dxa" w:w="90"/>
-              <w:left w:type="dxa" w:w="130"/>
-              <w:bottom w:type="dxa" w:w="90"/>
-              <w:right w:type="dxa" w:w="130"/>
-            </w:tcMar>
-            <w:vAlign w:val="top"/>
-          </w:tcPr>
-          <w:p>
-            <w:pPr>
-              <w:spacing w:after="40" w:before="40" w:line="252"/>
-              <w:jc w:val="left"/>
-            </w:pPr>
-            <w:r>
-              <w:rPr>
-                <w:b w:val="false"/>
-                <w:bCs w:val="false"/>
-                <w:i w:val="false"/>
-                <w:iCs w:val="false"/>
-                <w:color w:val="222629"/>
-                <w:sz w:val="18"/>
-                <w:szCs w:val="18"/>
-              </w:rPr>
-              <w:t xml:space="preserve">Whether the operational load these rules create can actually be carried: retrieval service levels, the tasks raised by post-submission withdrawal and by replacement cases, the stopped-submission path, and the handling of in-flight journeys when the assessment service is unavailable</w:t>
-            </w:r>
-          </w:p>
-        </w:tc>
-        <w:tc>
-          <w:tcPr>
-            <w:tcW w:type="dxa" w:w="1735"/>
-            <w:tcMar>
-              <w:top w:type="dxa" w:w="90"/>
-              <w:left w:type="dxa" w:w="130"/>
-              <w:bottom w:type="dxa" w:w="90"/>
-              <w:right w:type="dxa" w:w="130"/>
-            </w:tcMar>
-            <w:vAlign w:val="top"/>
-          </w:tcPr>
-          <w:p>
-            <w:pPr>
-              <w:spacing w:after="40" w:before="40" w:line="252"/>
-              <w:jc w:val="left"/>
-            </w:pPr>
-            <w:r>
-              <w:rPr>
-                <w:b/>
-                <w:bCs/>
-                <w:i w:val="false"/>
-                <w:iCs w:val="false"/>
-                <w:color w:val="8A5A00"/>
-                <w:sz w:val="18"/>
-                <w:szCs w:val="18"/>
-              </w:rPr>
-              <w:t xml:space="preserve">Pending — added at v1.1</w:t>
-            </w:r>
-            <w:r>
-              <w:rPr>
-                <w:b w:val="false"/>
-                <w:bCs w:val="false"/>
-                <w:i w:val="false"/>
-                <w:iCs w:val="false"/>
-                <w:color w:val="222629"/>
-                <w:sz w:val="18"/>
-                <w:szCs w:val="18"/>
-              </w:rPr>
-              <w:t xml:space="preserve">, after review found that fail-closed behaviour, retrieval commitments and operational tasks were all material and no Operations conclusion had been sought</w:t>
             </w:r>
           </w:p>
         </w:tc>
@@ -29061,7 +29173,7 @@
                 <w:sz w:val="18"/>
                 <w:szCs w:val="18"/>
               </w:rPr>
-              <w:t xml:space="preserve">Regulatory permissibility of both rule packs; the basis for statement and disclosure wording; the sequencing of consent within the journey; the retention basis; the ten open determinations in §10; and the consent-consolidation proposal in §11, including OPEN-CNS-06 and OPEN-CNS-07.</w:t>
+              <w:t xml:space="preserve">Regulatory permissibility of both rule packs; the basis for statement and disclosure wording; the sequencing of consent within the journey; the retention basis; the twelve open determinations in §10; and the consent-consolidation proposal in §11, including OPEN-CNS-06 and OPEN-CNS-07.</w:t>
             </w:r>
           </w:p>
         </w:tc>
@@ -39294,7 +39406,7 @@
           <w:sz w:val="17"/>
           <w:szCs w:val="17"/>
         </w:rPr>
-        <w:t xml:space="preserve">Volume 1 of 3 — Decision Pack · Prepared for the Principal Insurance Platform Product Owner · AU Bank Insurance Distribution Platform · 17 August 2026 · Approval reference COMP-APPROVE-CNS-SUIT-v1.1</w:t>
+        <w:t xml:space="preserve">Volume 1 of 3 — Decision Pack · AI-drafted for Product and Compliance review — unsigned · AU Bank Insurance Distribution Platform · 17 August 2026 · Approval reference COMP-APPROVE-CNS-SUIT-v1.1</w:t>
       </w:r>
     </w:p>
     <w:sectPr>
